--- a/docs/Technical_Appendix_Cascade_Derivation.docx
+++ b/docs/Technical_Appendix_Cascade_Derivation.docx
@@ -123,7 +123,18 @@
         <w:pStyle w:val="BodyText"/>
       </w:pPr>
       <w:r>
-        <w:t>where FLEX_FRAC = 0.25, the DVFS flexibility fraction measured by Colangelo et al. (Nature Energy, 2025) at the GPU cluster level via nvidia-smi.</w:t>
+        <w:t xml:space="preserve">where </w:t>
+      </w:r>
+      <w:r>
+        <w:t>FLEX_FRAC = 0.25 is adopted as a conservative ceiling for the aggregate software-orchestrated flexibility fraction at the GPU cluster level, consistent with the 25% power reduction sustained for three hours on a 256-GPU cluster in Phoenix by Colangelo et al. (Nat Energy, 2026). The demonstrated reduction was achieved via a combination of control knobs — DVFS (</w:t>
+      </w:r>
+      <w:proofErr w:type="spellStart"/>
+      <w:r>
+        <w:t>nvidia-smi</w:t>
+      </w:r>
+      <w:proofErr w:type="spellEnd"/>
+      <w:r>
+        <w:t xml:space="preserve"> power capping), job pausing, and GPU resource reallocation — rather than DVFS alone, and is a utility-set target, not a measured physical ceiling of any single technique.</w:t>
       </w:r>
     </w:p>
     <w:p>
@@ -258,19 +269,32 @@
         <w:pStyle w:val="BlockText"/>
       </w:pPr>
       <w:r>
+        <w:lastRenderedPageBreak/>
         <w:t>Commitment Depth = Spatial + FLEX_FRAC × (S1 − Spatial)</w:t>
       </w:r>
     </w:p>
     <w:p>
       <w:pPr>
-        <w:pStyle w:val="FirstParagraph"/>
-      </w:pPr>
-      <w:r>
-        <w:t xml:space="preserve">This is a correction to the earlier formulation (Spatial + DVFS × (1 − Spatial)), which incorrectly applied DVFS to the entire non-migrating facility load including cooling, power conditioning, and non-compute infrastructure. Colangelo et al. measured DVFS power </w:t>
-      </w:r>
-      <w:r>
-        <w:lastRenderedPageBreak/>
-        <w:t>reduction at the GPU cluster level via nvidia-smi, not at the facility meter. DVFS cannot reduce cooling or infrastructure load. The corrected formula restricts the DVFS base to the S1 fraction of facility load that is running compute workloads.</w:t>
+        <w:pStyle w:val="BodyText"/>
+      </w:pPr>
+      <w:r>
+        <w:t xml:space="preserve">This is a correction to the earlier formulation (Spatial + DVFS × (1 − Spatial)), which incorrectly applied DVFS to the entire non-migrating facility load including cooling, power conditioning, and non-compute infrastructure. The Colangelo et al. field demonstration measured the combined power reduction at the GPU cluster level via </w:t>
+      </w:r>
+      <w:proofErr w:type="spellStart"/>
+      <w:r>
+        <w:t>nvidia-smi</w:t>
+      </w:r>
+      <w:proofErr w:type="spellEnd"/>
+      <w:r>
+        <w:t xml:space="preserve"> and workload orchestration, not at the facility meter. Neither DVFS nor pausing nor resource reallocation can reduce cooling or infrastructure load. The corrected formula restricts the flexibility base to the S1 fraction of facility load that is running </w:t>
+      </w:r>
+      <w:proofErr w:type="gramStart"/>
+      <w:r>
+        <w:t>compute</w:t>
+      </w:r>
+      <w:proofErr w:type="gramEnd"/>
+      <w:r>
+        <w:t xml:space="preserve"> workloads.</w:t>
       </w:r>
     </w:p>
     <w:p>
@@ -609,6 +633,7 @@
         <w:pStyle w:val="FirstParagraph"/>
       </w:pPr>
       <w:r>
+        <w:lastRenderedPageBreak/>
         <w:t xml:space="preserve">S1 answers: </w:t>
       </w:r>
       <w:r>
@@ -665,7 +690,6 @@
           <w:i/>
           <w:iCs/>
         </w:rPr>
-        <w:lastRenderedPageBreak/>
         <w:t>AI-Era Workload Composition</w:t>
       </w:r>
     </w:p>
@@ -1048,7 +1072,30 @@
         <w:pStyle w:val="BodyText"/>
       </w:pPr>
       <w:r>
-        <w:t>Key evidence: - McKinsey (December 2025) characterizes inference as “highly atomizable — individual tasks can be handled independently — unlike training, which relies on large-scale, tightly synchronized GPU clusters.” - Splitwise (Patel et al., ISCA 2024) demonstrates that even within a single inference request, prompt and decode phases can be split across different machines with KV-cache transfer, implying inter-facility request routing is architecturally trivial compared to intra-request splitting. - SageServe (Jia et al., 2025) production O365 traces show strong diurnal periodicity (ρ ≈ 0.95) for interactive foreground inference, confirming load is predictable and schedulable. - DynamoLLM (Stojkovic et al., HPCA 2025) demonstrates inference clusters have significant load variation, with periods of low utilization where DVFS plus scale-in saves 53% energy.</w:t>
+        <w:t xml:space="preserve">Key evidence: - McKinsey (December 2025) characterizes inference as “highly atomizable — individual tasks can be handled independently — unlike training, which relies on large-scale, tightly synchronized GPU clusters.” - Splitwise (Patel et al., ISCA 2024) demonstrates that even within a single inference request, prompt and decode phases can be split across different machines with KV-cache transfer, implying inter-facility request routing is architecturally trivial compared to intra-request splitting. - </w:t>
+      </w:r>
+      <w:proofErr w:type="spellStart"/>
+      <w:r>
+        <w:t>SageServe</w:t>
+      </w:r>
+      <w:proofErr w:type="spellEnd"/>
+      <w:r>
+        <w:t xml:space="preserve"> (Jaiswal et al., 2025) production O365 traces show strong diurnal periodicity (ρ ≈ 0.95) for interactive foreground inference, confirming load is predictable and schedulable</w:t>
+      </w:r>
+      <w:r>
+        <w:t xml:space="preserve">. - </w:t>
+      </w:r>
+      <w:proofErr w:type="spellStart"/>
+      <w:r>
+        <w:t>DynamoLLM</w:t>
+      </w:r>
+      <w:proofErr w:type="spellEnd"/>
+      <w:r>
+        <w:t xml:space="preserve"> (Stojkovic et al., HPCA 2025) demonstrates inference clusters have significant load </w:t>
+      </w:r>
+      <w:r>
+        <w:lastRenderedPageBreak/>
+        <w:t xml:space="preserve">variation, with periods of low utilization where joint control of GPU frequency, model parallelism, and instance count achieves 52% energy savings at the service level. </w:t>
       </w:r>
     </w:p>
     <w:p>
@@ -1072,11 +1119,7 @@
         <w:pStyle w:val="BodyText"/>
       </w:pPr>
       <w:r>
-        <w:t xml:space="preserve">DVFS amenability for inference is high: - Patel et al. (ASPLOS 2024) measured approximately 21% power headroom at the cluster level in Azure production inference </w:t>
-      </w:r>
-      <w:r>
-        <w:lastRenderedPageBreak/>
-        <w:t>clusters due to statistical multiplexing. - Kakolyris et al. (IEEE CAL, 2024) achieved 22.8–45.5% energy savings under SLO constraints for inference serving through iteration-level GPU DVFS.</w:t>
+        <w:t>DVFS amenability for inference is high: - Patel et al. (ASPLOS 2024) measured approximately 21% power headroom at the cluster level in Azure production inference clusters due to statistical multiplexing. - Kakolyris et al. (IEEE CAL, 2024) achieved 22.8–45.5% energy savings under SLO constraints for inference serving through iteration-level GPU DVFS.</w:t>
       </w:r>
     </w:p>
     <w:p>
@@ -1153,14 +1196,14 @@
     </w:p>
     <w:p>
       <w:pPr>
-        <w:pStyle w:val="Compact"/>
+        <w:pStyle w:val="BodyText"/>
         <w:numPr>
           <w:ilvl w:val="0"/>
           <w:numId w:val="4"/>
         </w:numPr>
       </w:pPr>
       <w:r>
-        <w:t>Zhang &amp; Chien show a [0.4, 1.0] dynamic range achievable with intelligent scheduling but with goodput degradation. The upper bound of 0.50 reflects that achieving 60% dynamic range requires sophisticated scheduling with 24-hour foresight and produces 40–60% goodput loss; typical operations without such scheduling are closer to 0.30–0.40.</w:t>
+        <w:t xml:space="preserve">Zhang (Chien advisor, UChicago 2022) characterizes capacity-variable scheduling as capable of absorbing substantial runtime variation, with empirically observed goodput decreases of up to 60% and 15–40% job failure rates under aggressive variability. The upper bound of 0.50 reflects that sophisticated scheduling with 24-hour foresight is required to achieve meaningful dynamic range without unacceptable goodput loss; typical operations without such scheduling are closer to 0.30–0.40. </w:t>
       </w:r>
     </w:p>
     <w:p>
@@ -1180,6 +1223,7 @@
         <w:pStyle w:val="BodyText"/>
       </w:pPr>
       <w:r>
+        <w:lastRenderedPageBreak/>
         <w:t>Smaller scale than pre-training (typically single-node or few-node). Checkpoints are smaller, enabling faster migration. Can be paused and resumed more readily. Non-real-time, not user-facing. High temporal flexibility (0.70–0.90). The 0.30–0.50 range is the author’s estimate based on these architectural characteristics; no production measurement of fine-tuning spatial migration is available in the cited literature.</w:t>
       </w:r>
     </w:p>
@@ -1213,7 +1257,6 @@
         <w:pStyle w:val="BodyText"/>
       </w:pPr>
       <w:r>
-        <w:lastRenderedPageBreak/>
         <w:t>S1 is a scenario construction, not a stochastic variable: within the inference-dominant archetype, S1 does not carry a range. The value is a modeling assumption informed by industry projections, not a published benchmark. The conceptual basis for distinct facility archetypes is well-supported by McKinsey, Uptime Institute, and Deloitte analyses of diverging infrastructure requirements, but no published source provides exact inference-share coefficients by facility type.</w:t>
       </w:r>
     </w:p>
@@ -1236,18 +1279,40 @@
     </w:p>
     <w:p>
       <w:pPr>
-        <w:pStyle w:val="FirstParagraph"/>
-      </w:pPr>
-      <w:r>
-        <w:t>To ground the inference flexibility profile in production data, we analyzed the DynamoLLM dataset (Stojkovic et al., HPCA 2025): 44.1 million production LLM inference requests across two Azure services, collected May 10–18, 2024. The dataset includes per-request timestamps, context tokens, generated tokens, and time-to-</w:t>
+        <w:pStyle w:val="BodyText"/>
+      </w:pPr>
+      <w:r>
+        <w:t xml:space="preserve">To ground the inference flexibility profile in production data, we analyzed 44.1 million production LLM inference requests across two Azure services (Coding and Conversation) from the </w:t>
+      </w:r>
+      <w:proofErr w:type="spellStart"/>
+      <w:r>
+        <w:t>DynamoLLM</w:t>
+      </w:r>
+      <w:proofErr w:type="spellEnd"/>
+      <w:r>
+        <w:t xml:space="preserve"> trace release on the Azure Public Dataset </w:t>
       </w:r>
       <w:proofErr w:type="gramStart"/>
       <w:r>
+        <w:t>repository.[</w:t>
+      </w:r>
+      <w:proofErr w:type="gramEnd"/>
+      <w:r>
+        <w:t>^a] The underlying traces were characterized for energy-management purposes by Stojkovic et al. (HPCA 2025). Our analysis aggregates the released per-request timestamps, context tokens, generated tokens, and time-to-</w:t>
+      </w:r>
+      <w:proofErr w:type="gramStart"/>
+      <w:r>
         <w:t>first-token</w:t>
       </w:r>
       <w:proofErr w:type="gramEnd"/>
       <w:r>
-        <w:t xml:space="preserve"> for two distinct service traces (Coding and Conversation).</w:t>
+        <w:t xml:space="preserve"> to hourly resolution across both services.</w:t>
+      </w:r>
+      <w:r>
+        <w:rPr>
+          <w:rStyle w:val="FootnoteReference"/>
+        </w:rPr>
+        <w:footnoteReference w:id="1"/>
       </w:r>
     </w:p>
     <w:p>
@@ -1291,7 +1356,11 @@
         <w:t>Drain time:</w:t>
       </w:r>
       <w:r>
-        <w:t xml:space="preserve"> P99 generated token counts imply drain times of 4.5–11.6 seconds at typical throughput (60 tok/s per GPU), spanning Coding (4.5 s) and Conversation (11.6 s) services. At optimistic throughput (100 tok/s), drain times compress to 2.7–7.0 seconds. Even at the P99.9 level, individual requests complete well within one minute. This confirms that for inference, the “migration” operation completes in seconds to tens of seconds, not minutes.</w:t>
+        <w:t xml:space="preserve"> P99 generated token counts imply drain times of 4.5–11.6 seconds at typical throughput (60 tok/s per GPU), spanning Coding (4.5 s) and Conversation (11.6 s) services. At optimistic throughput (100 tok/s), drain times compress to 2.7–7.0 seconds. Even at the P99.9 level, individual requests complete well within one </w:t>
+      </w:r>
+      <w:r>
+        <w:lastRenderedPageBreak/>
+        <w:t>minute. This confirms that for inference, the “migration” operation completes in seconds to tens of seconds, not minutes.</w:t>
       </w:r>
     </w:p>
     <w:p>
@@ -1333,7 +1402,7 @@
     <w:p>
       <w:r>
         <w:pict w14:anchorId="509F91A6">
-          <v:rect id="_x0000_i1785" style="width:0;height:1.5pt" o:hralign="center" o:hrstd="t" o:hr="t"/>
+          <v:rect id="_x0000_i1025" style="width:0;height:1.5pt" o:hralign="center" o:hrstd="t" o:hr="t"/>
         </w:pict>
       </w:r>
     </w:p>
@@ -1380,7 +1449,6 @@
               <w:pStyle w:val="Compact"/>
             </w:pPr>
             <w:r>
-              <w:lastRenderedPageBreak/>
               <w:t>Attribute</w:t>
             </w:r>
           </w:p>
@@ -1622,6 +1690,7 @@
         </w:numPr>
       </w:pPr>
       <w:r>
+        <w:lastRenderedPageBreak/>
         <w:t>GDPR Article 44–49 restricts transfer of personal data outside the EEA unless adequacy decisions or approved safeguards apply. Inference workloads processing EU personal data cannot migrate to a US facility without explicit legal basis.</w:t>
       </w:r>
     </w:p>
@@ -1686,11 +1755,7 @@
         <w:pStyle w:val="BodyText"/>
       </w:pPr>
       <w:r>
-        <w:t>A fraction of inference traffic has latency requirements tight enough (sub-10ms round-trip) that geographic distance precludes cross-interconnection routing. This primarily affects: - Real-time interactive applications (gaming inference, high-frequency trading co-</w:t>
-      </w:r>
-      <w:r>
-        <w:lastRenderedPageBreak/>
-        <w:t>processing, real-time robotics control) - Edge-deployed inference with hard latency budgets</w:t>
+        <w:t>A fraction of inference traffic has latency requirements tight enough (sub-10ms round-trip) that geographic distance precludes cross-interconnection routing. This primarily affects: - Real-time interactive applications (gaming inference, high-frequency trading co-processing, real-time robotics control) - Edge-deployed inference with hard latency budgets</w:t>
       </w:r>
     </w:p>
     <w:p>
@@ -1838,7 +1903,40 @@
         <w:pStyle w:val="FirstParagraph"/>
       </w:pPr>
       <w:r>
+        <w:lastRenderedPageBreak/>
         <w:t>No published study directly measures the fraction of inference workloads with geographic constraints. Indirect evidence supports the central estimate:</w:t>
+      </w:r>
+    </w:p>
+    <w:p>
+      <w:pPr>
+        <w:pStyle w:val="BodyText"/>
+      </w:pPr>
+      <w:r>
+        <w:rPr>
+          <w:b/>
+          <w:bCs/>
+        </w:rPr>
+        <w:t>Google</w:t>
+      </w:r>
+      <w:r>
+        <w:rPr>
+          <w:b/>
+          <w:bCs/>
+        </w:rPr>
+        <w:t xml:space="preserve"> </w:t>
+      </w:r>
+      <w:r>
+        <w:t xml:space="preserve">actively shifts “moveable compute tasks” across data centers for carbon-free energy optimization (Radovanović et al., </w:t>
+      </w:r>
+      <w:r>
+        <w:rPr>
+          <w:i/>
+          <w:iCs/>
+        </w:rPr>
+        <w:t>IEEE Transactions on Power Systems</w:t>
+      </w:r>
+      <w:r>
+        <w:t xml:space="preserve"> 38(2), 2023), implying a significant fraction of compute is geographically flexible.</w:t>
       </w:r>
     </w:p>
     <w:p>
@@ -1854,10 +1952,10 @@
           <w:b/>
           <w:bCs/>
         </w:rPr>
-        <w:t>Google</w:t>
-      </w:r>
-      <w:r>
-        <w:t xml:space="preserve"> actively shifts “moveable compute tasks” across data centers for carbon-free energy optimization (Radovanović et al., IEEE TPWRS 38(2), 2022), implying a significant fraction of compute is geographically flexible.</w:t>
+        <w:t>Amazon Bedrock</w:t>
+      </w:r>
+      <w:r>
+        <w:t xml:space="preserve"> routes inference requests across regions automatically via cross-region inference profiles, demonstrating production-grade cross-region inference is architecturally ready.</w:t>
       </w:r>
     </w:p>
     <w:p>
@@ -1873,40 +1971,21 @@
           <w:b/>
           <w:bCs/>
         </w:rPr>
-        <w:t>Amazon Bedrock</w:t>
-      </w:r>
-      <w:r>
-        <w:t xml:space="preserve"> routes inference requests across regions automatically via cross-region inference profiles, demonstrating production-grade cross-region inference is architecturally ready.</w:t>
-      </w:r>
-    </w:p>
-    <w:p>
-      <w:pPr>
-        <w:pStyle w:val="Compact"/>
-        <w:numPr>
-          <w:ilvl w:val="0"/>
-          <w:numId w:val="8"/>
-        </w:numPr>
+        <w:t>SkyLB</w:t>
+      </w:r>
+      <w:r>
+        <w:t xml:space="preserve"> (arXiv:2505.24095, 2025) demonstrates production-grade locality-aware cross-region load balancing for LLM inference.</w:t>
+      </w:r>
+    </w:p>
+    <w:p>
+      <w:pPr>
+        <w:pStyle w:val="FirstParagraph"/>
       </w:pPr>
       <w:r>
         <w:rPr>
           <w:b/>
           <w:bCs/>
         </w:rPr>
-        <w:t>SkyLB</w:t>
-      </w:r>
-      <w:r>
-        <w:t xml:space="preserve"> (arXiv:2505.24095, 2025) demonstrates production-grade locality-aware cross-region load balancing for LLM inference.</w:t>
-      </w:r>
-    </w:p>
-    <w:p>
-      <w:pPr>
-        <w:pStyle w:val="FirstParagraph"/>
-      </w:pPr>
-      <w:r>
-        <w:rPr>
-          <w:b/>
-          <w:bCs/>
-        </w:rPr>
         <w:t>S2 is the parameter most in need of empirical measurement.</w:t>
       </w:r>
       <w:r>
@@ -1915,9 +1994,8 @@
     </w:p>
     <w:p>
       <w:r>
-        <w:lastRenderedPageBreak/>
         <w:pict w14:anchorId="509F91A7">
-          <v:rect id="_x0000_i1786" style="width:0;height:1.5pt" o:hralign="center" o:hrstd="t" o:hr="t"/>
+          <v:rect id="_x0000_i1026" style="width:0;height:1.5pt" o:hralign="center" o:hrstd="t" o:hr="t"/>
         </w:pict>
       </w:r>
     </w:p>
@@ -2199,7 +2277,7 @@
         <w:t>PJM dispatch window:</w:t>
       </w:r>
       <w:r>
-        <w:t xml:space="preserve"> 10–30 minutes advance notice (PJM Manual 13, Emergency Operations, Rev. 86, 2025).</w:t>
+        <w:t xml:space="preserve"> 10–30 minutes advance notice (PJM Manual 13, Emergency Operations, Rev. 97, 2025).</w:t>
       </w:r>
     </w:p>
     <w:p>
@@ -2226,6 +2304,7 @@
         <w:pStyle w:val="FirstParagraph"/>
       </w:pPr>
       <w:r>
+        <w:lastRenderedPageBreak/>
         <w:t>Even at 10× the observed P99 drain time (i.e., ~120 seconds), the operation completes well within the 10-minute minimum notice period.</w:t>
       </w:r>
     </w:p>
@@ -2434,7 +2513,13 @@
               <w:pStyle w:val="Compact"/>
             </w:pPr>
             <w:r>
-              <w:t>5.2M</w:t>
+              <w:t>5.2</w:t>
+            </w:r>
+            <w:r>
+              <w:t>9</w:t>
+            </w:r>
+            <w:r>
+              <w:t>M</w:t>
             </w:r>
           </w:p>
         </w:tc>
@@ -2487,7 +2572,6 @@
         <w:pStyle w:val="BodyText"/>
       </w:pPr>
       <w:r>
-        <w:lastRenderedPageBreak/>
         <w:t>Drain times are computed at an assumed generation rate of 60 tokens per second. Sensitivity to this assumption is reported in Extended Data Fig. 2 of the NE paper; the timescale argument is robust to significant variation.</w:t>
       </w:r>
     </w:p>
@@ -2617,6 +2701,7 @@
           <w:b/>
           <w:bCs/>
         </w:rPr>
+        <w:lastRenderedPageBreak/>
         <w:t>Configuration and orchestration errors.</w:t>
       </w:r>
       <w:r>
@@ -2634,7 +2719,7 @@
     <w:p>
       <w:r>
         <w:pict w14:anchorId="509F91A8">
-          <v:rect id="_x0000_i1787" style="width:0;height:1.5pt" o:hralign="center" o:hrstd="t" o:hr="t"/>
+          <v:rect id="_x0000_i1027" style="width:0;height:1.5pt" o:hralign="center" o:hrstd="t" o:hr="t"/>
         </w:pict>
       </w:r>
     </w:p>
@@ -2845,7 +2930,6 @@
       </w:pPr>
       <w:bookmarkStart w:id="24" w:name="what-d1-measures"/>
       <w:r>
-        <w:lastRenderedPageBreak/>
         <w:t>What D1 Measures</w:t>
       </w:r>
     </w:p>
@@ -2935,7 +3019,7 @@
         <w:pStyle w:val="FirstParagraph"/>
       </w:pPr>
       <w:r>
-        <w:t>Using 35,060 hours of day-ahead LMP data from January 2022 through December 2025 across 17 destination pricing zones mapped to verified data center locations (Baxtel commercial database; DOE/NREL Speed to Power county-level inventory):</w:t>
+        <w:t>Using 35,060 hours of day-ahead LMP data from January 2022 through December 2025 across 17 destination pricing zones mapped to verified data center locations (DOE/NREL Speed to Power county-level inventory):</w:t>
       </w:r>
     </w:p>
     <w:tbl>
@@ -3233,6 +3317,7 @@
               <w:pStyle w:val="Compact"/>
             </w:pPr>
             <w:r>
+              <w:lastRenderedPageBreak/>
               <w:t>CAISO NP15 (Silicon Valley)</w:t>
             </w:r>
           </w:p>
@@ -3332,15 +3417,18 @@
         <w:t>Cross-interconnection destinations (ERCOT, CAISO):</w:t>
       </w:r>
       <w:r>
-        <w:t xml:space="preserve"> ERCOT operates as an electrically isolated interconnection with no synchronous ties to the Eastern grid. CAISO has temporal offset and weather patterns largely independent from the Midwest. Capacity-weighted overlap ranges from 3.7% (ERCOT, summer) to 14.0% (CAISO, </w:t>
+        <w:t xml:space="preserve"> ERCOT operates as an electrically isolated interconnection with no synchronous ties to the Eastern grid. CAISO has temporal offset and weather patterns largely independent from the Midwest. </w:t>
+      </w:r>
+      <w:r>
+        <w:t xml:space="preserve">Capacity-weighted overlap ranges from 3.7% (ERCOT, summer) to 14.0% (CAISO, </w:t>
       </w:r>
       <w:proofErr w:type="gramStart"/>
       <w:r>
-        <w:t>annual</w:t>
+        <w:t>annual) —</w:t>
       </w:r>
       <w:proofErr w:type="gramEnd"/>
       <w:r>
-        <w:t xml:space="preserve">). CAISO exhibits zero summer </w:t>
+        <w:t xml:space="preserve"> that is, weighted by the data-center capacity mapped to each destination zone. (The companion stress decorrelation appendix reports the same relationships on an unweighted hour-count basis, where the annual ranges are 10–14% for both ERCOT and CAISO; the capacity-weighted numbers are lower because the largest-capacity destination zones are also the most decorrelated.) CAISO exhibits zero summer </w:t>
       </w:r>
       <w:proofErr w:type="gramStart"/>
       <w:r>
@@ -3374,7 +3462,6 @@
         <w:pStyle w:val="FirstParagraph"/>
       </w:pPr>
       <w:r>
-        <w:lastRenderedPageBreak/>
         <w:t>The interconnection boundary, not the balancing authority boundary, creates the strongest decorrelation.</w:t>
       </w:r>
     </w:p>
@@ -3498,13 +3585,14 @@
         <w:pStyle w:val="FirstParagraph"/>
       </w:pPr>
       <w:r>
+        <w:lastRenderedPageBreak/>
         <w:t>D1 contributes less than 1% of cascade variance because its empirical range is narrow and its central value is near 1.0.</w:t>
       </w:r>
     </w:p>
     <w:p>
       <w:r>
         <w:pict w14:anchorId="509F91A9">
-          <v:rect id="_x0000_i1788" style="width:0;height:1.5pt" o:hralign="center" o:hrstd="t" o:hr="t"/>
+          <v:rect id="_x0000_i1028" style="width:0;height:1.5pt" o:hralign="center" o:hrstd="t" o:hr="t"/>
         </w:pict>
       </w:r>
     </w:p>
@@ -3736,7 +3824,6 @@
       <w:bookmarkStart w:id="32" w:name="derivation-from-utilization-estimates"/>
       <w:bookmarkEnd w:id="31"/>
       <w:r>
-        <w:lastRenderedPageBreak/>
         <w:t>Derivation from Utilization Estimates</w:t>
       </w:r>
     </w:p>
@@ -3755,11 +3842,11 @@
         <w:tblLook w:val="0020" w:firstRow="1" w:lastRow="0" w:firstColumn="0" w:lastColumn="0" w:noHBand="0" w:noVBand="0"/>
       </w:tblPr>
       <w:tblGrid>
-        <w:gridCol w:w="2219"/>
-        <w:gridCol w:w="1953"/>
-        <w:gridCol w:w="2082"/>
-        <w:gridCol w:w="1595"/>
-        <w:gridCol w:w="1727"/>
+        <w:gridCol w:w="2136"/>
+        <w:gridCol w:w="2071"/>
+        <w:gridCol w:w="2017"/>
+        <w:gridCol w:w="1530"/>
+        <w:gridCol w:w="1822"/>
       </w:tblGrid>
       <w:tr>
         <w:trPr>
@@ -3842,7 +3929,7 @@
               <w:pStyle w:val="Compact"/>
             </w:pPr>
             <w:r>
-              <w:t>LBNL 2024 DC Energy Report</w:t>
+              <w:t>Industry Utilization Synthesis</w:t>
             </w:r>
           </w:p>
         </w:tc>
@@ -3894,7 +3981,7 @@
               <w:pStyle w:val="Compact"/>
             </w:pPr>
             <w:r>
-              <w:t>Shehabi et al. (2024)</w:t>
+              <w:t>Norris (2025); industry reports</w:t>
             </w:r>
           </w:p>
         </w:tc>
@@ -3922,33 +4009,36 @@
               <w:pStyle w:val="Compact"/>
             </w:pPr>
             <w:r>
-              <w:t>Server-level CPU utilization</w:t>
-            </w:r>
-          </w:p>
-        </w:tc>
-        <w:tc>
-          <w:tcPr>
-            <w:tcW w:w="0" w:type="auto"/>
-          </w:tcPr>
-          <w:p>
-            <w:pPr>
-              <w:pStyle w:val="Compact"/>
-            </w:pPr>
-            <w:r>
-              <w:t>12–18%</w:t>
-            </w:r>
-          </w:p>
-        </w:tc>
-        <w:tc>
-          <w:tcPr>
-            <w:tcW w:w="0" w:type="auto"/>
-          </w:tcPr>
-          <w:p>
-            <w:pPr>
-              <w:pStyle w:val="Compact"/>
-            </w:pPr>
-            <w:r>
-              <w:t>0.82–0.88</w:t>
+              <w:t>Distribution of VM CPU utilization</w:t>
+            </w:r>
+          </w:p>
+        </w:tc>
+        <w:tc>
+          <w:tcPr>
+            <w:tcW w:w="0" w:type="auto"/>
+          </w:tcPr>
+          <w:p>
+            <w:pPr>
+              <w:pStyle w:val="Compact"/>
+            </w:pPr>
+            <w:r>
+              <w:t>60% of VMs below 20% average</w:t>
+            </w:r>
+          </w:p>
+        </w:tc>
+        <w:tc>
+          <w:tcPr>
+            <w:tcW w:w="0" w:type="auto"/>
+          </w:tcPr>
+          <w:p>
+            <w:pPr>
+              <w:pStyle w:val="Compact"/>
+            </w:pPr>
+            <w:r>
+              <w:t>0.</w:t>
+            </w:r>
+            <w:r>
+              <w:t>80+ on bulk of fleet</w:t>
             </w:r>
           </w:p>
         </w:tc>
@@ -4042,8 +4132,13 @@
             <w:pPr>
               <w:pStyle w:val="Compact"/>
             </w:pPr>
-            <w:r>
-              <w:t>DynamoLLM inference clusters</w:t>
+            <w:proofErr w:type="spellStart"/>
+            <w:r>
+              <w:t>DynamoLLM</w:t>
+            </w:r>
+            <w:proofErr w:type="spellEnd"/>
+            <w:r>
+              <w:t xml:space="preserve"> inference clusters</w:t>
             </w:r>
           </w:p>
         </w:tc>
@@ -4110,7 +4205,13 @@
               <w:pStyle w:val="Compact"/>
             </w:pPr>
             <w:r>
-              <w:t>Norris (Duke, Aug 2025)</w:t>
+              <w:t>Norris (Aug</w:t>
+            </w:r>
+            <w:r>
+              <w:t xml:space="preserve"> 8,</w:t>
+            </w:r>
+            <w:r>
+              <w:t xml:space="preserve"> 2025)</w:t>
             </w:r>
           </w:p>
         </w:tc>
@@ -4136,7 +4237,7 @@
               <w:pStyle w:val="Compact"/>
             </w:pPr>
             <w:r>
-              <w:t>40–70% actual vs 90%+ perceived</w:t>
+              <w:t>~50% actual vs. 90-100% perceived</w:t>
             </w:r>
           </w:p>
         </w:tc>
@@ -4173,7 +4274,11 @@
         <w:pStyle w:val="BodyText"/>
       </w:pPr>
       <w:r>
-        <w:t xml:space="preserve">The central value of 0.33 implies 67% average GPU utilization at destination inference facilities — plausible given that facilities maintain spare capacity for redundancy, burst handling, and business continuity. The lower bound of 0.20 extends below the </w:t>
+        <w:t xml:space="preserve">The central value of 0.33 implies 67% average GPU utilization at destination inference facilities — plausible given that facilities maintain spare capacity for redundancy, burst </w:t>
+      </w:r>
+      <w:r>
+        <w:lastRenderedPageBreak/>
+        <w:t xml:space="preserve">handling, and business continuity. The lower bound of 0.20 extends below the </w:t>
       </w:r>
       <w:proofErr w:type="gramStart"/>
       <w:r>
@@ -4241,7 +4346,6 @@
         </w:numPr>
       </w:pPr>
       <w:r>
-        <w:lastRenderedPageBreak/>
         <w:t>No published study directly measures GPU-level utilization distributions at production inference facilities</w:t>
       </w:r>
     </w:p>
@@ -4275,7 +4379,7 @@
     <w:p>
       <w:r>
         <w:pict w14:anchorId="509F91AA">
-          <v:rect id="_x0000_i1789" style="width:0;height:1.5pt" o:hralign="center" o:hrstd="t" o:hr="t"/>
+          <v:rect id="_x0000_i1029" style="width:0;height:1.5pt" o:hralign="center" o:hrstd="t" o:hr="t"/>
         </w:pict>
       </w:r>
     </w:p>
@@ -4456,6 +4560,7 @@
       </w:pPr>
       <w:bookmarkStart w:id="36" w:name="what-d3-measures"/>
       <w:r>
+        <w:lastRenderedPageBreak/>
         <w:t>What D3 Measures</w:t>
       </w:r>
     </w:p>
@@ -4564,11 +4669,7 @@
         <w:pStyle w:val="FirstParagraph"/>
       </w:pPr>
       <w:r>
-        <w:t xml:space="preserve">TensorRT-LLM compiles models to GPU-architecture-specific engines identified by CUDA compute capability (e.g., 80 for A100, 90 for Hopper). An A100 engine cannot execute on an H100 without recompilation, which adds 5–30 minutes per model depending on model </w:t>
-      </w:r>
-      <w:r>
-        <w:lastRenderedPageBreak/>
-        <w:t>size. A multi-site operator using TensorRT-LLM would need to pre-stage compiled engines for all destination GPU architectures, or use framework-agnostic serving (vLLM, TGI).</w:t>
+        <w:t>TensorRT-LLM compiles models to GPU-architecture-specific engines identified by CUDA compute capability (e.g., 80 for A100, 90 for Hopper). An A100 engine cannot execute on an H100 without recompilation, which adds 5–30 minutes per model depending on model size. A multi-site operator using TensorRT-LLM would need to pre-stage compiled engines for all destination GPU architectures, or use framework-agnostic serving (vLLM, TGI).</w:t>
       </w:r>
     </w:p>
     <w:p>
@@ -4630,6 +4731,7 @@
         <w:pStyle w:val="BodyText"/>
       </w:pPr>
       <w:r>
+        <w:lastRenderedPageBreak/>
         <w:t xml:space="preserve">D3 is held fixed in the conditional Monte Carlo because it is fundamentally a </w:t>
       </w:r>
       <w:r>
@@ -4654,7 +4756,7 @@
     <w:p>
       <w:r>
         <w:pict w14:anchorId="509F91AB">
-          <v:rect id="_x0000_i1790" style="width:0;height:1.5pt" o:hralign="center" o:hrstd="t" o:hr="t"/>
+          <v:rect id="_x0000_i1030" style="width:0;height:1.5pt" o:hralign="center" o:hrstd="t" o:hr="t"/>
         </w:pict>
       </w:r>
     </w:p>
@@ -4886,7 +4988,6 @@
       <w:bookmarkStart w:id="43" w:name="range-justification-2"/>
       <w:bookmarkEnd w:id="42"/>
       <w:r>
-        <w:lastRenderedPageBreak/>
         <w:t>Range Justification</w:t>
       </w:r>
     </w:p>
@@ -4994,13 +5095,14 @@
         <w:pStyle w:val="BodyText"/>
       </w:pPr>
       <w:r>
+        <w:lastRenderedPageBreak/>
         <w:t>D4 is not directly observable in public data. The inference-to-training ratio at specific destination facilities is an operational detail that operators do not disclose.</w:t>
       </w:r>
     </w:p>
     <w:p>
       <w:r>
         <w:pict w14:anchorId="509F91AC">
-          <v:rect id="_x0000_i1791" style="width:0;height:1.5pt" o:hralign="center" o:hrstd="t" o:hr="t"/>
+          <v:rect id="_x0000_i1031" style="width:0;height:1.5pt" o:hralign="center" o:hrstd="t" o:hr="t"/>
         </w:pict>
       </w:r>
     </w:p>
@@ -5258,7 +5360,6 @@
         </w:numPr>
       </w:pPr>
       <w:r>
-        <w:lastRenderedPageBreak/>
         <w:t>Cold-start latency (loading weights from storage into GPU memory) adds additional minutes</w:t>
       </w:r>
     </w:p>
@@ -5348,6 +5449,7 @@
           <w:b/>
           <w:bCs/>
         </w:rPr>
+        <w:lastRenderedPageBreak/>
         <w:t>Ceiling (0.80):</w:t>
       </w:r>
       <w:r>
@@ -5440,7 +5542,7 @@
     <w:p>
       <w:r>
         <w:pict w14:anchorId="509F91AD">
-          <v:rect id="_x0000_i1792" style="width:0;height:1.5pt" o:hralign="center" o:hrstd="t" o:hr="t"/>
+          <v:rect id="_x0000_i1032" style="width:0;height:1.5pt" o:hralign="center" o:hrstd="t" o:hr="t"/>
         </w:pict>
       </w:r>
     </w:p>
@@ -5453,7 +5555,6 @@
       <w:bookmarkEnd w:id="45"/>
       <w:bookmarkEnd w:id="49"/>
       <w:r>
-        <w:lastRenderedPageBreak/>
         <w:t>4. Execution Parameters</w:t>
       </w:r>
     </w:p>
@@ -5682,9 +5783,9 @@
         <w:tblLook w:val="0020" w:firstRow="1" w:lastRow="0" w:firstColumn="0" w:lastColumn="0" w:noHBand="0" w:noVBand="0"/>
       </w:tblPr>
       <w:tblGrid>
-        <w:gridCol w:w="1601"/>
-        <w:gridCol w:w="1689"/>
-        <w:gridCol w:w="6286"/>
+        <w:gridCol w:w="1533"/>
+        <w:gridCol w:w="1863"/>
+        <w:gridCol w:w="6180"/>
       </w:tblGrid>
       <w:tr>
         <w:trPr>
@@ -5741,19 +5842,24 @@
               <w:pStyle w:val="Compact"/>
             </w:pPr>
             <w:r>
-              <w:t>AWS Elastic Load Balancing (multi-AZ)</w:t>
-            </w:r>
-          </w:p>
-        </w:tc>
-        <w:tc>
-          <w:tcPr>
-            <w:tcW w:w="0" w:type="auto"/>
-          </w:tcPr>
-          <w:p>
-            <w:pPr>
-              <w:pStyle w:val="Compact"/>
-            </w:pPr>
-            <w:r>
+              <w:t xml:space="preserve">AWS Elastic Load Balancing </w:t>
+            </w:r>
+            <w:r>
+              <w:lastRenderedPageBreak/>
+              <w:t>(multi-AZ)</w:t>
+            </w:r>
+          </w:p>
+        </w:tc>
+        <w:tc>
+          <w:tcPr>
+            <w:tcW w:w="0" w:type="auto"/>
+          </w:tcPr>
+          <w:p>
+            <w:pPr>
+              <w:pStyle w:val="Compact"/>
+            </w:pPr>
+            <w:r>
+              <w:lastRenderedPageBreak/>
               <w:t>≥99.99% monthly</w:t>
             </w:r>
           </w:p>
@@ -5877,7 +5983,7 @@
               <w:pStyle w:val="Compact"/>
             </w:pPr>
             <w:r>
-              <w:t>~50 high-impact events/year</w:t>
+              <w:t>&gt;100 high-impact events across multi-year study period</w:t>
             </w:r>
           </w:p>
         </w:tc>
@@ -5951,7 +6057,6 @@
           <w:b/>
           <w:bCs/>
         </w:rPr>
-        <w:lastRenderedPageBreak/>
         <w:t>F4: Checkpoint corruption / partial transfer.</w:t>
       </w:r>
       <w:r>
@@ -6041,7 +6146,7 @@
     <w:p>
       <w:r>
         <w:pict w14:anchorId="509F91AE">
-          <v:rect id="_x0000_i1793" style="width:0;height:1.5pt" o:hralign="center" o:hrstd="t" o:hr="t"/>
+          <v:rect id="_x0000_i1033" style="width:0;height:1.5pt" o:hralign="center" o:hrstd="t" o:hr="t"/>
         </w:pict>
       </w:r>
     </w:p>
@@ -6053,6 +6158,7 @@
       <w:bookmarkEnd w:id="51"/>
       <w:bookmarkEnd w:id="54"/>
       <w:r>
+        <w:lastRenderedPageBreak/>
         <w:t>E2: Bandwidth Adequacy</w:t>
       </w:r>
     </w:p>
@@ -6342,9 +6448,13 @@
           <w:numId w:val="22"/>
         </w:numPr>
       </w:pPr>
-      <w:r>
-        <w:lastRenderedPageBreak/>
-        <w:t>Total hyperscaler bandwidth purchases reached 42.4 terabits in 2024 (Data Center Knowledge, November 2025)</w:t>
+      <w:proofErr w:type="spellStart"/>
+      <w:r>
+        <w:t>Hyperscaler</w:t>
+      </w:r>
+      <w:proofErr w:type="spellEnd"/>
+      <w:r>
+        <w:t xml:space="preserve"> bandwidth purchases on Zayo’s network reached 42.4 Tb cumulatively from 2020–2024, a 133% increase over the period (Zayo Bandwidth Report 2025, via Data Center Knowledge, November 2025), reflecting the network-side buildout supporting interconnect between AI training clusters</w:t>
       </w:r>
     </w:p>
     <w:p>
@@ -6420,13 +6530,17 @@
         <w:pStyle w:val="FirstParagraph"/>
       </w:pPr>
       <w:r>
-        <w:t>The reduction from 1.0 accounts for: - Transient WAN congestion during extreme events (when multiple operators may simultaneously attempt migration) - Smaller facilities with less redundant WAN connectivity than hyperscale campuses - The possibility of correlated network stress during grid emergencies (ice storms that damage both power lines and fiber)</w:t>
+        <w:t xml:space="preserve">The reduction from 1.0 accounts for: - Transient WAN congestion during extreme events (when multiple operators may simultaneously attempt migration) - Smaller facilities with less redundant WAN connectivity than hyperscale campuses - The possibility of correlated </w:t>
+      </w:r>
+      <w:r>
+        <w:lastRenderedPageBreak/>
+        <w:t>network stress during grid emergencies (ice storms that damage both power lines and fiber)</w:t>
       </w:r>
     </w:p>
     <w:p>
       <w:r>
         <w:pict w14:anchorId="509F91AF">
-          <v:rect id="_x0000_i1794" style="width:0;height:1.5pt" o:hralign="center" o:hrstd="t" o:hr="t"/>
+          <v:rect id="_x0000_i1034" style="width:0;height:1.5pt" o:hralign="center" o:hrstd="t" o:hr="t"/>
         </w:pict>
       </w:r>
     </w:p>
@@ -7190,24 +7304,19 @@
               <w:pStyle w:val="Compact"/>
             </w:pPr>
             <w:r>
-              <w:t xml:space="preserve">Inference </w:t>
-            </w:r>
-            <w:r>
-              <w:lastRenderedPageBreak/>
-              <w:t>workload share</w:t>
-            </w:r>
-          </w:p>
-        </w:tc>
-        <w:tc>
-          <w:tcPr>
-            <w:tcW w:w="0" w:type="auto"/>
-          </w:tcPr>
-          <w:p>
-            <w:pPr>
-              <w:pStyle w:val="Compact"/>
-            </w:pPr>
-            <w:r>
-              <w:lastRenderedPageBreak/>
+              <w:t>Inference workload share</w:t>
+            </w:r>
+          </w:p>
+        </w:tc>
+        <w:tc>
+          <w:tcPr>
+            <w:tcW w:w="0" w:type="auto"/>
+          </w:tcPr>
+          <w:p>
+            <w:pPr>
+              <w:pStyle w:val="Compact"/>
+            </w:pPr>
+            <w:r>
               <w:t>0.33</w:t>
             </w:r>
           </w:p>
@@ -7247,11 +7356,7 @@
               <w:pStyle w:val="Compact"/>
             </w:pPr>
             <w:r>
-              <w:t>ESTIMATED-</w:t>
-            </w:r>
-            <w:r>
-              <w:lastRenderedPageBreak/>
-              <w:t>MODERATE</w:t>
+              <w:t>ESTIMATED-MODERATE</w:t>
             </w:r>
           </w:p>
         </w:tc>
@@ -7266,7 +7371,6 @@
               <w:pStyle w:val="Compact"/>
             </w:pPr>
             <w:r>
-              <w:lastRenderedPageBreak/>
               <w:t>D5</w:t>
             </w:r>
           </w:p>
@@ -7859,6 +7963,7 @@
               <w:pStyle w:val="Compact"/>
             </w:pPr>
             <w:r>
+              <w:lastRenderedPageBreak/>
               <w:t>Optimistic</w:t>
             </w:r>
           </w:p>
@@ -8187,7 +8292,7 @@
     <w:p>
       <w:r>
         <w:pict w14:anchorId="509F91B0">
-          <v:rect id="_x0000_i1795" style="width:0;height:1.5pt" o:hralign="center" o:hrstd="t" o:hr="t"/>
+          <v:rect id="_x0000_i1035" style="width:0;height:1.5pt" o:hralign="center" o:hrstd="t" o:hr="t"/>
         </w:pict>
       </w:r>
     </w:p>
@@ -8199,7 +8304,6 @@
       <w:bookmarkEnd w:id="60"/>
       <w:bookmarkEnd w:id="63"/>
       <w:r>
-        <w:lastRenderedPageBreak/>
         <w:t>6. Variance Decomposition</w:t>
       </w:r>
     </w:p>
@@ -8829,6 +8933,7 @@
         <w:pStyle w:val="BodyText"/>
       </w:pPr>
       <w:r>
+        <w:lastRenderedPageBreak/>
         <w:t>The Σ η² ≈ 1.0 confirms negligible parameter interactions, validating the multiplicative independence assumption.</w:t>
       </w:r>
     </w:p>
@@ -8977,7 +9082,6 @@
               <w:pStyle w:val="Compact"/>
             </w:pPr>
             <w:r>
-              <w:lastRenderedPageBreak/>
               <w:t>Parameter</w:t>
             </w:r>
           </w:p>
@@ -9296,7 +9400,7 @@
     <w:p>
       <w:r>
         <w:pict w14:anchorId="509F91B1">
-          <v:rect id="_x0000_i1796" style="width:0;height:1.5pt" o:hralign="center" o:hrstd="t" o:hr="t"/>
+          <v:rect id="_x0000_i1036" style="width:0;height:1.5pt" o:hralign="center" o:hrstd="t" o:hr="t"/>
         </w:pict>
       </w:r>
     </w:p>
@@ -9334,6 +9438,7 @@
         <w:pStyle w:val="BodyText"/>
       </w:pPr>
       <w:r>
+        <w:lastRenderedPageBreak/>
         <w:t>This means the DVFS + Spatial portfolio faces no duration-based Non-Performance Charge exposure. A BTM battery portfolio fails during extended events — Winter Storm Elliott lasted 4+ days, with 17+ hours of continuous emergency dispatch. The spatial portfolio continues operating through hour 17 at the same effective depth, provided any destination remains unstressed. Per the Cross-BA analysis, at least one destination was available in 99.0% of observed stress hours.</w:t>
       </w:r>
     </w:p>
@@ -9348,7 +9453,7 @@
     <w:p>
       <w:r>
         <w:pict w14:anchorId="509F91B2">
-          <v:rect id="_x0000_i1797" style="width:0;height:1.5pt" o:hralign="center" o:hrstd="t" o:hr="t"/>
+          <v:rect id="_x0000_i1037" style="width:0;height:1.5pt" o:hralign="center" o:hrstd="t" o:hr="t"/>
         </w:pict>
       </w:r>
     </w:p>
@@ -9418,7 +9523,6 @@
           <w:b/>
           <w:bCs/>
         </w:rPr>
-        <w:lastRenderedPageBreak/>
         <w:t>D2 (utilization headroom) is a placeholder.</w:t>
       </w:r>
       <w:r>
@@ -9499,6 +9603,7 @@
           <w:b/>
           <w:bCs/>
         </w:rPr>
+        <w:lastRenderedPageBreak/>
         <w:t>Multiplicative independence.</w:t>
       </w:r>
       <w:r>
@@ -9508,7 +9613,7 @@
     <w:p>
       <w:r>
         <w:pict w14:anchorId="509F91B3">
-          <v:rect id="_x0000_i1798" style="width:0;height:1.5pt" o:hralign="center" o:hrstd="t" o:hr="t"/>
+          <v:rect id="_x0000_i1038" style="width:0;height:1.5pt" o:hralign="center" o:hrstd="t" o:hr="t"/>
         </w:pict>
       </w:r>
     </w:p>
@@ -9769,7 +9874,6 @@
               <w:pStyle w:val="Compact"/>
             </w:pPr>
             <w:r>
-              <w:lastRenderedPageBreak/>
               <w:t>E2 value</w:t>
             </w:r>
           </w:p>
@@ -10009,13 +10113,17 @@
         <w:t>2. Destination decomposition.</w:t>
       </w:r>
       <w:r>
-        <w:t xml:space="preserve"> The old D2 (0.85) conflated utilization headroom, inference compatibility, and pre-staging readiness into a single estimate. Decomposing into D2 × D4 × D5 = 0.33 × 0.50 × 0.65 = 0.107 reveals that destination absorption capacity is much lower than previously assumed, and that the uncertainty concentrates in three operationally distinct choices that different policy levers can target independently.</w:t>
+        <w:t xml:space="preserve"> The old D2 (0.85) conflated utilization headroom, inference compatibility, and pre-staging readiness into a single estimate. Decomposing into D2 × D4 × D5 = 0.33 × 0.50 × 0.65 = 0.107 reveals that destination absorption capacity is </w:t>
+      </w:r>
+      <w:r>
+        <w:lastRenderedPageBreak/>
+        <w:t>much lower than previously assumed, and that the uncertainty concentrates in three operationally distinct choices that different policy levers can target independently.</w:t>
       </w:r>
     </w:p>
     <w:p>
       <w:r>
         <w:pict w14:anchorId="509F91B4">
-          <v:rect id="_x0000_i1799" style="width:0;height:1.5pt" o:hralign="center" o:hrstd="t" o:hr="t"/>
+          <v:rect id="_x0000_i1039" style="width:0;height:1.5pt" o:hralign="center" o:hrstd="t" o:hr="t"/>
         </w:pict>
       </w:r>
     </w:p>
@@ -10050,8 +10158,58 @@
         <w:pStyle w:val="BodyText"/>
       </w:pPr>
       <w:r>
-        <w:t>Colangelo, P., et al. AI data centres as grid-interactive assets. Nature Energy 11, 254–261 (2026). https://doi.org/10.1038/s41560-025-01927-1</w:t>
-      </w:r>
+        <w:t xml:space="preserve">Colangelo, P., Coskun, A. K., </w:t>
+      </w:r>
+      <w:proofErr w:type="spellStart"/>
+      <w:r>
+        <w:t>Megrue</w:t>
+      </w:r>
+      <w:proofErr w:type="spellEnd"/>
+      <w:r>
+        <w:t xml:space="preserve">, J., Roberts, C., Sengupta, S., Sivaram, V., Tiao, E., </w:t>
+      </w:r>
+      <w:proofErr w:type="spellStart"/>
+      <w:r>
+        <w:t>Vijaykar</w:t>
+      </w:r>
+      <w:proofErr w:type="spellEnd"/>
+      <w:r>
+        <w:t xml:space="preserve">, A., Williams, C., Wilson, D. C., Records, B., MacFarland, Z., Dreiling, D., Morey, N., Ratnayake, A., &amp; </w:t>
+      </w:r>
+      <w:proofErr w:type="spellStart"/>
+      <w:r>
+        <w:t>Vairamohan</w:t>
+      </w:r>
+      <w:proofErr w:type="spellEnd"/>
+      <w:r>
+        <w:t xml:space="preserve">, B. AI data </w:t>
+      </w:r>
+      <w:proofErr w:type="spellStart"/>
+      <w:r>
+        <w:t>centres</w:t>
+      </w:r>
+      <w:proofErr w:type="spellEnd"/>
+      <w:r>
+        <w:t xml:space="preserve"> as grid-interactive assets. </w:t>
+      </w:r>
+      <w:r>
+        <w:rPr>
+          <w:i/>
+          <w:iCs/>
+        </w:rPr>
+        <w:t>Nature Energy</w:t>
+      </w:r>
+      <w:r>
+        <w:t xml:space="preserve"> 11, 254–261 (2026). </w:t>
+      </w:r>
+      <w:hyperlink r:id="rId8" w:history="1">
+        <w:r>
+          <w:rPr>
+            <w:rStyle w:val="Hyperlink"/>
+          </w:rPr>
+          <w:t>https://doi.org/10.1038/s41560-025-01927-1</w:t>
+        </w:r>
+      </w:hyperlink>
     </w:p>
     <w:p>
       <w:pPr>
@@ -10098,8 +10256,97 @@
         <w:pStyle w:val="BodyText"/>
       </w:pPr>
       <w:r>
+        <w:t>Govindan, R., et al. Evolve or die: High-availability design principles drawn from Google’s network infrastructure. ACM SIGCOMM (2016).</w:t>
+      </w:r>
+    </w:p>
+    <w:p>
+      <w:pPr>
+        <w:pStyle w:val="BodyText"/>
+      </w:pPr>
+      <w:r>
+        <w:t xml:space="preserve">Jain, S., et al. B4: Experience with a </w:t>
+      </w:r>
+      <w:proofErr w:type="gramStart"/>
+      <w:r>
+        <w:t>globally-deployed</w:t>
+      </w:r>
+      <w:proofErr w:type="gramEnd"/>
+      <w:r>
+        <w:t xml:space="preserve"> software defined WAN. ACM SIGCOMM (2013).</w:t>
+      </w:r>
+    </w:p>
+    <w:p>
+      <w:pPr>
+        <w:pStyle w:val="BodyText"/>
+      </w:pPr>
+      <w:r>
+        <w:t>Kakolyris, A., et al. SLO-aware GPU DVFS for energy-efficient LLM inference serving. IEEE Computer Architecture Letters (2024).</w:t>
+      </w:r>
+    </w:p>
+    <w:p>
+      <w:pPr>
+        <w:pStyle w:val="BodyText"/>
+      </w:pPr>
+      <w:r>
+        <w:t>LBNL. 2024 United States Data Center Energy Usage Report. Lawrence Berkeley National Laboratory (2024).</w:t>
+      </w:r>
+    </w:p>
+    <w:p>
+      <w:pPr>
+        <w:pStyle w:val="BodyText"/>
+      </w:pPr>
+      <w:r>
+        <w:t>McKinsey &amp; Company. Data Center Demand Model (December 2025).</w:t>
+      </w:r>
+    </w:p>
+    <w:p>
+      <w:pPr>
+        <w:pStyle w:val="BodyText"/>
+      </w:pPr>
+      <w:r>
+        <w:t>Microsoft Azure. SLA for Load Balancer. https://azure.microsoft.com/en-us/support/legal/sla/load-balancer/</w:t>
+      </w:r>
+    </w:p>
+    <w:p>
+      <w:pPr>
+        <w:pStyle w:val="BodyText"/>
+      </w:pPr>
+      <w:r>
+        <w:t xml:space="preserve">Norris, T. H. The puzzle of low data center utilization rates. </w:t>
+      </w:r>
+      <w:r>
+        <w:rPr>
+          <w:i/>
+          <w:iCs/>
+        </w:rPr>
+        <w:t>Power &amp; Policy</w:t>
+      </w:r>
+      <w:r>
+        <w:t xml:space="preserve"> Substack, August 8, 2025.</w:t>
+      </w:r>
+    </w:p>
+    <w:p>
+      <w:pPr>
+        <w:pStyle w:val="BodyText"/>
+      </w:pPr>
+    </w:p>
+    <w:p>
+      <w:pPr>
+        <w:pStyle w:val="BodyText"/>
+      </w:pPr>
+      <w:r>
         <w:lastRenderedPageBreak/>
-        <w:t>Govindan, R., et al. Evolve or die: High-availability design principles drawn from Google’s network infrastructure. ACM SIGCOMM (2016).</w:t>
+        <w:t xml:space="preserve">Norris, T. H., Profeta, T., Patino-Echeverri, D., &amp; Cowie-Haskell, A. </w:t>
+      </w:r>
+      <w:r>
+        <w:rPr>
+          <w:i/>
+          <w:iCs/>
+        </w:rPr>
+        <w:t>Rethinking Load Growth: Assessing the Potential for Integration of Large Flexible Loads in US Power Systems.</w:t>
+      </w:r>
+      <w:r>
+        <w:t xml:space="preserve"> NI R 25-01. Nicholas Institute for Energy, Environment &amp; Sustainability, Duke University (March 2025).</w:t>
       </w:r>
     </w:p>
     <w:p>
@@ -10107,15 +10354,7 @@
         <w:pStyle w:val="BodyText"/>
       </w:pPr>
       <w:r>
-        <w:t xml:space="preserve">Jain, S., et al. B4: Experience with a </w:t>
-      </w:r>
-      <w:proofErr w:type="gramStart"/>
-      <w:r>
-        <w:t>globally-deployed</w:t>
-      </w:r>
-      <w:proofErr w:type="gramEnd"/>
-      <w:r>
-        <w:t xml:space="preserve"> software defined WAN. ACM SIGCOMM (2013).</w:t>
+        <w:t>NVIDIA. CUDA Compatibility Documentation. https://docs.nvidia.com/deploy/cuda-compatibility/</w:t>
       </w:r>
     </w:p>
     <w:p>
@@ -10123,7 +10362,7 @@
         <w:pStyle w:val="BodyText"/>
       </w:pPr>
       <w:r>
-        <w:t>Kakolyris, A., et al. SLO-aware GPU DVFS for energy-efficient LLM inference serving. IEEE Computer Architecture Letters (2024).</w:t>
+        <w:t>NVIDIA. CUDA Forward Compatibility Documentation. https://docs.nvidia.com/deploy/cuda-compatibility/forward-compatibility.html</w:t>
       </w:r>
     </w:p>
     <w:p>
@@ -10131,7 +10370,7 @@
         <w:pStyle w:val="BodyText"/>
       </w:pPr>
       <w:r>
-        <w:t>LBNL. 2024 United States Data Center Energy Usage Report. Lawrence Berkeley National Laboratory (2024).</w:t>
+        <w:t>NVIDIA. Run:ai Model Streamer: Reducing cold start latency for LLM inference (2025).</w:t>
       </w:r>
     </w:p>
     <w:p>
@@ -10139,7 +10378,7 @@
         <w:pStyle w:val="BodyText"/>
       </w:pPr>
       <w:r>
-        <w:t>McKinsey &amp; Company. Data Center Demand Model (December 2025).</w:t>
+        <w:t>NVIDIA. TensorRT-LLM Support Matrix. https://nvidia.github.io/TensorRT-LLM/reference/support-matrix.html</w:t>
       </w:r>
     </w:p>
     <w:p>
@@ -10147,7 +10386,7 @@
         <w:pStyle w:val="BodyText"/>
       </w:pPr>
       <w:r>
-        <w:t>Microsoft Azure. SLA for Load Balancer. https://azure.microsoft.com/en-us/support/legal/sla/load-balancer/</w:t>
+        <w:t>Patel, P., et al. Splitwise: Efficient generative LLM inference using phase splitting. ISCA (2024).</w:t>
       </w:r>
     </w:p>
     <w:p>
@@ -10155,7 +10394,7 @@
         <w:pStyle w:val="BodyText"/>
       </w:pPr>
       <w:r>
-        <w:t>Norris, T. H. The puzzle of low data center utilization rates. Power &amp; Policy (August 2025).</w:t>
+        <w:t>Patel, T., et al. Characterizing power management opportunities for LLMs in the cloud. ASPLOS (2024).</w:t>
       </w:r>
     </w:p>
     <w:p>
@@ -10163,7 +10402,7 @@
         <w:pStyle w:val="BodyText"/>
       </w:pPr>
       <w:r>
-        <w:t>NVIDIA. CUDA Compatibility Documentation. https://docs.nvidia.com/deploy/cuda-compatibility/</w:t>
+        <w:t>PJM Interconnection. Manual 13: Emergency Operations. Rev. 97, effective November 20, 2025.</w:t>
       </w:r>
     </w:p>
     <w:p>
@@ -10171,7 +10410,33 @@
         <w:pStyle w:val="BodyText"/>
       </w:pPr>
       <w:r>
-        <w:t>NVIDIA. CUDA Forward Compatibility Documentation. https://docs.nvidia.com/deploy/cuda-compatibility/forward-compatibility.html</w:t>
+        <w:t xml:space="preserve">Radovanović, A., </w:t>
+      </w:r>
+      <w:proofErr w:type="spellStart"/>
+      <w:r>
+        <w:t>Koningstein</w:t>
+      </w:r>
+      <w:proofErr w:type="spellEnd"/>
+      <w:r>
+        <w:t xml:space="preserve">, R., Schneider, I., Chen, B., Duarte, A., Roy, B., Xiao, D., </w:t>
+      </w:r>
+      <w:proofErr w:type="spellStart"/>
+      <w:r>
+        <w:t>Haridasan</w:t>
+      </w:r>
+      <w:proofErr w:type="spellEnd"/>
+      <w:r>
+        <w:t xml:space="preserve">, M., Hung, P., Care, N., Talukdar, S., Mullen, E., Smith, K., Cottman, M., &amp; Cirne, W. Carbon-aware computing for datacenters. </w:t>
+      </w:r>
+      <w:r>
+        <w:rPr>
+          <w:i/>
+          <w:iCs/>
+        </w:rPr>
+        <w:t>IEEE Transactions on Power Systems</w:t>
+      </w:r>
+      <w:r>
+        <w:t xml:space="preserve"> 38(2), 1270–1280 (2023). https://doi.org/10.1109/TPWRS.2022.3173250</w:t>
       </w:r>
     </w:p>
     <w:p>
@@ -10179,7 +10444,31 @@
         <w:pStyle w:val="BodyText"/>
       </w:pPr>
       <w:r>
-        <w:t>NVIDIA. Run:ai Model Streamer: Reducing cold start latency for LLM inference (2025).</w:t>
+        <w:t xml:space="preserve">Jaiswal, S., Jain, K., </w:t>
+      </w:r>
+      <w:proofErr w:type="spellStart"/>
+      <w:r>
+        <w:t>Simmhan</w:t>
+      </w:r>
+      <w:proofErr w:type="spellEnd"/>
+      <w:r>
+        <w:t xml:space="preserve">, Y., </w:t>
+      </w:r>
+      <w:proofErr w:type="spellStart"/>
+      <w:r>
+        <w:t>Parayil</w:t>
+      </w:r>
+      <w:proofErr w:type="spellEnd"/>
+      <w:r>
+        <w:t>, A., Mallick, A., St. Amant, R., et al. </w:t>
+      </w:r>
+      <w:proofErr w:type="spellStart"/>
+      <w:r>
+        <w:t>SageServe</w:t>
+      </w:r>
+      <w:proofErr w:type="spellEnd"/>
+      <w:r>
+        <w:t>: Optimizing LLM Serving on Cloud Data Centers with Forecast Aware Auto-Scaling. arXiv:2502.14617 (2025).</w:t>
       </w:r>
     </w:p>
     <w:p>
@@ -10187,7 +10476,7 @@
         <w:pStyle w:val="BodyText"/>
       </w:pPr>
       <w:r>
-        <w:t>NVIDIA. TensorRT-LLM Support Matrix. https://nvidia.github.io/TensorRT-LLM/reference/support-matrix.html</w:t>
+        <w:t>Red Hat. vLLM: A high-throughput and memory-efficient inference engine (October 2025).</w:t>
       </w:r>
     </w:p>
     <w:p>
@@ -10195,7 +10484,7 @@
         <w:pStyle w:val="BodyText"/>
       </w:pPr>
       <w:r>
-        <w:t>Patel, P., et al. Splitwise: Efficient generative LLM inference using phase splitting. ISCA (2024).</w:t>
+        <w:t>SkyLB. Locality-aware cross-region load balancer for LLM inference. arXiv:2505.24095 (2025).</w:t>
       </w:r>
     </w:p>
     <w:p>
@@ -10203,7 +10492,7 @@
         <w:pStyle w:val="BodyText"/>
       </w:pPr>
       <w:r>
-        <w:t>Patel, T., et al. Characterizing power management opportunities for LLMs in the cloud. ASPLOS (2024).</w:t>
+        <w:t>Stojkovic, J., et al. DynamoLLM: Designing LLM inference clusters for performance and energy efficiency. HPCA (2025).</w:t>
       </w:r>
     </w:p>
     <w:p>
@@ -10211,7 +10500,7 @@
         <w:pStyle w:val="BodyText"/>
       </w:pPr>
       <w:r>
-        <w:t>PJM Interconnection. Manual 13: Emergency Operations. Rev. 86 (2025).</w:t>
+        <w:t>Tirmazi, M., et al. Borg: The next generation. EuroSys (2020).</w:t>
       </w:r>
     </w:p>
     <w:p>
@@ -10219,7 +10508,7 @@
         <w:pStyle w:val="BodyText"/>
       </w:pPr>
       <w:r>
-        <w:t>Radovanović, A., et al. Carbon-aware computing for datacenters. IEEE Transactions on Power Systems 38(2), 1270–1280 (2022).</w:t>
+        <w:t>Verma, A., et al. Large-scale cluster management at Google with Borg. EuroSys (2015).</w:t>
       </w:r>
     </w:p>
     <w:p>
@@ -10227,7 +10516,23 @@
         <w:pStyle w:val="BodyText"/>
       </w:pPr>
       <w:r>
-        <w:t>Jia, N., et al. SageServe: Optimizing LLM Serving on Cloud Data Centers with Forecast Aware Auto-Scaling. arXiv:2502.14617 (2025).</w:t>
+        <w:t xml:space="preserve">Wang, Y., Chen, Y., Li, Z., Kang, X., Zhao, Y., Ma, Z., Bao, H., Mei, X., Liu, Y., Chen, Y., Zhang, Q., Guo, M., Jin, W., Guo, M., &amp; Cui, H. </w:t>
+      </w:r>
+      <w:proofErr w:type="spellStart"/>
+      <w:r>
+        <w:t>BurstGPT</w:t>
+      </w:r>
+      <w:proofErr w:type="spellEnd"/>
+      <w:r>
+        <w:t>: A Real-World Workload Dataset to Optimize LLM Serving Systems. arXiv:2401.17644v3 (2024). Dataset release: github.com/HPMLL/</w:t>
+      </w:r>
+      <w:proofErr w:type="spellStart"/>
+      <w:r>
+        <w:t>BurstGPT</w:t>
+      </w:r>
+      <w:proofErr w:type="spellEnd"/>
+      <w:r>
+        <w:t>.</w:t>
       </w:r>
     </w:p>
     <w:p>
@@ -10235,56 +10540,16 @@
         <w:pStyle w:val="BodyText"/>
       </w:pPr>
       <w:r>
-        <w:t>Red Hat. vLLM: A high-throughput and memory-efficient inference engine (October 2025).</w:t>
-      </w:r>
-    </w:p>
-    <w:p>
-      <w:pPr>
-        <w:pStyle w:val="BodyText"/>
-      </w:pPr>
-      <w:r>
-        <w:t>SkyLB. Locality-aware cross-region load balancer for LLM inference. arXiv:2505.24095 (2025).</w:t>
-      </w:r>
-    </w:p>
-    <w:p>
-      <w:pPr>
-        <w:pStyle w:val="BodyText"/>
-      </w:pPr>
-      <w:r>
-        <w:t>Stojkovic, J., et al. DynamoLLM: Designing LLM inference clusters for performance and energy efficiency. HPCA (2025).</w:t>
-      </w:r>
-    </w:p>
-    <w:p>
-      <w:pPr>
-        <w:pStyle w:val="BodyText"/>
-      </w:pPr>
-      <w:r>
         <w:lastRenderedPageBreak/>
-        <w:t>Tirmazi, M., et al. Borg: The next generation. EuroSys (2020).</w:t>
-      </w:r>
-    </w:p>
-    <w:p>
-      <w:pPr>
-        <w:pStyle w:val="BodyText"/>
-      </w:pPr>
-      <w:r>
-        <w:t>Verma, A., et al. Large-scale cluster management at Google with Borg. EuroSys (2015).</w:t>
-      </w:r>
-    </w:p>
-    <w:p>
-      <w:pPr>
-        <w:pStyle w:val="BodyText"/>
-      </w:pPr>
-      <w:r>
-        <w:t>Wang, Y., et al. BurstGPT: A real-world workload dataset for large language models. arXiv (2024).</w:t>
-      </w:r>
-    </w:p>
-    <w:p>
-      <w:pPr>
-        <w:pStyle w:val="BodyText"/>
-      </w:pPr>
-      <w:r>
-        <w:t>Zhang, C. Flexible HPC: Workload scheduling for carbon and grid-aware computing. PhD Dissertation, University of Chicago (2022).</w:t>
+        <w:t xml:space="preserve">Zhang, </w:t>
+      </w:r>
+      <w:proofErr w:type="spellStart"/>
+      <w:r>
+        <w:t>Chaojie</w:t>
+      </w:r>
+      <w:proofErr w:type="spellEnd"/>
+      <w:r>
+        <w:t>. Flexible Computing for Sustainable Cloud Data Centers. PhD Dissertation, Department of Computer Science, University of Chicago, 2022. Advisor: Andrew A. Chien. https://knowledge.uchicago.edu/record/5719.</w:t>
       </w:r>
     </w:p>
     <w:p>
@@ -10344,6 +10609,22 @@
     <w:p>
       <w:r>
         <w:continuationSeparator/>
+      </w:r>
+    </w:p>
+  </w:footnote>
+  <w:footnote w:id="1">
+    <w:p>
+      <w:pPr>
+        <w:pStyle w:val="FootnoteText"/>
+      </w:pPr>
+      <w:r>
+        <w:rPr>
+          <w:rStyle w:val="FootnoteReference"/>
+        </w:rPr>
+        <w:footnoteRef/>
+      </w:r>
+      <w:r>
+        <w:t xml:space="preserve"> Azure Public Dataset, DynamoLLM traces, https://github.com/Azure/AzurePublicDataset. The released window includes the seven-day span used in this analysis.</w:t>
       </w:r>
     </w:p>
   </w:footnote>
@@ -11298,7 +11579,6 @@
   <w:style w:type="character" w:default="1" w:styleId="DefaultParagraphFont">
     <w:name w:val="Default Paragraph Font"/>
     <w:uiPriority w:val="1"/>
-    <w:semiHidden/>
     <w:unhideWhenUsed/>
   </w:style>
   <w:style w:type="table" w:default="1" w:styleId="TableNormal">
@@ -11881,6 +12161,18 @@
       <w:sz w:val="22"/>
     </w:rPr>
   </w:style>
+  <w:style w:type="character" w:styleId="UnresolvedMention">
+    <w:name w:val="Unresolved Mention"/>
+    <w:basedOn w:val="DefaultParagraphFont"/>
+    <w:uiPriority w:val="99"/>
+    <w:semiHidden/>
+    <w:unhideWhenUsed/>
+    <w:rsid w:val="007430A6"/>
+    <w:rPr>
+      <w:color w:val="605E5C"/>
+      <w:shd w:val="clear" w:color="auto" w:fill="E1DFDD"/>
+    </w:rPr>
+  </w:style>
 </w:styles>
 </file>
 
@@ -12200,4 +12492,16 @@
   </a:objectDefaults>
   <a:extraClrSchemeLst/>
 </a:theme>
+</file>
+
+<file path=customXml/item1.xml><?xml version="1.0" encoding="utf-8"?>
+<b:Sources xmlns:b="http://schemas.openxmlformats.org/officeDocument/2006/bibliography" xmlns="http://schemas.openxmlformats.org/officeDocument/2006/bibliography" SelectedStyle="\APASixthEditionOfficeOnline.xsl" StyleName="APA" Version="6"/>
+</file>
+
+<file path=customXml/itemProps1.xml><?xml version="1.0" encoding="utf-8"?>
+<ds:datastoreItem xmlns:ds="http://schemas.openxmlformats.org/officeDocument/2006/customXml" ds:itemID="{83412D2F-7BF7-411A-9B2B-DD98909FD2BE}">
+  <ds:schemaRefs>
+    <ds:schemaRef ds:uri="http://schemas.openxmlformats.org/officeDocument/2006/bibliography"/>
+  </ds:schemaRefs>
+</ds:datastoreItem>
 </file>
--- a/docs/Technical_Appendix_Cascade_Derivation.docx
+++ b/docs/Technical_Appendix_Cascade_Derivation.docx
@@ -31,39 +31,7 @@
           <w:i/>
           <w:iCs/>
         </w:rPr>
-        <w:t xml:space="preserve">This document provides </w:t>
-      </w:r>
-      <w:proofErr w:type="gramStart"/>
-      <w:r>
-        <w:rPr>
-          <w:i/>
-          <w:iCs/>
-        </w:rPr>
-        <w:t>the complete</w:t>
-      </w:r>
-      <w:proofErr w:type="gramEnd"/>
-      <w:r>
-        <w:rPr>
-          <w:i/>
-          <w:iCs/>
-        </w:rPr>
-        <w:t xml:space="preserve"> analytical derivation, empirical grounding, and source documentation for every parameter in the ten-parameter multiplicative cascade model of spatial migration feasibility. It is intended as </w:t>
-      </w:r>
-      <w:proofErr w:type="gramStart"/>
-      <w:r>
-        <w:rPr>
-          <w:i/>
-          <w:iCs/>
-        </w:rPr>
-        <w:t>the</w:t>
-      </w:r>
-      <w:proofErr w:type="gramEnd"/>
-      <w:r>
-        <w:rPr>
-          <w:i/>
-          <w:iCs/>
-        </w:rPr>
-        <w:t xml:space="preserve"> authoritative companion to the Nature Energy manuscript, providing the full reasoning chain behind each assumption for reviewer verification.</w:t>
+        <w:t>This document provides the complete analytical derivation, empirical grounding, and source documentation for every parameter in the ten-parameter multiplicative cascade model of spatial migration feasibility. It is intended as the authoritative companion to the Nature Energy manuscript, providing the full reasoning chain behind each assumption for reviewer verification.</w:t>
       </w:r>
     </w:p>
     <w:p>
@@ -123,18 +91,25 @@
         <w:pStyle w:val="BodyText"/>
       </w:pPr>
       <w:r>
-        <w:t xml:space="preserve">where </w:t>
-      </w:r>
-      <w:r>
-        <w:t>FLEX_FRAC = 0.25 is adopted as a conservative ceiling for the aggregate software-orchestrated flexibility fraction at the GPU cluster level, consistent with the 25% power reduction sustained for three hours on a 256-GPU cluster in Phoenix by Colangelo et al. (Nat Energy, 2026). The demonstrated reduction was achieved via a combination of control knobs — DVFS (</w:t>
-      </w:r>
-      <w:proofErr w:type="spellStart"/>
-      <w:r>
-        <w:t>nvidia-smi</w:t>
-      </w:r>
-      <w:proofErr w:type="spellEnd"/>
-      <w:r>
-        <w:t xml:space="preserve"> power capping), job pausing, and GPU resource reallocation — rather than DVFS alone, and is a utility-set target, not a measured physical ceiling of any single technique.</w:t>
+        <w:t>where FLEX_FRAC = 0.25 is adopted as a conservative ceiling for the aggregate software-orchestrated flexibility fraction at the GPU cluster level, consistent with the 25% power reduction sustained for three hours on a 256-GPU cluster in Phoenix by Colangelo et al.</w:t>
+      </w:r>
+      <w:r>
+        <w:t xml:space="preserve"> </w:t>
+      </w:r>
+      <w:r>
+        <w:t>(Nat Energy, 2026).</w:t>
+      </w:r>
+      <w:r>
+        <w:rPr>
+          <w:rStyle w:val="FootnoteReference"/>
+        </w:rPr>
+        <w:footnoteReference w:id="1"/>
+      </w:r>
+      <w:r>
+        <w:t xml:space="preserve"> The demonstrated reduction was achieved via a combination of control knobs — including DVFS (nvidia-smi power capping), job pausing, and GPU resource reallocation — rather than any single technique, and reflects a utility-set target rather than a measured physical ceiling.</w:t>
+      </w:r>
+      <w:r>
+        <w:t xml:space="preserve"> </w:t>
       </w:r>
     </w:p>
     <w:p>
@@ -228,6 +203,7 @@
         <w:pStyle w:val="FirstParagraph"/>
       </w:pPr>
       <w:r>
+        <w:lastRenderedPageBreak/>
         <w:t>Each parameter is an independent filter. A workload must pass all ten to contribute to spatial migration. The product of all ten is the effective spatial fraction — the share of facility load that disappears from the source node during a capacity market dispatch event.</w:t>
       </w:r>
     </w:p>
@@ -239,94 +215,58 @@
         </w:rPr>
       </w:pPr>
       <w:bookmarkStart w:id="2" w:name="commitment-depth-formula"/>
-      <w:proofErr w:type="gramStart"/>
       <w:r>
         <w:rPr>
           <w:b/>
           <w:bCs/>
         </w:rPr>
-        <w:t>Commitment</w:t>
-      </w:r>
-      <w:proofErr w:type="gramEnd"/>
-      <w:r>
+        <w:t>Commitment Depth Formula</w:t>
+      </w:r>
+    </w:p>
+    <w:p>
+      <w:pPr>
+        <w:pStyle w:val="FirstParagraph"/>
+      </w:pPr>
+      <w:r>
+        <w:t>The commitment depth formula applies DVFS only to the compute-amenable portion of facility load (the S1 envelope):</w:t>
+      </w:r>
+    </w:p>
+    <w:p>
+      <w:pPr>
+        <w:pStyle w:val="BlockText"/>
+      </w:pPr>
+      <w:r>
+        <w:t>Commitment Depth = Spatial + FLEX_FRAC × (S1 − Spatial)</w:t>
+      </w:r>
+    </w:p>
+    <w:p>
+      <w:pPr>
+        <w:pStyle w:val="BodyText"/>
+      </w:pPr>
+      <w:r>
+        <w:t xml:space="preserve">The </w:t>
+      </w:r>
+      <w:r>
+        <w:t>flex</w:t>
+      </w:r>
+      <w:r>
+        <w:t>-only floor (no spatial migration at all) is FLEX_FRAC × S1 = 0.25 × 0.70 = 17.5%. This is the minimum commitment depth achievable by any inference-dominant facility through local power management alone, without any spatial migration.</w:t>
+      </w:r>
+    </w:p>
+    <w:p>
+      <w:pPr>
         <w:rPr>
           <w:b/>
           <w:bCs/>
         </w:rPr>
-        <w:t xml:space="preserve"> Depth Formula</w:t>
-      </w:r>
-    </w:p>
-    <w:p>
-      <w:pPr>
-        <w:pStyle w:val="FirstParagraph"/>
-      </w:pPr>
-      <w:r>
-        <w:t>The commitment depth formula applies DVFS only to the compute-amenable portion of facility load (the S1 envelope):</w:t>
-      </w:r>
-    </w:p>
-    <w:p>
-      <w:pPr>
-        <w:pStyle w:val="BlockText"/>
-      </w:pPr>
-      <w:r>
-        <w:lastRenderedPageBreak/>
-        <w:t>Commitment Depth = Spatial + FLEX_FRAC × (S1 − Spatial)</w:t>
-      </w:r>
-    </w:p>
-    <w:p>
-      <w:pPr>
-        <w:pStyle w:val="BodyText"/>
-      </w:pPr>
-      <w:r>
-        <w:t xml:space="preserve">This is a correction to the earlier formulation (Spatial + DVFS × (1 − Spatial)), which incorrectly applied DVFS to the entire non-migrating facility load including cooling, power conditioning, and non-compute infrastructure. The Colangelo et al. field demonstration measured the combined power reduction at the GPU cluster level via </w:t>
-      </w:r>
-      <w:proofErr w:type="spellStart"/>
-      <w:r>
-        <w:t>nvidia-smi</w:t>
-      </w:r>
-      <w:proofErr w:type="spellEnd"/>
-      <w:r>
-        <w:t xml:space="preserve"> and workload orchestration, not at the facility meter. Neither DVFS nor pausing nor resource reallocation can reduce cooling or infrastructure load. The corrected formula restricts the flexibility base to the S1 fraction of facility load that is running </w:t>
-      </w:r>
-      <w:proofErr w:type="gramStart"/>
-      <w:r>
-        <w:t>compute</w:t>
-      </w:r>
-      <w:proofErr w:type="gramEnd"/>
-      <w:r>
-        <w:t xml:space="preserve"> workloads.</w:t>
-      </w:r>
-    </w:p>
-    <w:p>
-      <w:pPr>
-        <w:pStyle w:val="BodyText"/>
-      </w:pPr>
-      <w:r>
-        <w:t xml:space="preserve">The DVFS-only floor (no spatial migration at all) is FLEX_FRAC × S1 = 0.25 × 0.70 = 17.5%. This is the minimum </w:t>
-      </w:r>
-      <w:proofErr w:type="gramStart"/>
-      <w:r>
-        <w:t>commitment depth</w:t>
-      </w:r>
-      <w:proofErr w:type="gramEnd"/>
-      <w:r>
-        <w:t xml:space="preserve"> achievable by any inference-dominant facility through local power management alone, without any spatial migration.</w:t>
-      </w:r>
-    </w:p>
-    <w:p>
-      <w:pPr>
+      </w:pPr>
+      <w:bookmarkStart w:id="3" w:name="analysis-scope"/>
+      <w:bookmarkEnd w:id="2"/>
+      <w:r>
         <w:rPr>
           <w:b/>
           <w:bCs/>
         </w:rPr>
-      </w:pPr>
-      <w:bookmarkStart w:id="3" w:name="analysis-scope"/>
-      <w:bookmarkEnd w:id="2"/>
-      <w:r>
-        <w:rPr>
-          <w:b/>
-          <w:bCs/>
-        </w:rPr>
         <w:t>Analysis Scope</w:t>
       </w:r>
     </w:p>
@@ -341,15 +281,13 @@
         <w:t>inference-dominant facilities</w:t>
       </w:r>
       <w:r>
-        <w:t xml:space="preserve"> (S1 = 0.70 fixed). S1 is a scope-defining parameter, not a stochastic variable — it is held fixed rather than drawn in </w:t>
-      </w:r>
-      <w:proofErr w:type="gramStart"/>
-      <w:r>
-        <w:t>the Monte</w:t>
-      </w:r>
-      <w:proofErr w:type="gramEnd"/>
-      <w:r>
-        <w:t xml:space="preserve"> Carlo. The rationale:</w:t>
+        <w:t xml:space="preserve"> (S1 = 0.70 fixed). S1 is a scope-defining parameter, not a stochastic variable </w:t>
+      </w:r>
+      <w:r>
+        <w:t>and</w:t>
+      </w:r>
+      <w:r>
+        <w:t xml:space="preserve"> is held fixed rather than drawn in the Monte Carlo. The rationale:</w:t>
       </w:r>
     </w:p>
     <w:p>
@@ -362,6 +300,12 @@
       </w:pPr>
       <w:r>
         <w:t>Inference is the fastest-growing segment of data center compute (35% CAGR per McKinsey December 2025), making inference-dominant facilities the likely marginal participants in any DR program.</w:t>
+      </w:r>
+      <w:r>
+        <w:rPr>
+          <w:rStyle w:val="FootnoteReference"/>
+        </w:rPr>
+        <w:footnoteReference w:id="2"/>
       </w:r>
     </w:p>
     <w:p>
@@ -462,6 +406,7 @@
               <w:pStyle w:val="Compact"/>
             </w:pPr>
             <w:r>
+              <w:lastRenderedPageBreak/>
               <w:t>Attribute</w:t>
             </w:r>
           </w:p>
@@ -633,7 +578,6 @@
         <w:pStyle w:val="FirstParagraph"/>
       </w:pPr>
       <w:r>
-        <w:lastRenderedPageBreak/>
         <w:t xml:space="preserve">S1 answers: </w:t>
       </w:r>
       <w:r>
@@ -641,23 +585,7 @@
           <w:i/>
           <w:iCs/>
         </w:rPr>
-        <w:t xml:space="preserve">of the </w:t>
-      </w:r>
-      <w:proofErr w:type="gramStart"/>
-      <w:r>
-        <w:rPr>
-          <w:i/>
-          <w:iCs/>
-        </w:rPr>
-        <w:t>compute</w:t>
-      </w:r>
-      <w:proofErr w:type="gramEnd"/>
-      <w:r>
-        <w:rPr>
-          <w:i/>
-          <w:iCs/>
-        </w:rPr>
-        <w:t xml:space="preserve"> running at a facility, what fraction is a workload type architecturally capable of spatial migration?</w:t>
+        <w:t>of the compute running at a facility, what fraction is a workload type architecturally capable of spatial migration?</w:t>
       </w:r>
     </w:p>
     <w:p>
@@ -665,15 +593,7 @@
         <w:pStyle w:val="BodyText"/>
       </w:pPr>
       <w:r>
-        <w:t xml:space="preserve">S1 is a classification parameter. It selects the inference-eligible share of facility compute; all subsequent cascade parameters (S2 through E2) apply exclusively to this selected fraction. S1 does not assess whether a specific workload instance will </w:t>
-      </w:r>
-      <w:proofErr w:type="gramStart"/>
-      <w:r>
-        <w:t>actually execute</w:t>
-      </w:r>
-      <w:proofErr w:type="gramEnd"/>
-      <w:r>
-        <w:t xml:space="preserve"> migration — that is captured by S2 through E2.</w:t>
+        <w:t>S1 is a classification parameter. It selects the inference-eligible share of facility compute; all subsequent cascade parameters (S2 through E2) apply exclusively to this selected fraction. S1 does not assess whether a specific workload instance will actually execute migration — that is captured by S2 through E2.</w:t>
       </w:r>
     </w:p>
     <w:p>
@@ -1011,15 +931,7 @@
         <w:t>Deloitte (November 2025):</w:t>
       </w:r>
       <w:r>
-        <w:t xml:space="preserve"> Inference was approximately one-third of </w:t>
-      </w:r>
-      <w:proofErr w:type="gramStart"/>
-      <w:r>
-        <w:t>compute</w:t>
-      </w:r>
-      <w:proofErr w:type="gramEnd"/>
-      <w:r>
-        <w:t xml:space="preserve"> in 2023, roughly half in 2025, and projected two-thirds by 2026. Deloitte further notes that post-training and test-time scaling can be “relatively interruptible” compared to pre-training, which helps enable DR participation.</w:t>
+        <w:t xml:space="preserve"> Inference was approximately one-third of compute in 2023, roughly half in 2025, and projected two-thirds by 2026. Deloitte further notes that post-training and test-time scaling can be “relatively interruptible” compared to pre-training, which helps enable DR participation.</w:t>
       </w:r>
     </w:p>
     <w:p>
@@ -1072,54 +984,96 @@
         <w:pStyle w:val="BodyText"/>
       </w:pPr>
       <w:r>
-        <w:t xml:space="preserve">Key evidence: - McKinsey (December 2025) characterizes inference as “highly atomizable — individual tasks can be handled independently — unlike training, which relies on large-scale, tightly synchronized GPU clusters.” - Splitwise (Patel et al., ISCA 2024) demonstrates that even within a single inference request, prompt and decode phases can be split across different machines with KV-cache transfer, implying inter-facility request routing is architecturally trivial compared to intra-request splitting. - </w:t>
-      </w:r>
-      <w:proofErr w:type="spellStart"/>
-      <w:r>
-        <w:t>SageServe</w:t>
-      </w:r>
-      <w:proofErr w:type="spellEnd"/>
-      <w:r>
-        <w:t xml:space="preserve"> (Jaiswal et al., 2025) production O365 traces show strong diurnal periodicity (ρ ≈ 0.95) for interactive foreground inference, confirming load is predictable and schedulable</w:t>
-      </w:r>
-      <w:r>
-        <w:t xml:space="preserve">. - </w:t>
-      </w:r>
-      <w:proofErr w:type="spellStart"/>
-      <w:r>
-        <w:t>DynamoLLM</w:t>
-      </w:r>
-      <w:proofErr w:type="spellEnd"/>
-      <w:r>
-        <w:t xml:space="preserve"> (Stojkovic et al., HPCA 2025) demonstrates inference clusters have significant load </w:t>
-      </w:r>
+        <w:t xml:space="preserve">Key evidence: </w:t>
+      </w:r>
+    </w:p>
+    <w:p>
+      <w:pPr>
+        <w:pStyle w:val="BodyText"/>
+        <w:numPr>
+          <w:ilvl w:val="0"/>
+          <w:numId w:val="25"/>
+        </w:numPr>
+      </w:pPr>
       <w:r>
         <w:lastRenderedPageBreak/>
-        <w:t xml:space="preserve">variation, with periods of low utilization where joint control of GPU frequency, model parallelism, and instance count achieves 52% energy savings at the service level. </w:t>
+        <w:t>McKinsey (December 2025) characterizes inference as “highly atomizable — individual tasks can be handled independently — unlike training, which relies on large-scale, tightly synchronized GPU clusters.”</w:t>
       </w:r>
     </w:p>
     <w:p>
       <w:pPr>
         <w:pStyle w:val="BodyText"/>
-      </w:pPr>
-      <w:r>
-        <w:t xml:space="preserve">The 0.80–0.95 range represents the architectural ceiling on spatial flexibility: the fraction of inference compute that could in principle migrate, based on workload architecture alone. The operational fraction that can </w:t>
-      </w:r>
-      <w:proofErr w:type="gramStart"/>
-      <w:r>
-        <w:t>actually execute</w:t>
-      </w:r>
-      <w:proofErr w:type="gramEnd"/>
-      <w:r>
-        <w:t xml:space="preserve"> migration in a specific event is captured separately by S2 and S3.</w:t>
+        <w:numPr>
+          <w:ilvl w:val="0"/>
+          <w:numId w:val="25"/>
+        </w:numPr>
+      </w:pPr>
+      <w:r>
+        <w:t xml:space="preserve">Splitwise (Patel et al., ISCA 2024) demonstrates that even within a single inference request, prompt and decode phases can be split across different machines with KV-cache transfer, implying inter-facility request routing is architecturally trivial compared to intra-request splitting. </w:t>
       </w:r>
     </w:p>
     <w:p>
       <w:pPr>
         <w:pStyle w:val="BodyText"/>
-      </w:pPr>
-      <w:r>
-        <w:t>DVFS amenability for inference is high: - Patel et al. (ASPLOS 2024) measured approximately 21% power headroom at the cluster level in Azure production inference clusters due to statistical multiplexing. - Kakolyris et al. (IEEE CAL, 2024) achieved 22.8–45.5% energy savings under SLO constraints for inference serving through iteration-level GPU DVFS.</w:t>
+        <w:numPr>
+          <w:ilvl w:val="0"/>
+          <w:numId w:val="25"/>
+        </w:numPr>
+      </w:pPr>
+      <w:r>
+        <w:t>SageServe (Jaiswal et al., 2025) production O365 traces show strong diurnal periodicity (ρ ≈ 0.95) for interactive foreground inference, confirming load is predictable and schedulable.</w:t>
+      </w:r>
+    </w:p>
+    <w:p>
+      <w:pPr>
+        <w:pStyle w:val="BodyText"/>
+        <w:numPr>
+          <w:ilvl w:val="0"/>
+          <w:numId w:val="25"/>
+        </w:numPr>
+      </w:pPr>
+      <w:r>
+        <w:t xml:space="preserve">DynamoLLM (Stojkovic et al., HPCA 2025) demonstrates inference clusters have significant load variation, with periods of low utilization where joint control of GPU frequency, model parallelism, and instance count achieves 52% energy savings at the service level. </w:t>
+      </w:r>
+    </w:p>
+    <w:p>
+      <w:pPr>
+        <w:pStyle w:val="BodyText"/>
+      </w:pPr>
+      <w:r>
+        <w:t>The 0.80–0.95 range represents the architectural ceiling on spatial flexibility: the fraction of inference compute that could in principle migrate, based on workload architecture alone. The operational fraction that can actually execute migration in a specific event is captured separately by S2 and S3.</w:t>
+      </w:r>
+    </w:p>
+    <w:p>
+      <w:pPr>
+        <w:pStyle w:val="BodyText"/>
+      </w:pPr>
+      <w:r>
+        <w:t>DVFS amenability for inference is high:</w:t>
+      </w:r>
+    </w:p>
+    <w:p>
+      <w:pPr>
+        <w:pStyle w:val="BodyText"/>
+        <w:numPr>
+          <w:ilvl w:val="0"/>
+          <w:numId w:val="26"/>
+        </w:numPr>
+      </w:pPr>
+      <w:r>
+        <w:t>Patel et al. (ASPLOS 2024) measured approximately 21% power headroom at the cluster level in Azure production inference clusters due to statistical multiplexing.</w:t>
+      </w:r>
+    </w:p>
+    <w:p>
+      <w:pPr>
+        <w:pStyle w:val="BodyText"/>
+        <w:numPr>
+          <w:ilvl w:val="0"/>
+          <w:numId w:val="26"/>
+        </w:numPr>
+      </w:pPr>
+      <w:r>
+        <w:t>Kakolyris et al. (IEEE CAL, 2024) achieved 22.8–45.5% energy savings under SLO constraints for inference serving through iteration-level GPU DVFS.</w:t>
       </w:r>
     </w:p>
     <w:p>
@@ -1179,6 +1133,7 @@
         </w:numPr>
       </w:pPr>
       <w:r>
+        <w:lastRenderedPageBreak/>
         <w:t>Google’s Borg cluster management system reports approximately 40% of CPU usage allocated to non-production batch tiers (Verma et al., EuroSys 2015; Tirmazi et al., EuroSys 2020).</w:t>
       </w:r>
     </w:p>
@@ -1208,27 +1163,6 @@
     </w:p>
     <w:p>
       <w:pPr>
-        <w:pStyle w:val="FirstParagraph"/>
-      </w:pPr>
-      <w:r>
-        <w:rPr>
-          <w:b/>
-          <w:bCs/>
-        </w:rPr>
-        <w:t>D. Fine-Tuning / Post-Training — Spatial Flexibility: MODERATE (0.30–0.50)</w:t>
-      </w:r>
-    </w:p>
-    <w:p>
-      <w:pPr>
-        <w:pStyle w:val="BodyText"/>
-      </w:pPr>
-      <w:r>
-        <w:lastRenderedPageBreak/>
-        <w:t>Smaller scale than pre-training (typically single-node or few-node). Checkpoints are smaller, enabling faster migration. Can be paused and resumed more readily. Non-real-time, not user-facing. High temporal flexibility (0.70–0.90). The 0.30–0.50 range is the author’s estimate based on these architectural characteristics; no production measurement of fine-tuning spatial migration is available in the cited literature.</w:t>
-      </w:r>
-    </w:p>
-    <w:p>
-      <w:pPr>
         <w:rPr>
           <w:i/>
           <w:iCs/>
@@ -1236,35 +1170,54 @@
       </w:pPr>
       <w:bookmarkStart w:id="9" w:name="Xc75443290cc10df727b808e1f2c4467a5ce995a"/>
       <w:bookmarkEnd w:id="8"/>
-      <w:r>
+    </w:p>
+    <w:p>
+      <w:pPr>
         <w:rPr>
           <w:i/>
           <w:iCs/>
-        </w:rPr>
-        <w:t>S1 = 0.70 for the Inference-Dominant Scenario</w:t>
-      </w:r>
-    </w:p>
-    <w:p>
-      <w:pPr>
-        <w:pStyle w:val="FirstParagraph"/>
-      </w:pPr>
-      <w:r>
-        <w:t>The inference-dominant scenario assumes a 70/10/10/10 workload mix (inference/training/cloud/fine-tuning). S1 = 0.70 is the inference share, grounded in McKinsey projections for 2027+ inference-specialized facilities.</w:t>
-      </w:r>
-    </w:p>
-    <w:p>
-      <w:pPr>
-        <w:pStyle w:val="BodyText"/>
-      </w:pPr>
-      <w:r>
-        <w:t>S1 is a scenario construction, not a stochastic variable: within the inference-dominant archetype, S1 does not carry a range. The value is a modeling assumption informed by industry projections, not a published benchmark. The conceptual basis for distinct facility archetypes is well-supported by McKinsey, Uptime Institute, and Deloitte analyses of diverging infrastructure requirements, but no published source provides exact inference-share coefficients by facility type.</w:t>
-      </w:r>
-    </w:p>
-    <w:p>
-      <w:pPr>
+          <w:highlight w:val="yellow"/>
+        </w:rPr>
+      </w:pPr>
+      <w:r>
         <w:rPr>
           <w:i/>
           <w:iCs/>
+          <w:highlight w:val="yellow"/>
+        </w:rPr>
+        <w:t>S1 = 0.70 for the Inference-Dominant Scenario</w:t>
+      </w:r>
+    </w:p>
+    <w:p>
+      <w:pPr>
+        <w:pStyle w:val="FirstParagraph"/>
+        <w:rPr>
+          <w:highlight w:val="yellow"/>
+        </w:rPr>
+      </w:pPr>
+      <w:r>
+        <w:rPr>
+          <w:highlight w:val="yellow"/>
+        </w:rPr>
+        <w:t>The inference-dominant scenario assumes a 70/10/10/10 workload mix (inference/training/cloud/fine-tuning). S1 = 0.70 is the inference share, grounded in McKinsey projections for 2027+ inference-specialized facilities.</w:t>
+      </w:r>
+    </w:p>
+    <w:p>
+      <w:pPr>
+        <w:pStyle w:val="BodyText"/>
+      </w:pPr>
+      <w:r>
+        <w:rPr>
+          <w:highlight w:val="yellow"/>
+        </w:rPr>
+        <w:t>S1 is a scenario construction, not a stochastic variable: within the inference-dominant archetype, S1 does not carry a range. The value is a modeling assumption informed by industry projections, not a published benchmark. The conceptual basis for distinct facility archetypes is well-supported by McKinsey, Uptime Institute, and Deloitte analyses of diverging infrastructure requirements, but no published source provides exact inference-share coefficients by facility type.</w:t>
+      </w:r>
+    </w:p>
+    <w:p>
+      <w:pPr>
+        <w:rPr>
+          <w:i/>
+          <w:iCs/>
         </w:rPr>
       </w:pPr>
       <w:bookmarkStart w:id="10" w:name="X8bff5a0790c6f955460ee7fac8914d49dd93368"/>
@@ -1282,37 +1235,13 @@
         <w:pStyle w:val="BodyText"/>
       </w:pPr>
       <w:r>
-        <w:t xml:space="preserve">To ground the inference flexibility profile in production data, we analyzed 44.1 million production LLM inference requests across two Azure services (Coding and Conversation) from the </w:t>
-      </w:r>
-      <w:proofErr w:type="spellStart"/>
-      <w:r>
-        <w:t>DynamoLLM</w:t>
-      </w:r>
-      <w:proofErr w:type="spellEnd"/>
-      <w:r>
-        <w:t xml:space="preserve"> trace release on the Azure Public Dataset </w:t>
-      </w:r>
-      <w:proofErr w:type="gramStart"/>
-      <w:r>
-        <w:t>repository.[</w:t>
-      </w:r>
-      <w:proofErr w:type="gramEnd"/>
-      <w:r>
-        <w:t>^a] The underlying traces were characterized for energy-management purposes by Stojkovic et al. (HPCA 2025). Our analysis aggregates the released per-request timestamps, context tokens, generated tokens, and time-to-</w:t>
-      </w:r>
-      <w:proofErr w:type="gramStart"/>
-      <w:r>
-        <w:t>first-token</w:t>
-      </w:r>
-      <w:proofErr w:type="gramEnd"/>
-      <w:r>
-        <w:t xml:space="preserve"> to hourly resolution across both services.</w:t>
+        <w:t>To ground the inference flexibility profile in production data, we analyzed 44.1 million production LLM inference requests across two Azure services (Coding and Conversation) from the DynamoLLM trace release on the Azure Public Dataset repository. The underlying traces were characterized for energy-management purposes by Stojkovic et al. (HPCA 2025). Our analysis aggregates the released per-request timestamps, context tokens, generated tokens, and time-to-first-token to hourly resolution across both services.</w:t>
       </w:r>
       <w:r>
         <w:rPr>
           <w:rStyle w:val="FootnoteReference"/>
         </w:rPr>
-        <w:footnoteReference w:id="1"/>
+        <w:footnoteReference w:id="3"/>
       </w:r>
     </w:p>
     <w:p>
@@ -1338,7 +1267,22 @@
         <w:t>Load variability</w:t>
       </w:r>
       <w:r>
-        <w:t>: Hourly request coefficient of variation (CoV) ranges from 0.29 (Conversation) to 0.85 (Coding) across the two services, reflecting the sharper diurnal cycle in code-generation workloads. The 24-hour autocorrelation is moderate to strong (ρ ≈ 0.40–0.75), confirming diurnal periodicity, with Coding exhibiting the stronger cycle (ρ = 0.75). Weekday peak-to-trough ratios average 2.0:1 (Conversation) to 10.0:1 (Coding), with weekend load reduction of 43–68%. Median headroom versus peak is 38% (Conversation) to 80% (Coding) of instantaneous capacity. This variability is the temporal flexibility that DVFS exploits.</w:t>
+        <w:t xml:space="preserve">: </w:t>
+      </w:r>
+      <w:commentRangeStart w:id="11"/>
+      <w:r>
+        <w:t xml:space="preserve">Hourly request coefficient of variation (CoV) ranges from 0.29 (Conversation) to 0.85 (Coding) across the two services, reflecting the sharper diurnal cycle in code-generation workloads. The 24-hour autocorrelation is moderate to strong (ρ ≈ 0.40–0.75), confirming diurnal periodicity, with Coding </w:t>
+      </w:r>
+      <w:r>
+        <w:lastRenderedPageBreak/>
+        <w:t>exhibiting the stronger cycle (ρ = 0.75). Weekday peak-to-trough ratios average 2.0:1 (Conversation) to 10.0:1 (Coding), with weekend load reduction of 43–68%. Median headroom versus peak is 38% (Conversation) to 80% (Coding) of instantaneous capacity. This variability is the temporal flexibility that DVFS exploits.</w:t>
+      </w:r>
+      <w:commentRangeEnd w:id="11"/>
+      <w:r>
+        <w:rPr>
+          <w:rStyle w:val="CommentReference"/>
+        </w:rPr>
+        <w:commentReference w:id="11"/>
       </w:r>
     </w:p>
     <w:p>
@@ -1356,11 +1300,7 @@
         <w:t>Drain time:</w:t>
       </w:r>
       <w:r>
-        <w:t xml:space="preserve"> P99 generated token counts imply drain times of 4.5–11.6 seconds at typical throughput (60 tok/s per GPU), spanning Coding (4.5 s) and Conversation (11.6 s) services. At optimistic throughput (100 tok/s), drain times compress to 2.7–7.0 seconds. Even at the P99.9 level, individual requests complete well within one </w:t>
-      </w:r>
-      <w:r>
-        <w:lastRenderedPageBreak/>
-        <w:t>minute. This confirms that for inference, the “migration” operation completes in seconds to tens of seconds, not minutes.</w:t>
+        <w:t xml:space="preserve"> P99 generated token counts imply drain times of 4.5–11.6 seconds at typical throughput (60 tok/s per GPU), spanning Coding (4.5 s) and Conversation (11.6 s) services. At optimistic throughput (100 tok/s), drain times compress to 2.7–7.0 seconds. Even at the P99.9 level, individual requests complete well within one minute. This confirms that for inference, the “migration” operation completes in seconds to tens of seconds, not minutes.</w:t>
       </w:r>
     </w:p>
     <w:p>
@@ -1413,7 +1353,7 @@
           <w:bCs/>
         </w:rPr>
       </w:pPr>
-      <w:bookmarkStart w:id="11" w:name="s2-data-locality"/>
+      <w:bookmarkStart w:id="12" w:name="s2-data-locality"/>
       <w:bookmarkEnd w:id="5"/>
       <w:bookmarkEnd w:id="10"/>
       <w:r>
@@ -1479,6 +1419,7 @@
             <w:pPr>
               <w:pStyle w:val="Compact"/>
             </w:pPr>
+            <w:commentRangeStart w:id="13"/>
             <w:r>
               <w:t>Central value</w:t>
             </w:r>
@@ -1494,6 +1435,13 @@
             </w:pPr>
             <w:r>
               <w:t>0.70</w:t>
+            </w:r>
+            <w:commentRangeEnd w:id="13"/>
+            <w:r>
+              <w:rPr>
+                <w:rStyle w:val="CommentReference"/>
+              </w:rPr>
+              <w:commentReference w:id="13"/>
             </w:r>
           </w:p>
         </w:tc>
@@ -1523,13 +1471,8 @@
             <w:pPr>
               <w:pStyle w:val="Compact"/>
             </w:pPr>
-            <w:proofErr w:type="gramStart"/>
-            <w:r>
-              <w:t>Uniform[</w:t>
-            </w:r>
-            <w:proofErr w:type="gramEnd"/>
-            <w:r>
-              <w:t>0.60, 0.95]</w:t>
+            <w:r>
+              <w:t>Uniform[0.60, 0.95]</w:t>
             </w:r>
           </w:p>
         </w:tc>
@@ -1604,17 +1547,21 @@
           <w:iCs/>
         </w:rPr>
       </w:pPr>
-      <w:bookmarkStart w:id="12" w:name="what-s2-measures"/>
-    </w:p>
-    <w:p>
-      <w:pPr>
-        <w:rPr>
+      <w:bookmarkStart w:id="14" w:name="what-s2-measures"/>
+    </w:p>
+    <w:p>
+      <w:pPr>
+        <w:rPr>
+          <w:b/>
+          <w:bCs/>
           <w:i/>
           <w:iCs/>
         </w:rPr>
       </w:pPr>
       <w:r>
         <w:rPr>
+          <w:b/>
+          <w:bCs/>
           <w:i/>
           <w:iCs/>
         </w:rPr>
@@ -1623,41 +1570,59 @@
     </w:p>
     <w:p>
       <w:pPr>
-        <w:pStyle w:val="FirstParagraph"/>
-      </w:pPr>
-      <w:r>
-        <w:t xml:space="preserve">S2 answers: </w:t>
-      </w:r>
-      <w:r>
-        <w:rPr>
+        <w:pStyle w:val="BodyText"/>
+      </w:pPr>
+      <w:r>
+        <w:t>S2 answers: of the S1-eligible inference workloads, what fraction is free to relocate across interconnection boundaries without violating a regulatory, contractual, or operational constraint that pins execution to a specific region?</w:t>
+      </w:r>
+    </w:p>
+    <w:p>
+      <w:pPr>
+        <w:rPr>
+          <w:b/>
+          <w:bCs/>
           <w:i/>
           <w:iCs/>
         </w:rPr>
-        <w:t>of the S1-eligible inference workloads, what fraction is not geographically pinned by data residency mandates, sovereignty requirements, or contractual constraints that prevent relocation to a cross-interconnection destination?</w:t>
-      </w:r>
-    </w:p>
-    <w:p>
-      <w:pPr>
-        <w:pStyle w:val="BodyText"/>
-      </w:pPr>
-      <w:r>
-        <w:t>S2 was previously combined with operational timing as a single “execution feasibility” parameter (old S2 = data locality × timing, central 0.72). In the 10-parameter cascade, data locality and operational timing are separated into S2 and S3 respectively, reflecting that they represent fundamentally different constraints: S2 is a regulatory/contractual constraint that applies before any dispatch event, while S3 is a physical timing constraint that applies during the event.</w:t>
-      </w:r>
-    </w:p>
-    <w:p>
-      <w:pPr>
-        <w:rPr>
+      </w:pPr>
+      <w:bookmarkStart w:id="15" w:name="X3f3b589890a48cce2b48cda3e55657cc9983087"/>
+      <w:bookmarkEnd w:id="14"/>
+      <w:r>
+        <w:rPr>
+          <w:b/>
+          <w:bCs/>
           <w:i/>
           <w:iCs/>
         </w:rPr>
-      </w:pPr>
-      <w:bookmarkStart w:id="13" w:name="X3f3b589890a48cce2b48cda3e55657cc9983087"/>
-      <w:bookmarkEnd w:id="12"/>
-      <w:r>
+        <w:t>Framing</w:t>
+      </w:r>
+    </w:p>
+    <w:p>
+      <w:r>
+        <w:t xml:space="preserve">Production-grade cross-region inference is architecturally deployed and operationally demonstrated at hyperscaler scale. Google has run carbon-aware temporal and spatial compute shifting in production since 2020 (Radovanovic et al., IEEE Transactions on Power Systems 38 (2), 2023). Amazon Bedrock routes inference requests across regions automatically via cross-region inference profiles. Academic work on cross-region load </w:t>
+      </w:r>
+      <w:r>
+        <w:lastRenderedPageBreak/>
+        <w:t>balancing for LLM inference (SkyLB, arXiv:2505.24095, 2025) demonstrates locality-aware orchestration at production latency.</w:t>
+      </w:r>
+    </w:p>
+    <w:p>
+      <w:r>
+        <w:t xml:space="preserve">The question is therefore not whether inference can be geographically redistributed but what fraction of the aggregate fleet is subject to constraints that prevent it. We evaluate three categories of constraint against the U.S. only scope of this analysis. </w:t>
+      </w:r>
+    </w:p>
+    <w:p>
+      <w:pPr>
         <w:rPr>
           <w:i/>
           <w:iCs/>
         </w:rPr>
+      </w:pPr>
+      <w:r>
+        <w:rPr>
+          <w:i/>
+          <w:iCs/>
+        </w:rPr>
         <w:t>Three Categories of Geographic Constraint</w:t>
       </w:r>
     </w:p>
@@ -1675,67 +1640,18 @@
     </w:p>
     <w:p>
       <w:pPr>
-        <w:pStyle w:val="BodyText"/>
-      </w:pPr>
-      <w:r>
-        <w:t>GDPR (EU), China’s Personal Information Protection Law (PIPL), India’s Digital Personal Data Protection Act (DPDP), and sector-specific regulations create hard geographic boundaries:</w:t>
-      </w:r>
-    </w:p>
-    <w:p>
-      <w:pPr>
-        <w:pStyle w:val="Compact"/>
-        <w:numPr>
-          <w:ilvl w:val="0"/>
-          <w:numId w:val="6"/>
-        </w:numPr>
-      </w:pPr>
-      <w:r>
-        <w:lastRenderedPageBreak/>
-        <w:t>GDPR Article 44–49 restricts transfer of personal data outside the EEA unless adequacy decisions or approved safeguards apply. Inference workloads processing EU personal data cannot migrate to a US facility without explicit legal basis.</w:t>
-      </w:r>
-    </w:p>
-    <w:p>
-      <w:pPr>
-        <w:pStyle w:val="Compact"/>
-        <w:numPr>
-          <w:ilvl w:val="0"/>
-          <w:numId w:val="6"/>
-        </w:numPr>
-      </w:pPr>
-      <w:r>
-        <w:t>HIPAA (US healthcare): Protected health information must be processed by covered entities or business associates, with geographic restrictions implicit in the compliance framework.</w:t>
-      </w:r>
-    </w:p>
-    <w:p>
-      <w:pPr>
-        <w:pStyle w:val="Compact"/>
-        <w:numPr>
-          <w:ilvl w:val="0"/>
-          <w:numId w:val="6"/>
-        </w:numPr>
-      </w:pPr>
-      <w:r>
-        <w:t>SOX-adjacent financial regulations: Certain financial data processing must occur within regulated environments.</w:t>
-      </w:r>
-    </w:p>
-    <w:p>
-      <w:pPr>
-        <w:pStyle w:val="Compact"/>
-        <w:numPr>
-          <w:ilvl w:val="0"/>
-          <w:numId w:val="6"/>
-        </w:numPr>
-      </w:pPr>
-      <w:r>
-        <w:t>Bain (2025) notes growing sovereign AI requirements as governments increasingly mandate domestic processing for sensitive inference workloads.</w:t>
-      </w:r>
-    </w:p>
-    <w:p>
-      <w:pPr>
         <w:pStyle w:val="FirstParagraph"/>
       </w:pPr>
       <w:r>
-        <w:t>Regulatory constraints are estimated to pin 10–15% of inference workloads.</w:t>
+        <w:t>Within CONUS footprint, federal data residency mandates are narrow — applying primarily to federal government workloads (FedRAMP, CJIS, IRS 1075, ITAR) and to a limited set of state-government procurement contracts. Sectoral regulations governing healthcare and financial data (HIPAA, GLBA) impose safeguards requirements but do not pin data geographically within the United States. For the commercial AI inference workloads that dominate hyperscaler fleet composition, CONUS-to-CONUS migration across interconnections is not meaningfully constrained by data residency mandates.</w:t>
+      </w:r>
+    </w:p>
+    <w:p>
+      <w:pPr>
+        <w:pStyle w:val="FirstParagraph"/>
+      </w:pPr>
+      <w:r>
+        <w:t xml:space="preserve">For the purposes of this study, and it’s scope to U.S. only spatial shifting sources and destinations, we will consider this factor to be immaterial. </w:t>
       </w:r>
     </w:p>
     <w:p>
@@ -1755,15 +1671,7 @@
         <w:pStyle w:val="BodyText"/>
       </w:pPr>
       <w:r>
-        <w:t>A fraction of inference traffic has latency requirements tight enough (sub-10ms round-trip) that geographic distance precludes cross-interconnection routing. This primarily affects: - Real-time interactive applications (gaming inference, high-frequency trading co-processing, real-time robotics control) - Edge-deployed inference with hard latency budgets</w:t>
-      </w:r>
-    </w:p>
-    <w:p>
-      <w:pPr>
-        <w:pStyle w:val="BodyText"/>
-      </w:pPr>
-      <w:r>
-        <w:t>It does NOT affect cloud API serving, batch inference, embedding generation, or asynchronous model evaluation, which constitute the majority of inference compute and tolerate 50–200ms latency without SLO violation. Latency-sensitive workloads are estimated to constrain an additional 5–10%.</w:t>
+        <w:t>Cross-CONUS round-trip latency on hyperscaler backbone networks is bounded above by approximately 80 ms (measured Azure inter-region P50, West US ↔ East US: 73 ms¹), well within the SLO budget of the vast majority of data-center-served AI inference — production LLM time-to-first-token SLOs are typically 200–500 ms². Edge-deployed inference with tight latency requirements (autonomous vehicles, robotics, AR/VR) runs on embedded hardware outside the hyperscaler fleet³ and is not part of the compute base under analysis. We consider latency-driven geographic pinning immaterial at the fleet level.</w:t>
       </w:r>
     </w:p>
     <w:p>
@@ -1779,19 +1687,10 @@
       </w:r>
     </w:p>
     <w:p>
-      <w:pPr>
-        <w:pStyle w:val="BodyText"/>
-      </w:pPr>
-      <w:r>
-        <w:t xml:space="preserve">Some enterprise cloud deployments include contractual provisions specifying the region or facility where workloads </w:t>
-      </w:r>
-      <w:proofErr w:type="gramStart"/>
-      <w:r>
-        <w:t>execute</w:t>
-      </w:r>
-      <w:proofErr w:type="gramEnd"/>
-      <w:r>
-        <w:t>, independent of regulatory requirements. These constraints are commercial, not physical, but they are binding during a dispatch event. Enterprise restrictions are estimated to add another 5–10%.</w:t>
+      <w:bookmarkStart w:id="16" w:name="range-justification"/>
+      <w:bookmarkEnd w:id="15"/>
+      <w:r>
+        <w:t>Some enterprise cloud deployments include contractual provisions specifying the region or facility where workloads execute, independent of regulatory requirements — examples include Microsoft's Advanced Data Residency commitments, Google Cloud's Assured Workloads, and region-specific Committed Use Discount agreements. Beyond explicit contracts, operational friction — internal change-control processes, risk-averse customer-notification requirements, SLA exposure concerns — can functionally pin workloads even when no formal constraint binds them. These constraints are commercial and organizational rather than physical, but are binding during a dispatch event. Public literature does not quantify the fraction of inference workloads subject to such provisions. This is the category that does the analytical work in S2.</w:t>
       </w:r>
     </w:p>
     <w:p>
@@ -1801,8 +1700,6 @@
           <w:iCs/>
         </w:rPr>
       </w:pPr>
-      <w:bookmarkStart w:id="14" w:name="range-justification"/>
-      <w:bookmarkEnd w:id="13"/>
       <w:r>
         <w:rPr>
           <w:i/>
@@ -1823,18 +1720,31 @@
           <w:b/>
           <w:bCs/>
         </w:rPr>
-        <w:t>Floor (0.60):</w:t>
-      </w:r>
-      <w:r>
-        <w:t xml:space="preserve"> Reflects a scenario where sovereign AI mandates, data residency regulations, and enterprise restrictions collectively pin ~40% of inference workloads to specific regions. This is </w:t>
-      </w:r>
-      <w:proofErr w:type="gramStart"/>
-      <w:r>
-        <w:t>the</w:t>
-      </w:r>
-      <w:proofErr w:type="gramEnd"/>
-      <w:r>
-        <w:t xml:space="preserve"> pessimistic case accounting for regulatory expansion and enterprise contract rigidity.</w:t>
+        <w:lastRenderedPageBreak/>
+        <w:t>Floor (0.</w:t>
+      </w:r>
+      <w:r>
+        <w:rPr>
+          <w:b/>
+          <w:bCs/>
+        </w:rPr>
+        <w:t>60</w:t>
+      </w:r>
+      <w:r>
+        <w:rPr>
+          <w:b/>
+          <w:bCs/>
+        </w:rPr>
+        <w:t>):</w:t>
+      </w:r>
+      <w:r>
+        <w:t xml:space="preserve"> </w:t>
+      </w:r>
+      <w:r>
+        <w:t>Reflects a scenario of aggressive contractual rigidity and operator risk aversion, in which ~40% of inference is effectively unavailable for cross-interconnection dispatch despite facing no regulatory constraint</w:t>
+      </w:r>
+      <w:r>
+        <w:t>.</w:t>
       </w:r>
     </w:p>
     <w:p>
@@ -1852,7 +1762,10 @@
         <w:t>Central (0.70):</w:t>
       </w:r>
       <w:r>
-        <w:t xml:space="preserve"> Author’s estimate. Total pinned: ~30% (regulatory 10–15%, latency 5–10%, enterprise 5–10%).</w:t>
+        <w:t xml:space="preserve"> </w:t>
+      </w:r>
+      <w:r>
+        <w:t>Assumes ~30% of inference is pinned, dominated by Category 3 effects: explicit contractual region locks plus operational friction preventing participation in spatial dispatch even among technically eligible workloads. The decomposition within this 30% is not independently sourced.</w:t>
       </w:r>
     </w:p>
     <w:p>
@@ -1870,126 +1783,20 @@
         <w:t>Ceiling (0.95):</w:t>
       </w:r>
       <w:r>
-        <w:t xml:space="preserve"> Reflects that the bulk of inference traffic — cloud API serving, batch inference, embedding generation, asynchronous model evaluation — has no geographic constraint beyond continental latency bounds. Bain (2025) characterizes this traffic as the majority of inference </w:t>
-      </w:r>
-      <w:proofErr w:type="gramStart"/>
-      <w:r>
-        <w:t>compute</w:t>
-      </w:r>
-      <w:proofErr w:type="gramEnd"/>
-      <w:r>
-        <w:t>.</w:t>
-      </w:r>
-    </w:p>
-    <w:p>
-      <w:pPr>
-        <w:rPr>
-          <w:i/>
-          <w:iCs/>
-        </w:rPr>
-      </w:pPr>
-      <w:bookmarkStart w:id="15" w:name="indirect-evidence"/>
-      <w:bookmarkEnd w:id="14"/>
-      <w:r>
-        <w:rPr>
-          <w:i/>
-          <w:iCs/>
-        </w:rPr>
-        <w:t>Indirect Evidence</w:t>
+        <w:t xml:space="preserve"> </w:t>
+      </w:r>
+      <w:r>
+        <w:t>Reflects that cloud API serving, batch inference, embedding generation, and asynchronous model evaluation — which constitute the majority of inference compute — face no formal pinning once residency and latency are excluded. The ~5% pinned in this scenario is attributed entirely to explicit contractual region locks on enterprise tenants.</w:t>
       </w:r>
     </w:p>
     <w:p>
       <w:pPr>
         <w:pStyle w:val="FirstParagraph"/>
       </w:pPr>
-      <w:r>
-        <w:lastRenderedPageBreak/>
-        <w:t>No published study directly measures the fraction of inference workloads with geographic constraints. Indirect evidence supports the central estimate:</w:t>
-      </w:r>
-    </w:p>
-    <w:p>
-      <w:pPr>
-        <w:pStyle w:val="BodyText"/>
-      </w:pPr>
-      <w:r>
-        <w:rPr>
-          <w:b/>
-          <w:bCs/>
-        </w:rPr>
-        <w:t>Google</w:t>
-      </w:r>
-      <w:r>
-        <w:rPr>
-          <w:b/>
-          <w:bCs/>
-        </w:rPr>
-        <w:t xml:space="preserve"> </w:t>
-      </w:r>
-      <w:r>
-        <w:t xml:space="preserve">actively shifts “moveable compute tasks” across data centers for carbon-free energy optimization (Radovanović et al., </w:t>
-      </w:r>
-      <w:r>
-        <w:rPr>
-          <w:i/>
-          <w:iCs/>
-        </w:rPr>
-        <w:t>IEEE Transactions on Power Systems</w:t>
-      </w:r>
-      <w:r>
-        <w:t xml:space="preserve"> 38(2), 2023), implying a significant fraction of compute is geographically flexible.</w:t>
-      </w:r>
-    </w:p>
-    <w:p>
-      <w:pPr>
-        <w:pStyle w:val="Compact"/>
-        <w:numPr>
-          <w:ilvl w:val="0"/>
-          <w:numId w:val="8"/>
-        </w:numPr>
-      </w:pPr>
-      <w:r>
-        <w:rPr>
-          <w:b/>
-          <w:bCs/>
-        </w:rPr>
-        <w:t>Amazon Bedrock</w:t>
-      </w:r>
-      <w:r>
-        <w:t xml:space="preserve"> routes inference requests across regions automatically via cross-region inference profiles, demonstrating production-grade cross-region inference is architecturally ready.</w:t>
-      </w:r>
-    </w:p>
-    <w:p>
-      <w:pPr>
-        <w:pStyle w:val="Compact"/>
-        <w:numPr>
-          <w:ilvl w:val="0"/>
-          <w:numId w:val="8"/>
-        </w:numPr>
-      </w:pPr>
-      <w:r>
-        <w:rPr>
-          <w:b/>
-          <w:bCs/>
-        </w:rPr>
-        <w:t>SkyLB</w:t>
-      </w:r>
-      <w:r>
-        <w:t xml:space="preserve"> (arXiv:2505.24095, 2025) demonstrates production-grade locality-aware cross-region load balancing for LLM inference.</w:t>
-      </w:r>
-    </w:p>
-    <w:p>
-      <w:pPr>
-        <w:pStyle w:val="FirstParagraph"/>
-      </w:pPr>
-      <w:r>
-        <w:rPr>
-          <w:b/>
-          <w:bCs/>
-        </w:rPr>
-        <w:t>S2 is the parameter most in need of empirical measurement.</w:t>
-      </w:r>
-      <w:r>
-        <w:t xml:space="preserve"> Production data on the geographic distribution of inference API traffic — specifically the fraction subject to data residency mandates or sub-10ms latency SLOs — would narrow the [0.60, 0.95] range substantially. This is the single least-grounded parameter in the cascade.</w:t>
+      <w:bookmarkStart w:id="17" w:name="indirect-evidence"/>
+      <w:bookmarkEnd w:id="16"/>
+      <w:r>
+        <w:t>S2 is the single least-grounded parameter in the cascade. The three categories identified here establish that regulatory and latency-driven pinning are immaterial for CONUS commercial inference, which means the full weight of the parameter rests on contractual and operational pinning — a fraction for which no public measurement exists. Production data on hyperscaler cross-region inference traffic (specifically, the fraction executed under region-locked contracts versus flexible dispatch, and the fraction of technically eligible workloads that operators would actually permit to participate in a DR program) would narrow the [0.60, 0.95] range substantially and is the highest-value empirical target identified in this analysis.</w:t>
       </w:r>
     </w:p>
     <w:p>
@@ -2006,9 +1813,9 @@
           <w:bCs/>
         </w:rPr>
       </w:pPr>
-      <w:bookmarkStart w:id="16" w:name="s3-operational-timing"/>
-      <w:bookmarkEnd w:id="11"/>
-      <w:bookmarkEnd w:id="15"/>
+      <w:bookmarkStart w:id="18" w:name="s3-operational-timing"/>
+      <w:bookmarkEnd w:id="12"/>
+      <w:bookmarkEnd w:id="17"/>
       <w:r>
         <w:rPr>
           <w:b/>
@@ -2116,13 +1923,8 @@
             <w:pPr>
               <w:pStyle w:val="Compact"/>
             </w:pPr>
-            <w:proofErr w:type="gramStart"/>
-            <w:r>
-              <w:t>Uniform[</w:t>
-            </w:r>
-            <w:proofErr w:type="gramEnd"/>
-            <w:r>
-              <w:t>0.85, 0.95]</w:t>
+            <w:r>
+              <w:t>Uniform[0.85, 0.95]</w:t>
             </w:r>
           </w:p>
         </w:tc>
@@ -2197,7 +1999,7 @@
           <w:iCs/>
         </w:rPr>
       </w:pPr>
-      <w:bookmarkStart w:id="17" w:name="what-s3-measures"/>
+      <w:bookmarkStart w:id="19" w:name="what-s3-measures"/>
       <w:r>
         <w:rPr>
           <w:i/>
@@ -2243,8 +2045,8 @@
           <w:iCs/>
         </w:rPr>
       </w:pPr>
-      <w:bookmarkStart w:id="18" w:name="the-timescale-mismatch"/>
-      <w:bookmarkEnd w:id="17"/>
+      <w:bookmarkStart w:id="20" w:name="the-timescale-mismatch"/>
+      <w:bookmarkEnd w:id="19"/>
       <w:r>
         <w:rPr>
           <w:i/>
@@ -2258,6 +2060,7 @@
         <w:pStyle w:val="FirstParagraph"/>
       </w:pPr>
       <w:r>
+        <w:lastRenderedPageBreak/>
         <w:t>The empirical case rests on a two-orders-of-magnitude gap between the drain timescale and the dispatch notice timescale:</w:t>
       </w:r>
     </w:p>
@@ -2304,7 +2107,6 @@
         <w:pStyle w:val="FirstParagraph"/>
       </w:pPr>
       <w:r>
-        <w:lastRenderedPageBreak/>
         <w:t>Even at 10× the observed P99 drain time (i.e., ~120 seconds), the operation completes well within the 10-minute minimum notice period.</w:t>
       </w:r>
     </w:p>
@@ -2312,8 +2114,8 @@
       <w:pPr>
         <w:pStyle w:val="Heading4"/>
       </w:pPr>
-      <w:bookmarkStart w:id="19" w:name="empirical-validation-ne-paper-4"/>
-      <w:bookmarkEnd w:id="18"/>
+      <w:bookmarkStart w:id="21" w:name="empirical-validation-ne-paper-4"/>
+      <w:bookmarkEnd w:id="20"/>
       <w:r>
         <w:t>Empirical Validation (NE Paper §4)</w:t>
       </w:r>
@@ -2556,15 +2358,7 @@
         <w:pStyle w:val="BodyText"/>
       </w:pPr>
       <w:r>
-        <w:t xml:space="preserve">The consistency of P99 drain times across two independent datasets from different Azure service tiers provides partial cross-validation. Both </w:t>
-      </w:r>
-      <w:proofErr w:type="gramStart"/>
-      <w:r>
-        <w:t>yield</w:t>
-      </w:r>
-      <w:proofErr w:type="gramEnd"/>
-      <w:r>
-        <w:t xml:space="preserve"> drain times approximately two orders of magnitude below the PJM dispatch window.</w:t>
+        <w:t>The consistency of P99 drain times across two independent datasets from different Azure service tiers provides partial cross-validation. Both yield drain times approximately two orders of magnitude below the PJM dispatch window.</w:t>
       </w:r>
     </w:p>
     <w:p>
@@ -2579,8 +2373,8 @@
       <w:pPr>
         <w:pStyle w:val="Heading4"/>
       </w:pPr>
-      <w:bookmarkStart w:id="20" w:name="s3-0.90-the-10-reserve"/>
-      <w:bookmarkEnd w:id="19"/>
+      <w:bookmarkStart w:id="22" w:name="s3-0.90-the-10-reserve"/>
+      <w:bookmarkEnd w:id="21"/>
       <w:r>
         <w:t>S3 = 0.90: The 10% Reserve</w:t>
       </w:r>
@@ -2590,23 +2384,15 @@
         <w:pStyle w:val="FirstParagraph"/>
       </w:pPr>
       <w:r>
-        <w:t xml:space="preserve">The 10% excluded by S3 accommodates: - Long-running or batched inference requests (e.g., document-scale summarization, multi-step reasoning chains) - </w:t>
-      </w:r>
-      <w:proofErr w:type="gramStart"/>
-      <w:r>
-        <w:t>Multi-turn</w:t>
-      </w:r>
-      <w:proofErr w:type="gramEnd"/>
-      <w:r>
-        <w:t xml:space="preserve"> conversational sessions with persistent state that cannot be cleanly interrupted - Potential future workload types with longer completion times</w:t>
+        <w:t>The 10% excluded by S3 accommodates: - Long-running or batched inference requests (e.g., document-scale summarization, multi-step reasoning chains) - Multi-turn conversational sessions with persistent state that cannot be cleanly interrupted - Potential future workload types with longer completion times</w:t>
       </w:r>
     </w:p>
     <w:p>
       <w:pPr>
         <w:pStyle w:val="Heading4"/>
       </w:pPr>
-      <w:bookmarkStart w:id="21" w:name="Xf6056786ae0d0b526611e8ec7354a69af2fe053"/>
-      <w:bookmarkEnd w:id="20"/>
+      <w:bookmarkStart w:id="23" w:name="Xf6056786ae0d0b526611e8ec7354a69af2fe053"/>
+      <w:bookmarkEnd w:id="22"/>
       <w:r>
         <w:t>Four Operational Factors Reducing S3 from 1.0</w:t>
       </w:r>
@@ -2623,34 +2409,10 @@
           <w:b/>
           <w:bCs/>
         </w:rPr>
-        <w:t xml:space="preserve">Mid-stream requests </w:t>
-      </w:r>
-      <w:proofErr w:type="gramStart"/>
-      <w:r>
-        <w:rPr>
-          <w:b/>
-          <w:bCs/>
-        </w:rPr>
-        <w:t>at the moment</w:t>
-      </w:r>
-      <w:proofErr w:type="gramEnd"/>
-      <w:r>
-        <w:rPr>
-          <w:b/>
-          <w:bCs/>
-        </w:rPr>
-        <w:t xml:space="preserve"> of dispatch.</w:t>
-      </w:r>
-      <w:r>
-        <w:t xml:space="preserve"> Requests in the decode phase when the signal arrives must </w:t>
-      </w:r>
-      <w:proofErr w:type="gramStart"/>
-      <w:r>
-        <w:t>complete</w:t>
-      </w:r>
-      <w:proofErr w:type="gramEnd"/>
-      <w:r>
-        <w:t xml:space="preserve"> before the endpoint can be drained. The Azure traces confirm this completes in seconds, so the impact is a brief delay, not a failure.</w:t>
+        <w:t>Mid-stream requests at the moment of dispatch.</w:t>
+      </w:r>
+      <w:r>
+        <w:t xml:space="preserve"> Requests in the decode phase when the signal arrives must complete before the endpoint can be drained. The Azure traces confirm this completes in seconds, so the impact is a brief delay, not a failure.</w:t>
       </w:r>
     </w:p>
     <w:p>
@@ -2683,6 +2445,7 @@
           <w:b/>
           <w:bCs/>
         </w:rPr>
+        <w:lastRenderedPageBreak/>
         <w:t>Burst timing.</w:t>
       </w:r>
       <w:r>
@@ -2701,7 +2464,6 @@
           <w:b/>
           <w:bCs/>
         </w:rPr>
-        <w:lastRenderedPageBreak/>
         <w:t>Configuration and orchestration errors.</w:t>
       </w:r>
       <w:r>
@@ -2730,10 +2492,10 @@
           <w:bCs/>
         </w:rPr>
       </w:pPr>
-      <w:bookmarkStart w:id="22" w:name="destination-side-parameters"/>
+      <w:bookmarkStart w:id="24" w:name="destination-side-parameters"/>
       <w:bookmarkEnd w:id="4"/>
-      <w:bookmarkEnd w:id="16"/>
-      <w:bookmarkEnd w:id="21"/>
+      <w:bookmarkEnd w:id="18"/>
+      <w:bookmarkEnd w:id="23"/>
       <w:r>
         <w:rPr>
           <w:b/>
@@ -2746,7 +2508,7 @@
       <w:pPr>
         <w:pStyle w:val="Heading3"/>
       </w:pPr>
-      <w:bookmarkStart w:id="23" w:name="d1-cross-region-availability"/>
+      <w:bookmarkStart w:id="25" w:name="d1-cross-region-availability"/>
       <w:r>
         <w:t>D1: Cross-Region Availability</w:t>
       </w:r>
@@ -2850,13 +2612,8 @@
             <w:pPr>
               <w:pStyle w:val="Compact"/>
             </w:pPr>
-            <w:proofErr w:type="gramStart"/>
-            <w:r>
-              <w:t>Uniform[</w:t>
-            </w:r>
-            <w:proofErr w:type="gramEnd"/>
-            <w:r>
-              <w:t>0.945, 0.995]</w:t>
+            <w:r>
+              <w:t>Uniform[0.945, 0.995]</w:t>
             </w:r>
           </w:p>
         </w:tc>
@@ -2928,7 +2685,7 @@
       <w:pPr>
         <w:pStyle w:val="Heading4"/>
       </w:pPr>
-      <w:bookmarkStart w:id="24" w:name="what-d1-measures"/>
+      <w:bookmarkStart w:id="26" w:name="what-d1-measures"/>
       <w:r>
         <w:t>What D1 Measures</w:t>
       </w:r>
@@ -2952,8 +2709,8 @@
       <w:pPr>
         <w:pStyle w:val="Heading4"/>
       </w:pPr>
-      <w:bookmarkStart w:id="25" w:name="X03578bab197e52f007f6a840605d89a0587889d"/>
-      <w:bookmarkEnd w:id="24"/>
+      <w:bookmarkStart w:id="27" w:name="X03578bab197e52f007f6a840605d89a0587889d"/>
+      <w:bookmarkEnd w:id="26"/>
       <w:r>
         <w:t>Treatment in the Two Monte Carlo Frameworks</w:t>
       </w:r>
@@ -2974,15 +2731,7 @@
         <w:t>Unconditional cascade MC:</w:t>
       </w:r>
       <w:r>
-        <w:t xml:space="preserve"> D1 is drawn from </w:t>
-      </w:r>
-      <w:proofErr w:type="gramStart"/>
-      <w:r>
-        <w:t>Uniform[</w:t>
-      </w:r>
-      <w:proofErr w:type="gramEnd"/>
-      <w:r>
-        <w:t>0.945, 0.995] as a parametric representation of availability uncertainty.</w:t>
+        <w:t xml:space="preserve"> D1 is drawn from Uniform[0.945, 0.995] as a parametric representation of availability uncertainty.</w:t>
       </w:r>
     </w:p>
     <w:p>
@@ -3008,8 +2757,8 @@
       <w:pPr>
         <w:pStyle w:val="Heading4"/>
       </w:pPr>
-      <w:bookmarkStart w:id="26" w:name="empirical-result-ne-paper-3"/>
-      <w:bookmarkEnd w:id="25"/>
+      <w:bookmarkStart w:id="28" w:name="empirical-result-ne-paper-3"/>
+      <w:bookmarkEnd w:id="27"/>
       <w:r>
         <w:t>Empirical Result (NE Paper §3)</w:t>
       </w:r>
@@ -3183,6 +2932,7 @@
               <w:pStyle w:val="Compact"/>
             </w:pPr>
             <w:r>
+              <w:lastRenderedPageBreak/>
               <w:t>PJM Dominion (Northern Virginia)</w:t>
             </w:r>
           </w:p>
@@ -3317,7 +3067,6 @@
               <w:pStyle w:val="Compact"/>
             </w:pPr>
             <w:r>
-              <w:lastRenderedPageBreak/>
               <w:t>CAISO NP15 (Silicon Valley)</w:t>
             </w:r>
           </w:p>
@@ -3388,8 +3137,8 @@
       <w:pPr>
         <w:pStyle w:val="Heading4"/>
       </w:pPr>
-      <w:bookmarkStart w:id="27" w:name="the-interconnection-boundary-effect"/>
-      <w:bookmarkEnd w:id="26"/>
+      <w:bookmarkStart w:id="29" w:name="the-interconnection-boundary-effect"/>
+      <w:bookmarkEnd w:id="28"/>
       <w:r>
         <w:t>The Interconnection Boundary Effect</w:t>
       </w:r>
@@ -3420,23 +3169,7 @@
         <w:t xml:space="preserve"> ERCOT operates as an electrically isolated interconnection with no synchronous ties to the Eastern grid. CAISO has temporal offset and weather patterns largely independent from the Midwest. </w:t>
       </w:r>
       <w:r>
-        <w:t xml:space="preserve">Capacity-weighted overlap ranges from 3.7% (ERCOT, summer) to 14.0% (CAISO, </w:t>
-      </w:r>
-      <w:proofErr w:type="gramStart"/>
-      <w:r>
-        <w:t>annual) —</w:t>
-      </w:r>
-      <w:proofErr w:type="gramEnd"/>
-      <w:r>
-        <w:t xml:space="preserve"> that is, weighted by the data-center capacity mapped to each destination zone. (The companion stress decorrelation appendix reports the same relationships on an unweighted hour-count basis, where the annual ranges are 10–14% for both ERCOT and CAISO; the capacity-weighted numbers are lower because the largest-capacity destination zones are also the most decorrelated.) CAISO exhibits zero summer </w:t>
-      </w:r>
-      <w:proofErr w:type="gramStart"/>
-      <w:r>
-        <w:t>overlap</w:t>
-      </w:r>
-      <w:proofErr w:type="gramEnd"/>
-      <w:r>
-        <w:t xml:space="preserve"> across the four-year study period.</w:t>
+        <w:t>Capacity-weighted overlap ranges from 3.7% (ERCOT, summer) to 14.0% (CAISO, annual) — that is, weighted by the data-center capacity mapped to each destination zone. (The companion stress decorrelation appendix reports the same relationships on an unweighted hour-count basis, where the annual ranges are 10–14% for both ERCOT and CAISO; the capacity-weighted numbers are lower because the largest-capacity destination zones are also the most decorrelated.) CAISO exhibits zero summer overlap across the four-year study period.</w:t>
       </w:r>
     </w:p>
     <w:p>
@@ -3469,8 +3202,8 @@
       <w:pPr>
         <w:pStyle w:val="Heading4"/>
       </w:pPr>
-      <w:bookmarkStart w:id="28" w:name="seasonal-decomposition"/>
-      <w:bookmarkEnd w:id="27"/>
+      <w:bookmarkStart w:id="30" w:name="seasonal-decomposition"/>
+      <w:bookmarkEnd w:id="29"/>
       <w:r>
         <w:t>Seasonal Decomposition</w:t>
       </w:r>
@@ -3517,8 +3250,8 @@
       <w:pPr>
         <w:pStyle w:val="Heading4"/>
       </w:pPr>
-      <w:bookmarkStart w:id="29" w:name="range-justification-1"/>
-      <w:bookmarkEnd w:id="28"/>
+      <w:bookmarkStart w:id="31" w:name="range-justification-1"/>
+      <w:bookmarkEnd w:id="30"/>
       <w:r>
         <w:t>Range Justification</w:t>
       </w:r>
@@ -3539,7 +3272,11 @@
         <w:t>Conservative (0.945):</w:t>
       </w:r>
       <w:r>
-        <w:t xml:space="preserve"> Accounts for the possibility that continental-scale cold events become more frequent due to climate change, and for the reflexivity concern — widespread spatial migration adoption could stress destinations during source events (a Goodhart’s Law dynamic).</w:t>
+        <w:t xml:space="preserve"> Accounts for the possibility that continental-scale cold events become more frequent due to climate change, and for the reflexivity concern </w:t>
+      </w:r>
+      <w:r>
+        <w:lastRenderedPageBreak/>
+        <w:t>— widespread spatial migration adoption could stress destinations during source events (a Goodhart’s Law dynamic).</w:t>
       </w:r>
     </w:p>
     <w:p>
@@ -3585,7 +3322,6 @@
         <w:pStyle w:val="FirstParagraph"/>
       </w:pPr>
       <w:r>
-        <w:lastRenderedPageBreak/>
         <w:t>D1 contributes less than 1% of cascade variance because its empirical range is narrow and its central value is near 1.0.</w:t>
       </w:r>
     </w:p>
@@ -3597,38 +3333,41 @@
       </w:r>
     </w:p>
     <w:p>
-      <w:pPr>
-        <w:pStyle w:val="Heading3"/>
-      </w:pPr>
-      <w:bookmarkStart w:id="30" w:name="d2-utilization-headroom"/>
-      <w:bookmarkEnd w:id="23"/>
-      <w:bookmarkEnd w:id="29"/>
-      <w:r>
+      <w:bookmarkStart w:id="32" w:name="d2-utilization-headroom"/>
+      <w:bookmarkStart w:id="33" w:name="why-d2-is-the-largest-variance-driver"/>
+      <w:bookmarkEnd w:id="25"/>
+      <w:bookmarkEnd w:id="31"/>
+      <w:r>
+        <w:rPr>
+          <w:b/>
+          <w:bCs/>
+        </w:rPr>
         <w:t>D2: Utilization Headroom</w:t>
       </w:r>
     </w:p>
     <w:tbl>
       <w:tblPr>
-        <w:tblStyle w:val="Table"/>
+        <w:tblStyle w:val="PlainTable1"/>
         <w:tblW w:w="0" w:type="auto"/>
-        <w:tblLook w:val="0020" w:firstRow="1" w:lastRow="0" w:firstColumn="0" w:lastColumn="0" w:noHBand="0" w:noVBand="0"/>
+        <w:tblLook w:val="04A0" w:firstRow="1" w:lastRow="0" w:firstColumn="1" w:lastColumn="0" w:noHBand="0" w:noVBand="1"/>
       </w:tblPr>
       <w:tblGrid>
-        <w:gridCol w:w="2459"/>
+        <w:gridCol w:w="4490"/>
         <w:gridCol w:w="2238"/>
       </w:tblGrid>
       <w:tr>
         <w:trPr>
           <w:cnfStyle w:val="100000000000" w:firstRow="1" w:lastRow="0" w:firstColumn="0" w:lastColumn="0" w:oddVBand="0" w:evenVBand="0" w:oddHBand="0" w:evenHBand="0" w:firstRowFirstColumn="0" w:firstRowLastColumn="0" w:lastRowFirstColumn="0" w:lastRowLastColumn="0"/>
-          <w:tblHeader/>
         </w:trPr>
         <w:tc>
           <w:tcPr>
-            <w:tcW w:w="0" w:type="auto"/>
-          </w:tcPr>
-          <w:p>
-            <w:pPr>
-              <w:pStyle w:val="Compact"/>
+            <w:cnfStyle w:val="001000000000" w:firstRow="0" w:lastRow="0" w:firstColumn="1" w:lastColumn="0" w:oddVBand="0" w:evenVBand="0" w:oddHBand="0" w:evenHBand="0" w:firstRowFirstColumn="0" w:firstRowLastColumn="0" w:lastRowFirstColumn="0" w:lastRowLastColumn="0"/>
+            <w:tcW w:w="0" w:type="auto"/>
+            <w:hideMark/>
+          </w:tcPr>
+          <w:p>
+            <w:pPr>
+              <w:spacing w:after="200"/>
             </w:pPr>
             <w:r>
               <w:t>Attribute</w:t>
@@ -3638,10 +3377,12 @@
         <w:tc>
           <w:tcPr>
             <w:tcW w:w="0" w:type="auto"/>
-          </w:tcPr>
-          <w:p>
-            <w:pPr>
-              <w:pStyle w:val="Compact"/>
+            <w:hideMark/>
+          </w:tcPr>
+          <w:p>
+            <w:pPr>
+              <w:spacing w:after="200"/>
+              <w:cnfStyle w:val="100000000000" w:firstRow="1" w:lastRow="0" w:firstColumn="0" w:lastColumn="0" w:oddVBand="0" w:evenVBand="0" w:oddHBand="0" w:evenHBand="0" w:firstRowFirstColumn="0" w:firstRowLastColumn="0" w:lastRowFirstColumn="0" w:lastRowLastColumn="0"/>
             </w:pPr>
             <w:r>
               <w:t>Value</w:t>
@@ -3650,29 +3391,39 @@
         </w:tc>
       </w:tr>
       <w:tr>
-        <w:tc>
-          <w:tcPr>
-            <w:tcW w:w="0" w:type="auto"/>
-          </w:tcPr>
-          <w:p>
-            <w:pPr>
-              <w:pStyle w:val="Compact"/>
-            </w:pPr>
-            <w:r>
-              <w:t>Central value</w:t>
-            </w:r>
-          </w:p>
-        </w:tc>
-        <w:tc>
-          <w:tcPr>
-            <w:tcW w:w="0" w:type="auto"/>
-          </w:tcPr>
-          <w:p>
-            <w:pPr>
-              <w:pStyle w:val="Compact"/>
-            </w:pPr>
-            <w:r>
-              <w:t>0.33</w:t>
+        <w:trPr>
+          <w:cnfStyle w:val="000000100000" w:firstRow="0" w:lastRow="0" w:firstColumn="0" w:lastColumn="0" w:oddVBand="0" w:evenVBand="0" w:oddHBand="1" w:evenHBand="0" w:firstRowFirstColumn="0" w:firstRowLastColumn="0" w:lastRowFirstColumn="0" w:lastRowLastColumn="0"/>
+        </w:trPr>
+        <w:tc>
+          <w:tcPr>
+            <w:cnfStyle w:val="001000000000" w:firstRow="0" w:lastRow="0" w:firstColumn="1" w:lastColumn="0" w:oddVBand="0" w:evenVBand="0" w:oddHBand="0" w:evenHBand="0" w:firstRowFirstColumn="0" w:firstRowLastColumn="0" w:lastRowFirstColumn="0" w:lastRowLastColumn="0"/>
+            <w:tcW w:w="0" w:type="auto"/>
+            <w:hideMark/>
+          </w:tcPr>
+          <w:p>
+            <w:pPr>
+              <w:spacing w:after="200"/>
+            </w:pPr>
+            <w:r>
+              <w:t>Central value (reference, not headline)</w:t>
+            </w:r>
+          </w:p>
+        </w:tc>
+        <w:tc>
+          <w:tcPr>
+            <w:tcW w:w="0" w:type="auto"/>
+            <w:hideMark/>
+          </w:tcPr>
+          <w:p>
+            <w:pPr>
+              <w:spacing w:after="200"/>
+              <w:cnfStyle w:val="000000100000" w:firstRow="0" w:lastRow="0" w:firstColumn="0" w:lastColumn="0" w:oddVBand="0" w:evenVBand="0" w:oddHBand="1" w:evenHBand="0" w:firstRowFirstColumn="0" w:firstRowLastColumn="0" w:lastRowFirstColumn="0" w:lastRowLastColumn="0"/>
+            </w:pPr>
+            <w:r>
+              <w:t>0.3</w:t>
+            </w:r>
+            <w:r>
+              <w:t>5</w:t>
             </w:r>
           </w:p>
         </w:tc>
@@ -3680,44 +3431,48 @@
       <w:tr>
         <w:tc>
           <w:tcPr>
-            <w:tcW w:w="0" w:type="auto"/>
-          </w:tcPr>
-          <w:p>
-            <w:pPr>
-              <w:pStyle w:val="Compact"/>
-            </w:pPr>
-            <w:r>
-              <w:t>Range</w:t>
-            </w:r>
-          </w:p>
-        </w:tc>
-        <w:tc>
-          <w:tcPr>
-            <w:tcW w:w="0" w:type="auto"/>
-          </w:tcPr>
-          <w:p>
-            <w:pPr>
-              <w:pStyle w:val="Compact"/>
-            </w:pPr>
-            <w:proofErr w:type="gramStart"/>
-            <w:r>
-              <w:t>Uniform[</w:t>
-            </w:r>
-            <w:proofErr w:type="gramEnd"/>
-            <w:r>
-              <w:t>0.20, 0.50]</w:t>
+            <w:cnfStyle w:val="001000000000" w:firstRow="0" w:lastRow="0" w:firstColumn="1" w:lastColumn="0" w:oddVBand="0" w:evenVBand="0" w:oddHBand="0" w:evenHBand="0" w:firstRowFirstColumn="0" w:firstRowLastColumn="0" w:lastRowFirstColumn="0" w:lastRowLastColumn="0"/>
+            <w:tcW w:w="0" w:type="auto"/>
+            <w:hideMark/>
+          </w:tcPr>
+          <w:p>
+            <w:pPr>
+              <w:spacing w:after="200"/>
+            </w:pPr>
+            <w:r>
+              <w:t>Range (propagated in headline MC)</w:t>
+            </w:r>
+          </w:p>
+        </w:tc>
+        <w:tc>
+          <w:tcPr>
+            <w:tcW w:w="0" w:type="auto"/>
+            <w:hideMark/>
+          </w:tcPr>
+          <w:p>
+            <w:pPr>
+              <w:spacing w:after="200"/>
+              <w:cnfStyle w:val="000000000000" w:firstRow="0" w:lastRow="0" w:firstColumn="0" w:lastColumn="0" w:oddVBand="0" w:evenVBand="0" w:oddHBand="0" w:evenHBand="0" w:firstRowFirstColumn="0" w:firstRowLastColumn="0" w:lastRowFirstColumn="0" w:lastRowLastColumn="0"/>
+            </w:pPr>
+            <w:r>
+              <w:t>Uniform[0.20, 0.50]</w:t>
             </w:r>
           </w:p>
         </w:tc>
       </w:tr>
       <w:tr>
-        <w:tc>
-          <w:tcPr>
-            <w:tcW w:w="0" w:type="auto"/>
-          </w:tcPr>
-          <w:p>
-            <w:pPr>
-              <w:pStyle w:val="Compact"/>
+        <w:trPr>
+          <w:cnfStyle w:val="000000100000" w:firstRow="0" w:lastRow="0" w:firstColumn="0" w:lastColumn="0" w:oddVBand="0" w:evenVBand="0" w:oddHBand="1" w:evenHBand="0" w:firstRowFirstColumn="0" w:firstRowLastColumn="0" w:lastRowFirstColumn="0" w:lastRowLastColumn="0"/>
+        </w:trPr>
+        <w:tc>
+          <w:tcPr>
+            <w:cnfStyle w:val="001000000000" w:firstRow="0" w:lastRow="0" w:firstColumn="1" w:lastColumn="0" w:oddVBand="0" w:evenVBand="0" w:oddHBand="0" w:evenHBand="0" w:firstRowFirstColumn="0" w:firstRowLastColumn="0" w:lastRowFirstColumn="0" w:lastRowLastColumn="0"/>
+            <w:tcW w:w="0" w:type="auto"/>
+            <w:hideMark/>
+          </w:tcPr>
+          <w:p>
+            <w:pPr>
+              <w:spacing w:after="200"/>
             </w:pPr>
             <w:r>
               <w:t>Grounding quality</w:t>
@@ -3727,10 +3482,12 @@
         <w:tc>
           <w:tcPr>
             <w:tcW w:w="0" w:type="auto"/>
-          </w:tcPr>
-          <w:p>
-            <w:pPr>
-              <w:pStyle w:val="Compact"/>
+            <w:hideMark/>
+          </w:tcPr>
+          <w:p>
+            <w:pPr>
+              <w:spacing w:after="200"/>
+              <w:cnfStyle w:val="000000100000" w:firstRow="0" w:lastRow="0" w:firstColumn="0" w:lastColumn="0" w:oddVBand="0" w:evenVBand="0" w:oddHBand="1" w:evenHBand="0" w:firstRowFirstColumn="0" w:firstRowLastColumn="0" w:lastRowFirstColumn="0" w:lastRowLastColumn="0"/>
             </w:pPr>
             <w:r>
               <w:t>ESTIMATED-WEAK</w:t>
@@ -3741,11 +3498,13 @@
       <w:tr>
         <w:tc>
           <w:tcPr>
-            <w:tcW w:w="0" w:type="auto"/>
-          </w:tcPr>
-          <w:p>
-            <w:pPr>
-              <w:pStyle w:val="Compact"/>
+            <w:cnfStyle w:val="001000000000" w:firstRow="0" w:lastRow="0" w:firstColumn="1" w:lastColumn="0" w:oddVBand="0" w:evenVBand="0" w:oddHBand="0" w:evenHBand="0" w:firstRowFirstColumn="0" w:firstRowLastColumn="0" w:lastRowFirstColumn="0" w:lastRowLastColumn="0"/>
+            <w:tcW w:w="0" w:type="auto"/>
+            <w:hideMark/>
+          </w:tcPr>
+          <w:p>
+            <w:pPr>
+              <w:spacing w:after="200"/>
             </w:pPr>
             <w:r>
               <w:t>Variance contribution</w:t>
@@ -3755,10 +3514,12 @@
         <w:tc>
           <w:tcPr>
             <w:tcW w:w="0" w:type="auto"/>
-          </w:tcPr>
-          <w:p>
-            <w:pPr>
-              <w:pStyle w:val="Compact"/>
+            <w:hideMark/>
+          </w:tcPr>
+          <w:p>
+            <w:pPr>
+              <w:spacing w:after="200"/>
+              <w:cnfStyle w:val="000000000000" w:firstRow="0" w:lastRow="0" w:firstColumn="0" w:lastColumn="0" w:oddVBand="0" w:evenVBand="0" w:oddHBand="0" w:evenHBand="0" w:firstRowFirstColumn="0" w:firstRowLastColumn="0" w:lastRowFirstColumn="0" w:lastRowLastColumn="0"/>
             </w:pPr>
             <w:r>
               <w:t>43.9% (highest)</w:t>
@@ -3769,17 +3530,54 @@
     </w:tbl>
     <w:p>
       <w:pPr>
-        <w:pStyle w:val="Heading4"/>
-      </w:pPr>
-      <w:bookmarkStart w:id="31" w:name="what-d2-measures"/>
-      <w:r>
+        <w:rPr>
+          <w:b/>
+          <w:bCs/>
+        </w:rPr>
+      </w:pPr>
+    </w:p>
+    <w:p>
+      <w:r>
+        <w:rPr>
+          <w:b/>
+          <w:bCs/>
+        </w:rPr>
+        <w:t>Role in the simulation</w:t>
+      </w:r>
+    </w:p>
+    <w:p>
+      <w:r>
+        <w:t xml:space="preserve">The headline commitment-depth results in </w:t>
+      </w:r>
+      <w:r>
+        <w:t xml:space="preserve">Section </w:t>
+      </w:r>
+      <w:r>
+        <w:t>5 are computed by a conditional Monte Carlo that draws D2 from Uniform[0.20, 0.50] for each of 2,000 iterations × 200 ComEd stress hours (400,000 total draws). The central value of 0.3</w:t>
+      </w:r>
+      <w:r>
+        <w:t>5</w:t>
+      </w:r>
+      <w:r>
+        <w:t xml:space="preserve"> is used only as a reference point — in variance decomposition (Part 2), in the 2D sensitivity surface (</w:t>
+      </w:r>
+      <w:r>
+        <w:t xml:space="preserve">Section </w:t>
+      </w:r>
+      <w:r>
+        <w:t>6a), and as the range midpoint. Reported reliability curves, CVaR, and percent-constrained statistics propagate the full [0.20, 0.50] uncertainty rather than conditioning on the midpoint.</w:t>
+      </w:r>
+    </w:p>
+    <w:p>
+      <w:r>
+        <w:rPr>
+          <w:b/>
+          <w:bCs/>
+        </w:rPr>
         <w:t>What D2 Measures</w:t>
       </w:r>
     </w:p>
     <w:p>
-      <w:pPr>
-        <w:pStyle w:val="FirstParagraph"/>
-      </w:pPr>
       <w:r>
         <w:t xml:space="preserve">D2 answers: </w:t>
       </w:r>
@@ -3788,592 +3586,256 @@
           <w:i/>
           <w:iCs/>
         </w:rPr>
-        <w:t>at destination facilities, what fraction of GPU compute capacity is idle and available to absorb migrated inference workloads?</w:t>
-      </w:r>
-    </w:p>
-    <w:p>
-      <w:pPr>
-        <w:pStyle w:val="BodyText"/>
-      </w:pPr>
-      <w:r>
-        <w:t xml:space="preserve">D2 represents </w:t>
-      </w:r>
+        <w:t>at destination facilities, what fraction of GPU compute capacity is idle and available to absorb migrated inference workloads during grid stress hours?</w:t>
+      </w:r>
+    </w:p>
+    <w:p>
+      <w:r>
+        <w:t>D2 represents GPU compute absorption capacity, not facility-level load factor. The distinction is critical: facility-level load factor includes cooling (30–40% of facility power per EPRI 2024), power conditioning, networking, and storage overhead. None of these can absorb migrated inference workloads. D2 measures headroom in the GPU compute layer specifically. We use facility-level and service-level utilization estimates as bounds on GPU-level headroom, since non-compute overhead scales only partially with IT load; when cited, we note which quantity each source measures</w:t>
+      </w:r>
+      <w:r>
+        <w:t xml:space="preserve"> (see the PUE stability evidence in Uptime 2024, discussed below)</w:t>
+      </w:r>
+      <w:r>
+        <w:t>.</w:t>
+      </w:r>
+    </w:p>
+    <w:p>
       <w:r>
         <w:rPr>
           <w:b/>
           <w:bCs/>
         </w:rPr>
-        <w:t>GPU compute absorption capacity</w:t>
-      </w:r>
-      <w:r>
-        <w:t xml:space="preserve">, not facility-level load factor. The distinction is critical: facility-level load factor includes cooling (30–40% of facility power per EPRI 2024), power conditioning, networking, and storage overhead. None of these can absorb migrated inference workloads. D2 measures headroom in the GPU </w:t>
-      </w:r>
-      <w:proofErr w:type="gramStart"/>
-      <w:r>
-        <w:t>compute layer</w:t>
-      </w:r>
-      <w:proofErr w:type="gramEnd"/>
-      <w:r>
-        <w:t xml:space="preserve"> specifically.</w:t>
-      </w:r>
-    </w:p>
-    <w:p>
-      <w:pPr>
-        <w:pStyle w:val="Heading4"/>
-      </w:pPr>
-      <w:bookmarkStart w:id="32" w:name="derivation-from-utilization-estimates"/>
-      <w:bookmarkEnd w:id="31"/>
-      <w:r>
-        <w:t>Derivation from Utilization Estimates</w:t>
-      </w:r>
-    </w:p>
-    <w:p>
-      <w:pPr>
-        <w:pStyle w:val="FirstParagraph"/>
-      </w:pPr>
-      <w:r>
-        <w:t>The D2 range maps directly from estimated GPU utilization rates (headroom = 1 − utilization):</w:t>
-      </w:r>
-    </w:p>
-    <w:tbl>
-      <w:tblPr>
-        <w:tblStyle w:val="Table"/>
-        <w:tblW w:w="5000" w:type="pct"/>
-        <w:tblLook w:val="0020" w:firstRow="1" w:lastRow="0" w:firstColumn="0" w:lastColumn="0" w:noHBand="0" w:noVBand="0"/>
-      </w:tblPr>
-      <w:tblGrid>
-        <w:gridCol w:w="2136"/>
-        <w:gridCol w:w="2071"/>
-        <w:gridCol w:w="2017"/>
-        <w:gridCol w:w="1530"/>
-        <w:gridCol w:w="1822"/>
-      </w:tblGrid>
-      <w:tr>
-        <w:trPr>
-          <w:cnfStyle w:val="100000000000" w:firstRow="1" w:lastRow="0" w:firstColumn="0" w:lastColumn="0" w:oddVBand="0" w:evenVBand="0" w:oddHBand="0" w:evenHBand="0" w:firstRowFirstColumn="0" w:firstRowLastColumn="0" w:lastRowFirstColumn="0" w:lastRowLastColumn="0"/>
-          <w:tblHeader/>
-        </w:trPr>
-        <w:tc>
-          <w:tcPr>
-            <w:tcW w:w="0" w:type="auto"/>
-          </w:tcPr>
-          <w:p>
-            <w:pPr>
-              <w:pStyle w:val="Compact"/>
-            </w:pPr>
-            <w:r>
-              <w:t>Source</w:t>
-            </w:r>
-          </w:p>
-        </w:tc>
-        <w:tc>
-          <w:tcPr>
-            <w:tcW w:w="0" w:type="auto"/>
-          </w:tcPr>
-          <w:p>
-            <w:pPr>
-              <w:pStyle w:val="Compact"/>
-            </w:pPr>
-            <w:r>
-              <w:t>Metric</w:t>
-            </w:r>
-          </w:p>
-        </w:tc>
-        <w:tc>
-          <w:tcPr>
-            <w:tcW w:w="0" w:type="auto"/>
-          </w:tcPr>
-          <w:p>
-            <w:pPr>
-              <w:pStyle w:val="Compact"/>
-            </w:pPr>
-            <w:r>
-              <w:t>Utilization Estimate</w:t>
-            </w:r>
-          </w:p>
-        </w:tc>
-        <w:tc>
-          <w:tcPr>
-            <w:tcW w:w="0" w:type="auto"/>
-          </w:tcPr>
-          <w:p>
-            <w:pPr>
-              <w:pStyle w:val="Compact"/>
-            </w:pPr>
-            <w:r>
-              <w:t>Implied D2</w:t>
-            </w:r>
-          </w:p>
-        </w:tc>
-        <w:tc>
-          <w:tcPr>
-            <w:tcW w:w="0" w:type="auto"/>
-          </w:tcPr>
-          <w:p>
-            <w:pPr>
-              <w:pStyle w:val="Compact"/>
-            </w:pPr>
-            <w:r>
-              <w:t>Citation</w:t>
-            </w:r>
-          </w:p>
-        </w:tc>
-      </w:tr>
-      <w:tr>
-        <w:tc>
-          <w:tcPr>
-            <w:tcW w:w="0" w:type="auto"/>
-          </w:tcPr>
-          <w:p>
-            <w:pPr>
-              <w:pStyle w:val="Compact"/>
-            </w:pPr>
-            <w:r>
-              <w:t>Industry Utilization Synthesis</w:t>
-            </w:r>
-          </w:p>
-        </w:tc>
-        <w:tc>
-          <w:tcPr>
-            <w:tcW w:w="0" w:type="auto"/>
-          </w:tcPr>
-          <w:p>
-            <w:pPr>
-              <w:pStyle w:val="Compact"/>
-            </w:pPr>
-            <w:r>
-              <w:t>Facility utilization baseline</w:t>
-            </w:r>
-          </w:p>
-        </w:tc>
-        <w:tc>
-          <w:tcPr>
-            <w:tcW w:w="0" w:type="auto"/>
-          </w:tcPr>
-          <w:p>
-            <w:pPr>
-              <w:pStyle w:val="Compact"/>
-            </w:pPr>
-            <w:r>
-              <w:t>~50%</w:t>
-            </w:r>
-          </w:p>
-        </w:tc>
-        <w:tc>
-          <w:tcPr>
-            <w:tcW w:w="0" w:type="auto"/>
-          </w:tcPr>
-          <w:p>
-            <w:pPr>
-              <w:pStyle w:val="Compact"/>
-            </w:pPr>
-            <w:r>
-              <w:t>0.50</w:t>
-            </w:r>
-          </w:p>
-        </w:tc>
-        <w:tc>
-          <w:tcPr>
-            <w:tcW w:w="0" w:type="auto"/>
-          </w:tcPr>
-          <w:p>
-            <w:pPr>
-              <w:pStyle w:val="Compact"/>
-            </w:pPr>
-            <w:r>
-              <w:t>Norris (2025); industry reports</w:t>
-            </w:r>
-          </w:p>
-        </w:tc>
-      </w:tr>
-      <w:tr>
-        <w:tc>
-          <w:tcPr>
-            <w:tcW w:w="0" w:type="auto"/>
-          </w:tcPr>
-          <w:p>
-            <w:pPr>
-              <w:pStyle w:val="Compact"/>
-            </w:pPr>
-            <w:r>
-              <w:t>Azure enterprise environments</w:t>
-            </w:r>
-          </w:p>
-        </w:tc>
-        <w:tc>
-          <w:tcPr>
-            <w:tcW w:w="0" w:type="auto"/>
-          </w:tcPr>
-          <w:p>
-            <w:pPr>
-              <w:pStyle w:val="Compact"/>
-            </w:pPr>
-            <w:r>
-              <w:t>Distribution of VM CPU utilization</w:t>
-            </w:r>
-          </w:p>
-        </w:tc>
-        <w:tc>
-          <w:tcPr>
-            <w:tcW w:w="0" w:type="auto"/>
-          </w:tcPr>
-          <w:p>
-            <w:pPr>
-              <w:pStyle w:val="Compact"/>
-            </w:pPr>
-            <w:r>
-              <w:t>60% of VMs below 20% average</w:t>
-            </w:r>
-          </w:p>
-        </w:tc>
-        <w:tc>
-          <w:tcPr>
-            <w:tcW w:w="0" w:type="auto"/>
-          </w:tcPr>
-          <w:p>
-            <w:pPr>
-              <w:pStyle w:val="Compact"/>
-            </w:pPr>
-            <w:r>
-              <w:t>0.</w:t>
-            </w:r>
-            <w:r>
-              <w:t>80+ on bulk of fleet</w:t>
-            </w:r>
-          </w:p>
-        </w:tc>
-        <w:tc>
-          <w:tcPr>
-            <w:tcW w:w="0" w:type="auto"/>
-          </w:tcPr>
-          <w:p>
-            <w:pPr>
-              <w:pStyle w:val="Compact"/>
-            </w:pPr>
-            <w:r>
-              <w:t>Cortez et al., SOSP (2017)</w:t>
-            </w:r>
-          </w:p>
-        </w:tc>
-      </w:tr>
-      <w:tr>
-        <w:tc>
-          <w:tcPr>
-            <w:tcW w:w="0" w:type="auto"/>
-          </w:tcPr>
-          <w:p>
-            <w:pPr>
-              <w:pStyle w:val="Compact"/>
-            </w:pPr>
-            <w:r>
-              <w:t>Cloud/AI environments</w:t>
-            </w:r>
-          </w:p>
-        </w:tc>
-        <w:tc>
-          <w:tcPr>
-            <w:tcW w:w="0" w:type="auto"/>
-          </w:tcPr>
-          <w:p>
-            <w:pPr>
-              <w:pStyle w:val="Compact"/>
-            </w:pPr>
-            <w:r>
-              <w:t>GPU utilization (industry est.)</w:t>
-            </w:r>
-          </w:p>
-        </w:tc>
-        <w:tc>
-          <w:tcPr>
-            <w:tcW w:w="0" w:type="auto"/>
-          </w:tcPr>
-          <w:p>
-            <w:pPr>
-              <w:pStyle w:val="Compact"/>
-            </w:pPr>
-            <w:r>
-              <w:t>50–80%</w:t>
-            </w:r>
-          </w:p>
-        </w:tc>
-        <w:tc>
-          <w:tcPr>
-            <w:tcW w:w="0" w:type="auto"/>
-          </w:tcPr>
-          <w:p>
-            <w:pPr>
-              <w:pStyle w:val="Compact"/>
-            </w:pPr>
-            <w:r>
-              <w:t>0.20–0.50</w:t>
-            </w:r>
-          </w:p>
-        </w:tc>
-        <w:tc>
-          <w:tcPr>
-            <w:tcW w:w="0" w:type="auto"/>
-          </w:tcPr>
-          <w:p>
-            <w:pPr>
-              <w:pStyle w:val="Compact"/>
-            </w:pPr>
-            <w:r>
-              <w:t>Multiple sources</w:t>
-            </w:r>
-          </w:p>
-        </w:tc>
-      </w:tr>
-      <w:tr>
-        <w:tc>
-          <w:tcPr>
-            <w:tcW w:w="0" w:type="auto"/>
-          </w:tcPr>
-          <w:p>
-            <w:pPr>
-              <w:pStyle w:val="Compact"/>
-            </w:pPr>
-            <w:proofErr w:type="spellStart"/>
-            <w:r>
-              <w:t>DynamoLLM</w:t>
-            </w:r>
-            <w:proofErr w:type="spellEnd"/>
-            <w:r>
-              <w:t xml:space="preserve"> inference clusters</w:t>
-            </w:r>
-          </w:p>
-        </w:tc>
-        <w:tc>
-          <w:tcPr>
-            <w:tcW w:w="0" w:type="auto"/>
-          </w:tcPr>
-          <w:p>
-            <w:pPr>
-              <w:pStyle w:val="Compact"/>
-            </w:pPr>
-            <w:r>
-              <w:t>Inference cluster load variation</w:t>
-            </w:r>
-          </w:p>
-        </w:tc>
-        <w:tc>
-          <w:tcPr>
-            <w:tcW w:w="0" w:type="auto"/>
-          </w:tcPr>
-          <w:p>
-            <w:pPr>
-              <w:pStyle w:val="Compact"/>
-            </w:pPr>
-            <w:r>
-              <w:t>Significant low-util periods</w:t>
-            </w:r>
-          </w:p>
-        </w:tc>
-        <w:tc>
-          <w:tcPr>
-            <w:tcW w:w="0" w:type="auto"/>
-          </w:tcPr>
-          <w:p>
-            <w:pPr>
-              <w:pStyle w:val="Compact"/>
-            </w:pPr>
-            <w:r>
-              <w:t>Supports lower bound</w:t>
-            </w:r>
-          </w:p>
-        </w:tc>
-        <w:tc>
-          <w:tcPr>
-            <w:tcW w:w="0" w:type="auto"/>
-          </w:tcPr>
-          <w:p>
-            <w:pPr>
-              <w:pStyle w:val="Compact"/>
-            </w:pPr>
-            <w:r>
-              <w:t>Stojkovic et al. (2025)</w:t>
-            </w:r>
-          </w:p>
-        </w:tc>
-      </w:tr>
-      <w:tr>
-        <w:tc>
-          <w:tcPr>
-            <w:tcW w:w="0" w:type="auto"/>
-          </w:tcPr>
-          <w:p>
-            <w:pPr>
-              <w:pStyle w:val="Compact"/>
-            </w:pPr>
-            <w:r>
-              <w:t>Norris (Aug</w:t>
-            </w:r>
-            <w:r>
-              <w:t xml:space="preserve"> 8,</w:t>
-            </w:r>
-            <w:r>
-              <w:t xml:space="preserve"> 2025)</w:t>
-            </w:r>
-          </w:p>
-        </w:tc>
-        <w:tc>
-          <w:tcPr>
-            <w:tcW w:w="0" w:type="auto"/>
-          </w:tcPr>
-          <w:p>
-            <w:pPr>
-              <w:pStyle w:val="Compact"/>
-            </w:pPr>
-            <w:r>
-              <w:t>Industry utilization analysis</w:t>
-            </w:r>
-          </w:p>
-        </w:tc>
-        <w:tc>
-          <w:tcPr>
-            <w:tcW w:w="0" w:type="auto"/>
-          </w:tcPr>
-          <w:p>
-            <w:pPr>
-              <w:pStyle w:val="Compact"/>
-            </w:pPr>
-            <w:r>
-              <w:t>~50% actual vs. 90-100% perceived</w:t>
-            </w:r>
-          </w:p>
-        </w:tc>
-        <w:tc>
-          <w:tcPr>
-            <w:tcW w:w="0" w:type="auto"/>
-          </w:tcPr>
-          <w:p>
-            <w:pPr>
-              <w:pStyle w:val="Compact"/>
-            </w:pPr>
-            <w:r>
-              <w:t>Supports central range</w:t>
-            </w:r>
-          </w:p>
-        </w:tc>
-        <w:tc>
-          <w:tcPr>
-            <w:tcW w:w="0" w:type="auto"/>
-          </w:tcPr>
-          <w:p>
-            <w:pPr>
-              <w:pStyle w:val="Compact"/>
-            </w:pPr>
-            <w:r>
-              <w:t>Power &amp; Policy Substack</w:t>
-            </w:r>
-          </w:p>
-        </w:tc>
-      </w:tr>
-    </w:tbl>
-    <w:p>
-      <w:pPr>
-        <w:pStyle w:val="BodyText"/>
-      </w:pPr>
-      <w:r>
-        <w:t xml:space="preserve">The central value of 0.33 implies 67% average GPU utilization at destination inference facilities — plausible given that facilities maintain spare capacity for redundancy, burst </w:t>
-      </w:r>
+        <w:t>Evidence Base</w:t>
+      </w:r>
+    </w:p>
+    <w:p>
       <w:r>
         <w:lastRenderedPageBreak/>
-        <w:t xml:space="preserve">handling, and business continuity. The lower bound of 0.20 extends below the </w:t>
-      </w:r>
-      <w:proofErr w:type="gramStart"/>
-      <w:r>
-        <w:t>most commonly cited</w:t>
-      </w:r>
-      <w:proofErr w:type="gramEnd"/>
-      <w:r>
-        <w:t xml:space="preserve"> 50–70% utilization range to accommodate facilities operating at higher utilization during peak demand periods, when GPU headroom is lowest and spatial migration demand is highest. This spare capacity exists for commercial reasons independent of grid stress and represents no new CapEx required for the spatial migration mechanism. The marginal cost of making existing business continuity infrastructure available during the ~50–100 stress hours per year is substantially lower than building dedicated migration capacity.</w:t>
-      </w:r>
-    </w:p>
-    <w:p>
-      <w:pPr>
-        <w:pStyle w:val="Heading4"/>
-      </w:pPr>
-      <w:bookmarkStart w:id="33" w:name="pricing-evidence-indirect-support"/>
-      <w:bookmarkEnd w:id="32"/>
-      <w:r>
-        <w:t>Pricing Evidence (Indirect Support)</w:t>
-      </w:r>
-    </w:p>
-    <w:p>
-      <w:pPr>
-        <w:pStyle w:val="FirstParagraph"/>
-      </w:pPr>
-      <w:r>
-        <w:t>The Cross-BA pricing analysis provides indirect support for the D2 range. Grid stress at the source (ComEd) is positively correlated with low prices at cross-interconnection destinations. The capacity-weighted median destination LMP during ComEd stress hours is $92.49/MWh, substantially below ComEd’s stress-hour pricing. Low destination prices signal underutilized generation and, by extension, underutilized load — consistent with GPU headroom being available precisely when migration demand arrives.</w:t>
-      </w:r>
-    </w:p>
-    <w:p>
-      <w:pPr>
-        <w:pStyle w:val="Heading4"/>
-      </w:pPr>
-      <w:bookmarkStart w:id="34" w:name="why-d2-is-the-largest-variance-driver"/>
-      <w:bookmarkEnd w:id="33"/>
-      <w:r>
-        <w:t>Why D2 Is the Largest Variance Driver</w:t>
-      </w:r>
-    </w:p>
-    <w:p>
-      <w:pPr>
-        <w:pStyle w:val="FirstParagraph"/>
-      </w:pPr>
-      <w:r>
-        <w:t>D2 is the single largest contributor to cascade variance (44%) because:</w:t>
-      </w:r>
-    </w:p>
-    <w:p>
-      <w:pPr>
-        <w:pStyle w:val="Compact"/>
+        <w:t>No published study directly measures GPU-level utilization distributions at production AI inference facilities during grid stress hours. The D2 range is grounded in the following evidence:</w:t>
+      </w:r>
+    </w:p>
+    <w:p>
+      <w:r>
+        <w:rPr>
+          <w:b/>
+          <w:bCs/>
+          <w:i/>
+          <w:iCs/>
+        </w:rPr>
+        <w:t>Direct evidence from production AI inference workloads.</w:t>
+      </w:r>
+      <w:r>
+        <w:t xml:space="preserve"> Stojkovic et al. (2024, DynamoLLM) report peak-to-valley load ratios from production Azure AI inference services of 3.3× (Conversation) and 34.6× (Coding) over one week of invocation traces, with strong diurnal patterns peaking during working hours. These ratios imply average load is 30% of peak (Conversation) and as low as 3% of peak (Coding) during valley hours. This is the only source in our compilation that directly measures AI inference workload variability in production; it establishes that meaningful headroom exists at the service level during off-peak hours, while confirming that working-hour peaks are genuinely constrained. It does not resolve GPU-level utilization at individual facilities, because service load can be concentrated on active facilities while others idle.</w:t>
+      </w:r>
+    </w:p>
+    <w:p>
+      <w:r>
+        <w:rPr>
+          <w:b/>
+          <w:bCs/>
+          <w:i/>
+          <w:iCs/>
+        </w:rPr>
+        <w:t>Fleet-level modeling evidence.</w:t>
+      </w:r>
+      <w:r>
+        <w:t xml:space="preserve"> Shehabi et al. (2024, LBNL-2001637) model server operational time by facility type and report ~40% for AI Inferencing, ~50% for Hyperscale, ~80% for AI Training. For an inference-dominant population, this implies fleet-average D2 ≈ 0.60 — higher than our range midpoint. We adopt a more conservative range because peak-hour utilization materially exceeds annual average, and our cascade requires headroom during grid stress hours specifically, which correlate with working-hour demand peaks.</w:t>
+      </w:r>
+    </w:p>
+    <w:p>
+      <w:r>
+        <w:rPr>
+          <w:b/>
+          <w:bCs/>
+          <w:i/>
+          <w:iCs/>
+        </w:rPr>
+        <w:t>Facility-level industry survey evidence.</w:t>
+      </w:r>
+      <w:r>
+        <w:rPr>
+          <w:i/>
+          <w:iCs/>
+        </w:rPr>
+        <w:t xml:space="preserve"> </w:t>
+      </w:r>
+      <w:r>
+        <w:t xml:space="preserve">Uptime Institute's 2024 Global Data Center Survey (n=526 facilities reporting PUE; broader survey n&gt;850 operators) reports that approximately one in four surveyed data centers operates at less than 40% of rated UPS capacity.¹ This is a power-utilization measurement against nameplate rather than a GPU-layer measurement, and it reflects the broad data center population — enterprise, colocation, and cloud/hosting segments, with hyperscale underrepresented — not the inference-dominant subpopulation our cascade targets. It is also a facility-average rather than a stress-hour figure. With those limitations noted, the survey establishes that a non-trivial share of the installed base carries headroom well above our upper bound of 0.50 on an annualized facility basis. The same survey provides two supporting observations relevant to our range. First, only 23% of operators identify generative AI training or inference as the primary driver of their highest-density deployments; business applications (49%) and HPC (52% combined, with and without accelerators) still dominate, confirming that AI inference is a distinct workload segment within the surveyed population rather than representative of it. Second, the industry-average PUE has been stuck at 1.54–1.58 for six consecutive years (1.56 in 2024, 1.54 in 2025), consistent with our framing assumption that non-IT overhead does not scale linearly with IT load — if it did, rising AI utilization would be pulling PUE downward, which it is not. This corroborates treating facility-level </w:t>
+      </w:r>
+      <w:r>
+        <w:lastRenderedPageBreak/>
+        <w:t>utilization as a conservative lower bound on GPU-layer headroom rather than a direct substitute.</w:t>
+      </w:r>
+      <w:r>
+        <w:rPr>
+          <w:rStyle w:val="FootnoteReference"/>
+        </w:rPr>
+        <w:footnoteReference w:id="4"/>
+      </w:r>
+    </w:p>
+    <w:p>
+      <w:r>
+        <w:rPr>
+          <w:b/>
+          <w:bCs/>
+          <w:i/>
+          <w:iCs/>
+        </w:rPr>
+        <w:t>Workload-adjacent evidence</w:t>
+      </w:r>
+      <w:r>
+        <w:rPr>
+          <w:i/>
+          <w:iCs/>
+        </w:rPr>
+        <w:t>.</w:t>
+      </w:r>
+      <w:r>
+        <w:t xml:space="preserve"> Cortez et al. (2017) measure 2017 Azure enterprise VM CPU utilization and find 60% of VMs below 20% average and ~40% below 50% at the 95th percentile. This is production measurement, but enterprise CPU is not GPU inference. It supports the general proposition that commercial virtualized compute carries substantial headroom, without directly constraining GPU inference utilization.</w:t>
+      </w:r>
+    </w:p>
+    <w:p>
+      <w:r>
+        <w:rPr>
+          <w:b/>
+          <w:bCs/>
+        </w:rPr>
+        <w:t>Range Justification</w:t>
+      </w:r>
+    </w:p>
+    <w:p>
+      <w:r>
+        <w:t>The Uniform[0.20, 0.50] range reflects:</w:t>
+      </w:r>
+    </w:p>
+    <w:p>
+      <w:pPr>
         <w:numPr>
           <w:ilvl w:val="0"/>
-          <w:numId w:val="15"/>
+          <w:numId w:val="27"/>
         </w:numPr>
       </w:pPr>
       <w:r>
-        <w:t>The [0.20, 0.50] range is wide (0.30 span), and at low absolute values the multiplicative impact is large</w:t>
-      </w:r>
-    </w:p>
-    <w:p>
-      <w:pPr>
-        <w:pStyle w:val="Compact"/>
+        <w:rPr>
+          <w:b/>
+          <w:bCs/>
+        </w:rPr>
+        <w:t>Lower bound (0.20): commercial overprovisioning floor.</w:t>
+      </w:r>
+      <w:r>
+        <w:t xml:space="preserve"> Facilities maintain spare capacity for redundancy, burst handling, and business continuity — commercial rationales independent of spatial migration and robust across facility types. These sustain a minimum headroom of ~20% even during peak hours.</w:t>
+      </w:r>
+    </w:p>
+    <w:p>
+      <w:pPr>
         <w:numPr>
           <w:ilvl w:val="0"/>
-          <w:numId w:val="15"/>
+          <w:numId w:val="27"/>
         </w:numPr>
       </w:pPr>
       <w:r>
-        <w:t>No published study directly measures GPU-level utilization distributions at production inference facilities</w:t>
-      </w:r>
-    </w:p>
-    <w:p>
-      <w:pPr>
-        <w:pStyle w:val="Compact"/>
+        <w:rPr>
+          <w:b/>
+          <w:bCs/>
+        </w:rPr>
+        <w:t>Upper bound (0.50): conservative relative to Shehabi's ~0.60.</w:t>
+      </w:r>
+      <w:r>
+        <w:t xml:space="preserve"> Shehabi's modeled ~40% server operational time for AI Inferencing implies fleet-average D2 ≈ 0.60. We cap at 0.50 because (a) our cascade targets stress hours specifically, when utilization exceeds average, and (b) we want the range bounded by values the cascade output remains plausible across, not by the single highest modeled value in the literature.</w:t>
+      </w:r>
+      <w:r>
+        <w:t xml:space="preserve"> </w:t>
+      </w:r>
+      <w:r>
+        <w:t>Uptime 2024 further corroborates that 0.50 is a conservative cap: roughly a quarter of surveyed facilities operate below 40% of UPS capacity on a facility-level basis, implying facility headroom above 0.60 for a non-trivial share of the installed base.</w:t>
+      </w:r>
+    </w:p>
+    <w:p>
+      <w:pPr>
         <w:numPr>
           <w:ilvl w:val="0"/>
-          <w:numId w:val="15"/>
+          <w:numId w:val="27"/>
         </w:numPr>
-      </w:pPr>
-      <w:r>
-        <w:t>Utilization varies dramatically by facility type, time of day, and workload mix</w:t>
-      </w:r>
-    </w:p>
-    <w:p>
-      <w:pPr>
-        <w:pStyle w:val="FirstParagraph"/>
       </w:pPr>
       <w:r>
         <w:rPr>
           <w:b/>
           <w:bCs/>
         </w:rPr>
-        <w:t>What would resolve this:</w:t>
-      </w:r>
-      <w:r>
-        <w:t xml:space="preserve"> GPU-level power draw or utilization telemetry from production inference facilities, ideally time-series data showing utilization distributions across hours. This is the single most valuable empirical contribution that hyperscale operators could make to tighten the cascade estimate.</w:t>
+        <w:t>No empirical basis exists for narrower bounds.</w:t>
+      </w:r>
+      <w:r>
+        <w:t xml:space="preserve"> Narrowing would require either production inference telemetry during grid stress hours (unavailable publicly) or a principled argument for excluding plausible values (unavailable). The [0.20, 0.50] range is the honest representation of current evidence, and the cascade propagates this uncertainty explicitly rather than collapsing it to a point estimate.</w:t>
+      </w:r>
+    </w:p>
+    <w:p>
+      <w:r>
+        <w:rPr>
+          <w:b/>
+          <w:bCs/>
+        </w:rPr>
+        <w:t>Why D2 Drives Cascade Variance</w:t>
+      </w:r>
+    </w:p>
+    <w:p>
+      <w:r>
+        <w:t xml:space="preserve">D2 contributes </w:t>
+      </w:r>
+      <w:r>
+        <w:rPr>
+          <w:highlight w:val="yellow"/>
+        </w:rPr>
+        <w:t>43.9%</w:t>
+      </w:r>
+      <w:r>
+        <w:t xml:space="preserve"> of cascade variance (largest single contribution) because:</w:t>
+      </w:r>
+    </w:p>
+    <w:p>
+      <w:pPr>
+        <w:numPr>
+          <w:ilvl w:val="0"/>
+          <w:numId w:val="28"/>
+        </w:numPr>
+      </w:pPr>
+      <w:r>
+        <w:t>The [0.20, 0.50] range spans a factor of 2.5, and at low absolute values the multiplicative impact on the cascade product is large.</w:t>
+      </w:r>
+    </w:p>
+    <w:p>
+      <w:pPr>
+        <w:numPr>
+          <w:ilvl w:val="0"/>
+          <w:numId w:val="28"/>
+        </w:numPr>
+      </w:pPr>
+      <w:r>
+        <w:lastRenderedPageBreak/>
+        <w:t>No published study directly measures GPU-level utilization distributions at production inference facilities during grid stress hours.</w:t>
+      </w:r>
+    </w:p>
+    <w:p>
+      <w:pPr>
+        <w:numPr>
+          <w:ilvl w:val="0"/>
+          <w:numId w:val="28"/>
+        </w:numPr>
+      </w:pPr>
+      <w:r>
+        <w:t>Utilization varies substantially by facility type (Shehabi: ~40% inferencing vs ~80% training), time of day (Stojkovic: peak-to-valley 3.3× to 34.6×), and workload mix — and none of the available sources maps cleanly onto our modeled population during the specific hours that matter for the cascade.</w:t>
+      </w:r>
+    </w:p>
+    <w:p>
+      <w:r>
+        <w:rPr>
+          <w:b/>
+          <w:bCs/>
+        </w:rPr>
+        <w:t>What would resolve this.</w:t>
+      </w:r>
+      <w:r>
+        <w:t xml:space="preserve"> GPU-level power draw or utilization telemetry from production inference facilities, specifically time-series data aligned to grid stress hours in the source interconnection. This is the single most valuable empirical contribution that hyperscale operators could make to tighten the cascade estimate.</w:t>
       </w:r>
     </w:p>
     <w:p>
@@ -4387,9 +3849,9 @@
       <w:pPr>
         <w:pStyle w:val="Heading3"/>
       </w:pPr>
-      <w:bookmarkStart w:id="35" w:name="d3-hardware-compatibility"/>
-      <w:bookmarkEnd w:id="30"/>
-      <w:bookmarkEnd w:id="34"/>
+      <w:bookmarkStart w:id="34" w:name="d3-hardware-compatibility"/>
+      <w:bookmarkEnd w:id="32"/>
+      <w:bookmarkEnd w:id="33"/>
       <w:r>
         <w:t>D3: Hardware Compatibility</w:t>
       </w:r>
@@ -4486,13 +3948,8 @@
             <w:pPr>
               <w:pStyle w:val="Compact"/>
             </w:pPr>
-            <w:proofErr w:type="gramStart"/>
-            <w:r>
-              <w:t>Uniform[</w:t>
-            </w:r>
-            <w:proofErr w:type="gramEnd"/>
-            <w:r>
-              <w:t>0.80, 0.92] (unconditional MC); fixed at 0.88 in conditional MC</w:t>
+            <w:r>
+              <w:t>Uniform[0.80, 0.92] (unconditional MC); fixed at 0.88 in conditional MC</w:t>
             </w:r>
           </w:p>
         </w:tc>
@@ -4558,9 +4015,8 @@
       <w:pPr>
         <w:pStyle w:val="Heading4"/>
       </w:pPr>
-      <w:bookmarkStart w:id="36" w:name="what-d3-measures"/>
-      <w:r>
-        <w:lastRenderedPageBreak/>
+      <w:bookmarkStart w:id="35" w:name="what-d3-measures"/>
+      <w:r>
         <w:t>What D3 Measures</w:t>
       </w:r>
     </w:p>
@@ -4576,31 +4032,15 @@
           <w:i/>
           <w:iCs/>
         </w:rPr>
-        <w:t xml:space="preserve">can the destination facility </w:t>
-      </w:r>
-      <w:proofErr w:type="gramStart"/>
-      <w:r>
-        <w:rPr>
-          <w:i/>
-          <w:iCs/>
-        </w:rPr>
-        <w:t>actually run</w:t>
-      </w:r>
-      <w:proofErr w:type="gramEnd"/>
-      <w:r>
-        <w:rPr>
-          <w:i/>
-          <w:iCs/>
-        </w:rPr>
-        <w:t xml:space="preserve"> the migrating inference workload on its available GPU hardware?</w:t>
+        <w:t>can the destination facility actually run the migrating inference workload on its available GPU hardware?</w:t>
       </w:r>
     </w:p>
     <w:p>
       <w:pPr>
         <w:pStyle w:val="Heading4"/>
       </w:pPr>
-      <w:bookmarkStart w:id="37" w:name="gpu-architecture-compatibility"/>
-      <w:bookmarkEnd w:id="36"/>
+      <w:bookmarkStart w:id="36" w:name="gpu-architecture-compatibility"/>
+      <w:bookmarkEnd w:id="35"/>
       <w:r>
         <w:t>GPU Architecture Compatibility</w:t>
       </w:r>
@@ -4643,7 +4083,10 @@
         <w:t>Forward compatibility</w:t>
       </w:r>
       <w:r>
-        <w:t xml:space="preserve"> (newer application on older driver) is not guaranteed and requires explicit installation of the CUDA Forward Compatibility package, available only for data center GPUs.</w:t>
+        <w:t xml:space="preserve"> </w:t>
+      </w:r>
+      <w:r>
+        <w:t>(newer application on older driver across major release families) requires explicit installation of the CUDA Forward Compatibility package and is supported only on NVIDIA Data Center GPUs, select NGC Server Ready RTX SKUs, and Jetson boards (NVIDIA 2026).</w:t>
       </w:r>
     </w:p>
     <w:p>
@@ -4658,34 +4101,35 @@
       <w:pPr>
         <w:pStyle w:val="Heading4"/>
       </w:pPr>
-      <w:bookmarkStart w:id="38" w:name="the-tensorrt-llm-constraint"/>
+      <w:bookmarkStart w:id="37" w:name="the-tensorrt-llm-constraint"/>
+      <w:bookmarkEnd w:id="36"/>
+      <w:r>
+        <w:lastRenderedPageBreak/>
+        <w:t>The TensorRT-LLM Constraint</w:t>
+      </w:r>
+    </w:p>
+    <w:p>
+      <w:pPr>
+        <w:pStyle w:val="FirstParagraph"/>
+      </w:pPr>
+      <w:r>
+        <w:t>TensorRT-LLM compiles models to GPU-architecture-specific engines identified by CUDA compute capability (e.g., 80 for A100, 90 for Hopper). An A100 engine cannot execute on an H100 without recompilation, which adds 5–30 minutes per model depending on model size. A multi-site operator using TensorRT-LLM would need to pre-stage compiled engines for all destination GPU architectures, or use framework-agnostic serving (vLLM, TGI).</w:t>
+      </w:r>
+    </w:p>
+    <w:p>
+      <w:pPr>
+        <w:pStyle w:val="BodyText"/>
+      </w:pPr>
+      <w:r>
+        <w:t>Source: NVIDIA TensorRT-LLM Support Matrix (https://nvidia.github.io/TensorRT-LLM/reference/support-matrix.html)</w:t>
+      </w:r>
+    </w:p>
+    <w:p>
+      <w:pPr>
+        <w:pStyle w:val="Heading4"/>
+      </w:pPr>
+      <w:bookmarkStart w:id="38" w:name="framework-portability"/>
       <w:bookmarkEnd w:id="37"/>
-      <w:r>
-        <w:t>The TensorRT-LLM Constraint</w:t>
-      </w:r>
-    </w:p>
-    <w:p>
-      <w:pPr>
-        <w:pStyle w:val="FirstParagraph"/>
-      </w:pPr>
-      <w:r>
-        <w:t>TensorRT-LLM compiles models to GPU-architecture-specific engines identified by CUDA compute capability (e.g., 80 for A100, 90 for Hopper). An A100 engine cannot execute on an H100 without recompilation, which adds 5–30 minutes per model depending on model size. A multi-site operator using TensorRT-LLM would need to pre-stage compiled engines for all destination GPU architectures, or use framework-agnostic serving (vLLM, TGI).</w:t>
-      </w:r>
-    </w:p>
-    <w:p>
-      <w:pPr>
-        <w:pStyle w:val="BodyText"/>
-      </w:pPr>
-      <w:r>
-        <w:t>Source: NVIDIA TensorRT-LLM Support Matrix (https://nvidia.github.io/TensorRT-LLM/reference/support-matrix.html)</w:t>
-      </w:r>
-    </w:p>
-    <w:p>
-      <w:pPr>
-        <w:pStyle w:val="Heading4"/>
-      </w:pPr>
-      <w:bookmarkStart w:id="39" w:name="framework-portability"/>
-      <w:bookmarkEnd w:id="38"/>
       <w:r>
         <w:t>Framework Portability</w:t>
       </w:r>
@@ -4712,8 +4156,8 @@
       <w:pPr>
         <w:pStyle w:val="Heading4"/>
       </w:pPr>
-      <w:bookmarkStart w:id="40" w:name="d3-0.88"/>
-      <w:bookmarkEnd w:id="39"/>
+      <w:bookmarkStart w:id="39" w:name="d3-0.88"/>
+      <w:bookmarkEnd w:id="38"/>
       <w:r>
         <w:t>D3 = 0.88</w:t>
       </w:r>
@@ -4731,7 +4175,6 @@
         <w:pStyle w:val="BodyText"/>
       </w:pPr>
       <w:r>
-        <w:lastRenderedPageBreak/>
         <w:t xml:space="preserve">D3 is held fixed in the conditional Monte Carlo because it is fundamentally a </w:t>
       </w:r>
       <w:r>
@@ -4742,15 +4185,7 @@
         <w:t>design parameter</w:t>
       </w:r>
       <w:r>
-        <w:t xml:space="preserve">: participating operators solve hardware compatibility by construction through pre-staging. The 0.88 value accounts for the realistic fraction of the destination fleet that is compatible at any given time. In the unconditional cascade Monte Carlo used for variance decomposition, D3 is drawn from </w:t>
-      </w:r>
-      <w:proofErr w:type="gramStart"/>
-      <w:r>
-        <w:t>Uniform[</w:t>
-      </w:r>
-      <w:proofErr w:type="gramEnd"/>
-      <w:r>
-        <w:t>0.80, 0.92] to capture the uncertainty in fleet-wide hardware compatibility.</w:t>
+        <w:t>: participating operators solve hardware compatibility by construction through pre-staging. The 0.88 value accounts for the realistic fraction of the destination fleet that is compatible at any given time. In the unconditional cascade Monte Carlo used for variance decomposition, D3 is drawn from Uniform[0.80, 0.92] to capture the uncertainty in fleet-wide hardware compatibility.</w:t>
       </w:r>
     </w:p>
     <w:p>
@@ -4764,11 +4199,26 @@
       <w:pPr>
         <w:pStyle w:val="Heading3"/>
       </w:pPr>
-      <w:bookmarkStart w:id="41" w:name="Xcf8933d29fa27c09156296ea8282f01e24b1ace"/>
-      <w:bookmarkEnd w:id="35"/>
-      <w:bookmarkEnd w:id="40"/>
-      <w:r>
+      <w:bookmarkStart w:id="40" w:name="Xcf8933d29fa27c09156296ea8282f01e24b1ace"/>
+      <w:bookmarkEnd w:id="34"/>
+      <w:bookmarkEnd w:id="39"/>
+      <w:commentRangeStart w:id="41"/>
+      <w:r>
+        <w:rPr>
+          <w:highlight w:val="yellow"/>
+        </w:rPr>
         <w:t>D4: Inference Workload Share at Destination</w:t>
+      </w:r>
+      <w:commentRangeEnd w:id="41"/>
+      <w:r>
+        <w:rPr>
+          <w:rStyle w:val="CommentReference"/>
+          <w:rFonts w:asciiTheme="minorHAnsi" w:eastAsiaTheme="minorHAnsi" w:hAnsiTheme="minorHAnsi" w:cstheme="minorBidi"/>
+          <w:b w:val="0"/>
+          <w:bCs w:val="0"/>
+          <w:color w:val="auto"/>
+        </w:rPr>
+        <w:commentReference w:id="41"/>
       </w:r>
     </w:p>
     <w:tbl>
@@ -4863,13 +4313,8 @@
             <w:pPr>
               <w:pStyle w:val="Compact"/>
             </w:pPr>
-            <w:proofErr w:type="gramStart"/>
-            <w:r>
-              <w:t>Uniform[</w:t>
-            </w:r>
-            <w:proofErr w:type="gramEnd"/>
-            <w:r>
-              <w:t>0.33, 0.67]</w:t>
+            <w:r>
+              <w:t>Uniform[0.33, 0.67]</w:t>
             </w:r>
           </w:p>
         </w:tc>
@@ -4960,6 +4405,7 @@
         <w:pStyle w:val="BodyText"/>
       </w:pPr>
       <w:r>
+        <w:lastRenderedPageBreak/>
         <w:t xml:space="preserve">D4 is a </w:t>
       </w:r>
       <w:r>
@@ -4970,15 +4416,7 @@
         <w:t>destination-side</w:t>
       </w:r>
       <w:r>
-        <w:t xml:space="preserve"> parameter, distinct from S1 (source-side). S1 measures the source facility’s workload composition; D4 measures the </w:t>
-      </w:r>
-      <w:proofErr w:type="gramStart"/>
-      <w:r>
-        <w:t>destination’s</w:t>
-      </w:r>
-      <w:proofErr w:type="gramEnd"/>
-      <w:r>
-        <w:t>. The migrating workload can only be absorbed by GPU capacity currently running compatible inference — training clusters with tightly synchronized GPU operations cannot absorb ad-hoc inference requests without disrupting training jobs.</w:t>
+        <w:t xml:space="preserve"> parameter, distinct from S1 (source-side). S1 measures the source facility’s workload composition; D4 measures the destination’s. The migrating workload can only be absorbed by GPU capacity currently running compatible inference — training clusters with tightly synchronized GPU operations cannot absorb ad-hoc inference requests without disrupting training jobs.</w:t>
       </w:r>
     </w:p>
     <w:p>
@@ -5034,15 +4472,7 @@
         <w:t>Central (0.50):</w:t>
       </w:r>
       <w:r>
-        <w:t xml:space="preserve"> Current industry mix. Inference approximately half of </w:t>
-      </w:r>
-      <w:proofErr w:type="gramStart"/>
-      <w:r>
-        <w:t>compute</w:t>
-      </w:r>
-      <w:proofErr w:type="gramEnd"/>
-      <w:r>
-        <w:t xml:space="preserve"> in 2025 (Deloitte).</w:t>
+        <w:t xml:space="preserve"> Current industry mix. Inference approximately half of compute in 2025 (Deloitte).</w:t>
       </w:r>
     </w:p>
     <w:p>
@@ -5061,15 +4491,7 @@
         <w:t>Ceiling (0.67):</w:t>
       </w:r>
       <w:r>
-        <w:t xml:space="preserve"> Near-term trajectory. Deloitte projects inference at two-thirds by 2026. McKinsey’s demand model shows inference reaching 43% of total sector </w:t>
-      </w:r>
-      <w:proofErr w:type="gramStart"/>
-      <w:r>
-        <w:t>compute</w:t>
-      </w:r>
-      <w:proofErr w:type="gramEnd"/>
-      <w:r>
-        <w:t xml:space="preserve"> by 2030, but inference-specialized facilities skew much higher.</w:t>
+        <w:t xml:space="preserve"> Near-term trajectory. Deloitte projects inference at two-thirds by 2026. McKinsey’s demand model shows inference reaching 43% of total sector compute by 2030, but inference-specialized facilities skew much higher.</w:t>
       </w:r>
     </w:p>
     <w:p>
@@ -5095,7 +4517,6 @@
         <w:pStyle w:val="BodyText"/>
       </w:pPr>
       <w:r>
-        <w:lastRenderedPageBreak/>
         <w:t>D4 is not directly observable in public data. The inference-to-training ratio at specific destination facilities is an operational detail that operators do not disclose.</w:t>
       </w:r>
     </w:p>
@@ -5111,10 +4532,22 @@
         <w:pStyle w:val="Heading3"/>
       </w:pPr>
       <w:bookmarkStart w:id="45" w:name="d5-pre-staging-readiness"/>
-      <w:bookmarkEnd w:id="41"/>
+      <w:bookmarkEnd w:id="40"/>
       <w:bookmarkEnd w:id="44"/>
+      <w:commentRangeStart w:id="46"/>
       <w:r>
         <w:t>D5: Pre-Staging Readiness</w:t>
+      </w:r>
+      <w:commentRangeEnd w:id="46"/>
+      <w:r>
+        <w:rPr>
+          <w:rStyle w:val="CommentReference"/>
+          <w:rFonts w:asciiTheme="minorHAnsi" w:eastAsiaTheme="minorHAnsi" w:hAnsiTheme="minorHAnsi" w:cstheme="minorBidi"/>
+          <w:b w:val="0"/>
+          <w:bCs w:val="0"/>
+          <w:color w:val="auto"/>
+        </w:rPr>
+        <w:commentReference w:id="46"/>
       </w:r>
     </w:p>
     <w:tbl>
@@ -5209,13 +4642,8 @@
             <w:pPr>
               <w:pStyle w:val="Compact"/>
             </w:pPr>
-            <w:proofErr w:type="gramStart"/>
-            <w:r>
-              <w:t>Uniform[</w:t>
-            </w:r>
-            <w:proofErr w:type="gramEnd"/>
-            <w:r>
-              <w:t>0.50, 0.80]</w:t>
+            <w:r>
+              <w:t>Uniform[0.50, 0.80]</w:t>
             </w:r>
           </w:p>
         </w:tc>
@@ -5281,7 +4709,7 @@
       <w:pPr>
         <w:pStyle w:val="Heading4"/>
       </w:pPr>
-      <w:bookmarkStart w:id="46" w:name="what-d5-measures"/>
+      <w:bookmarkStart w:id="47" w:name="what-d5-measures"/>
       <w:r>
         <w:t>What D5 Measures</w:t>
       </w:r>
@@ -5305,241 +4733,354 @@
       <w:pPr>
         <w:pStyle w:val="Heading4"/>
       </w:pPr>
-      <w:bookmarkStart w:id="47" w:name="why-pre-staging-matters"/>
-      <w:bookmarkEnd w:id="46"/>
-      <w:r>
+      <w:bookmarkStart w:id="48" w:name="why-pre-staging-matters"/>
+      <w:bookmarkEnd w:id="47"/>
+      <w:r>
+        <w:lastRenderedPageBreak/>
         <w:t>Why Pre-Staging Matters</w:t>
       </w:r>
     </w:p>
     <w:p>
       <w:pPr>
-        <w:pStyle w:val="FirstParagraph"/>
-      </w:pPr>
-      <w:r>
-        <w:t>For inference spatial migration, model weights must already be loaded at the destination. Without pre-staging:</w:t>
-      </w:r>
-    </w:p>
-    <w:p>
-      <w:pPr>
-        <w:pStyle w:val="Compact"/>
+        <w:pStyle w:val="Heading4"/>
+        <w:rPr>
+          <w:rFonts w:ascii="Times New Roman" w:hAnsi="Times New Roman" w:cs="Times New Roman"/>
+          <w:i w:val="0"/>
+          <w:color w:val="auto"/>
+        </w:rPr>
+      </w:pPr>
+      <w:bookmarkStart w:id="49" w:name="range-justification-3"/>
+      <w:bookmarkEnd w:id="48"/>
+      <w:r>
+        <w:rPr>
+          <w:rFonts w:ascii="Times New Roman" w:hAnsi="Times New Roman" w:cs="Times New Roman"/>
+          <w:i w:val="0"/>
+          <w:color w:val="auto"/>
+        </w:rPr>
+        <w:t>For inference spatial migration, model weights must already be loaded at the destination. Without pre-staging, three frictions apply:</w:t>
+      </w:r>
+    </w:p>
+    <w:p>
+      <w:pPr>
+        <w:pStyle w:val="Heading4"/>
         <w:numPr>
           <w:ilvl w:val="0"/>
-          <w:numId w:val="17"/>
+          <w:numId w:val="32"/>
         </w:numPr>
-      </w:pPr>
-      <w:r>
-        <w:t>Frontier model weights (70B–405B parameters) are 140–810 GB in FP16</w:t>
-      </w:r>
-    </w:p>
-    <w:p>
-      <w:pPr>
-        <w:pStyle w:val="Compact"/>
+        <w:rPr>
+          <w:rFonts w:ascii="Times New Roman" w:hAnsi="Times New Roman" w:cs="Times New Roman"/>
+          <w:i w:val="0"/>
+          <w:color w:val="auto"/>
+        </w:rPr>
+      </w:pPr>
+      <w:r>
+        <w:rPr>
+          <w:rFonts w:ascii="Times New Roman" w:hAnsi="Times New Roman" w:cs="Times New Roman"/>
+          <w:i w:val="0"/>
+          <w:color w:val="auto"/>
+        </w:rPr>
+        <w:t>Frontier model weights are large. A 70B-parameter model in FP16 is approximately 140 GB; a 405B-parameter model is approximately 810 GB (Grattafiori et al. 2024).</w:t>
+      </w:r>
+    </w:p>
+    <w:p>
+      <w:pPr>
+        <w:pStyle w:val="Heading4"/>
         <w:numPr>
           <w:ilvl w:val="0"/>
-          <w:numId w:val="17"/>
+          <w:numId w:val="32"/>
         </w:numPr>
-      </w:pPr>
-      <w:r>
-        <w:t xml:space="preserve">Transferring 810 GB (Llama 3 405B) over </w:t>
-      </w:r>
-      <w:proofErr w:type="gramStart"/>
-      <w:r>
-        <w:t>a 100</w:t>
-      </w:r>
-      <w:proofErr w:type="gramEnd"/>
-      <w:r>
-        <w:t xml:space="preserve"> Gbps link takes ~65 seconds — manageable but adds latency and consumes WAN capacity</w:t>
-      </w:r>
-    </w:p>
-    <w:p>
-      <w:pPr>
-        <w:pStyle w:val="Compact"/>
+        <w:rPr>
+          <w:rFonts w:ascii="Times New Roman" w:hAnsi="Times New Roman" w:cs="Times New Roman"/>
+          <w:i w:val="0"/>
+          <w:color w:val="auto"/>
+        </w:rPr>
+      </w:pPr>
+      <w:r>
+        <w:rPr>
+          <w:rFonts w:ascii="Times New Roman" w:hAnsi="Times New Roman" w:cs="Times New Roman"/>
+          <w:i w:val="0"/>
+          <w:color w:val="auto"/>
+        </w:rPr>
+        <w:t>Transferring 810 GB over a 100 Gbps link takes approximately 65 seconds as an arithmetic lower bound, adding latency and consuming WAN capacity that would otherwise serve user traffic.</w:t>
+      </w:r>
+    </w:p>
+    <w:p>
+      <w:pPr>
+        <w:pStyle w:val="Heading4"/>
         <w:numPr>
           <w:ilvl w:val="0"/>
-          <w:numId w:val="17"/>
+          <w:numId w:val="32"/>
         </w:numPr>
-      </w:pPr>
-      <w:r>
-        <w:t>Cold-start latency (loading weights from storage into GPU memory) adds additional minutes</w:t>
-      </w:r>
-    </w:p>
-    <w:p>
-      <w:pPr>
-        <w:pStyle w:val="Compact"/>
+        <w:rPr>
+          <w:rFonts w:ascii="Times New Roman" w:hAnsi="Times New Roman" w:cs="Times New Roman"/>
+          <w:i w:val="0"/>
+          <w:color w:val="auto"/>
+        </w:rPr>
+      </w:pPr>
+      <w:r>
+        <w:rPr>
+          <w:rFonts w:ascii="Times New Roman" w:hAnsi="Times New Roman" w:cs="Times New Roman"/>
+          <w:i w:val="0"/>
+          <w:color w:val="auto"/>
+        </w:rPr>
+        <w:t>Cold-start latency — loading weights from storage into GPU memory and initializing the serving runtime — adds additional time ranging from tens of seconds for moderately sized models on high-throughput storage to several minutes for frontier-scale deployments (Dayan et al. 2025; Fu et al. 2024). Recent work including NVIDIA's Run:ai Model Streamer reduces but does not eliminate this cost.</w:t>
+      </w:r>
+    </w:p>
+    <w:p>
+      <w:pPr>
+        <w:pStyle w:val="Heading4"/>
+        <w:rPr>
+          <w:rFonts w:ascii="Times New Roman" w:hAnsi="Times New Roman" w:cs="Times New Roman"/>
+          <w:i w:val="0"/>
+          <w:iCs/>
+          <w:color w:val="auto"/>
+        </w:rPr>
+      </w:pPr>
+      <w:r>
+        <w:rPr>
+          <w:rFonts w:ascii="Times New Roman" w:hAnsi="Times New Roman" w:cs="Times New Roman"/>
+          <w:i w:val="0"/>
+          <w:iCs/>
+          <w:color w:val="auto"/>
+        </w:rPr>
+        <w:t>With pre-staging, model weights are already resident at destination GPUs, migration reduces to a request-routing operation at the load balancer (millisecond-scale), and no WAN bandwidth is consumed for weight transfer during the stress event.</w:t>
+      </w:r>
+    </w:p>
+    <w:p>
+      <w:pPr>
+        <w:pStyle w:val="Heading4"/>
+        <w:rPr>
+          <w:i w:val="0"/>
+          <w:iCs/>
+        </w:rPr>
+      </w:pPr>
+      <w:r>
+        <w:rPr>
+          <w:i w:val="0"/>
+          <w:iCs/>
+        </w:rPr>
+        <w:t>Range Justification</w:t>
+      </w:r>
+    </w:p>
+    <w:p>
+      <w:pPr>
+        <w:pStyle w:val="BodyText"/>
+      </w:pPr>
+      <w:r>
+        <w:t>D5 is the cascade parameter with the weakest public empirical grounding. No authoritative public dataset reports the fraction of AI-inference destination capacity with pre-staged weights and warm serving infrastructure at any given time. We therefore treat D5 as uniformly distributed over [0.50, 0.80], adopting the maximum-entropy specification given bound-only knowledge and reporting results across this range. The 12.9% variance contribution — the third-highest in the cascade — reflects this uncertainty rather than concealing it behind a point estimate.</w:t>
+      </w:r>
+    </w:p>
+    <w:p>
+      <w:pPr>
+        <w:pStyle w:val="BodyText"/>
+      </w:pPr>
+      <w:r>
+        <w:t>The range endpoints are anchored as follows:</w:t>
+      </w:r>
+    </w:p>
+    <w:p>
+      <w:pPr>
+        <w:pStyle w:val="BodyText"/>
         <w:numPr>
           <w:ilvl w:val="0"/>
-          <w:numId w:val="17"/>
+          <w:numId w:val="30"/>
         </w:numPr>
       </w:pPr>
       <w:r>
-        <w:t>NVIDIA Run:ai Model Streamer (2025) reduces cold-start latency for LLM inference but does not eliminate it</w:t>
-      </w:r>
-    </w:p>
-    <w:p>
-      <w:pPr>
-        <w:pStyle w:val="FirstParagraph"/>
-      </w:pPr>
-      <w:r>
-        <w:t>With pre-staging: - Model weights are already loaded at destination GPUs - Migration is purely a request routing operation (milliseconds at the load balancer level) - No WAN bandwidth consumed for weight transfer</w:t>
-      </w:r>
-    </w:p>
-    <w:p>
-      <w:pPr>
-        <w:pStyle w:val="Heading4"/>
-      </w:pPr>
-      <w:bookmarkStart w:id="48" w:name="range-justification-3"/>
-      <w:bookmarkEnd w:id="47"/>
-      <w:r>
-        <w:t>Range Justification</w:t>
-      </w:r>
-    </w:p>
-    <w:p>
-      <w:pPr>
+        <w:rPr>
+          <w:b/>
+          <w:bCs/>
+          <w:i/>
+          <w:iCs/>
+        </w:rPr>
+        <w:t>Floor (0.50)</w:t>
+      </w:r>
+      <w:r>
+        <w:rPr>
+          <w:b/>
+          <w:bCs/>
+        </w:rPr>
+        <w:t>:</w:t>
+      </w:r>
+      <w:r>
+        <w:t xml:space="preserve"> </w:t>
+      </w:r>
+      <w:r>
+        <w:t xml:space="preserve">The Microsoft Azure public serverless trace shows that approximately 40% of functions experience cold-start rates exceeding 25% within a 5-minute keep-alive window, with the longest-tail quartile exceeding 60% cold-start rates (Fu et al. 2024, analyzing Azure Public Dataset). Destinations serving only the most-requested models would exhibit pre-staging coverage near this floor. Note that the Azure data reflects serverless functions broadly rather than LLM inference specifically; because frontier model weights are substantially larger than typical function containers, general-function warm rates likely overstate LLM-specific warm rates, which makes the 0.50 floor conservative in the direction relevant for this paper.   </w:t>
+      </w:r>
+    </w:p>
+    <w:p>
+      <w:pPr>
+        <w:pStyle w:val="BodyText"/>
         <w:numPr>
           <w:ilvl w:val="0"/>
-          <w:numId w:val="18"/>
+          <w:numId w:val="30"/>
         </w:numPr>
       </w:pPr>
       <w:r>
         <w:rPr>
           <w:b/>
           <w:bCs/>
-        </w:rPr>
-        <w:t>Floor (0.50):</w:t>
-      </w:r>
-      <w:r>
-        <w:t xml:space="preserve"> Reflects that many facilities may not invest in systematic pre-staging for grid flexibility purposes. Multi-region model deployment is standard at hyperscale for latency optimization, but not every destination facility in the pool runs every model.</w:t>
-      </w:r>
-    </w:p>
-    <w:p>
-      <w:pPr>
+          <w:i/>
+          <w:iCs/>
+        </w:rPr>
+        <w:t>Ceiling (0.80)</w:t>
+      </w:r>
+      <w:r>
+        <w:rPr>
+          <w:b/>
+          <w:bCs/>
+        </w:rPr>
+        <w:t>:</w:t>
+      </w:r>
+      <w:r>
+        <w:t xml:space="preserve"> </w:t>
+      </w:r>
+      <w:r>
+        <w:t xml:space="preserve">Commercial inference providers currently maintain 200+ popular open-source models in continuously warm serverless pools for best-effort serving (Together AI 2026; Fireworks AI 2026), establishing that coverage at this level is technically and commercially feasible today for the subset of models that dominate </w:t>
+      </w:r>
+      <w:r>
+        <w:lastRenderedPageBreak/>
+        <w:t>inference traffic. The 0.80 ceiling reflects heterogeneity across destination facility types and the fraction of frontier workload models covered rather than a technical constraint.</w:t>
+      </w:r>
+    </w:p>
+    <w:p>
+      <w:pPr>
+        <w:pStyle w:val="BodyText"/>
         <w:numPr>
           <w:ilvl w:val="0"/>
-          <w:numId w:val="18"/>
+          <w:numId w:val="30"/>
         </w:numPr>
       </w:pPr>
       <w:r>
         <w:rPr>
           <w:b/>
           <w:bCs/>
-        </w:rPr>
-        <w:t>Central (0.65):</w:t>
-      </w:r>
-      <w:r>
-        <w:t xml:space="preserve"> Author’s estimate of the fraction of compatible destination capacity with warm serving infrastructure, based on the observation that hyperscalers already deploy popular models across multiple regions for commercial reasons (latency optimization, redundancy, capacity scaling). Not every model at every facility, but the high-traffic models that constitute the majority of inference </w:t>
-      </w:r>
-      <w:proofErr w:type="gramStart"/>
-      <w:r>
-        <w:t>compute</w:t>
-      </w:r>
-      <w:proofErr w:type="gramEnd"/>
-      <w:r>
-        <w:t>.</w:t>
-      </w:r>
-    </w:p>
-    <w:p>
-      <w:pPr>
+          <w:i/>
+          <w:iCs/>
+        </w:rPr>
+        <w:t>Midpoint (0.65)</w:t>
+      </w:r>
+      <w:r>
+        <w:rPr>
+          <w:b/>
+          <w:bCs/>
+        </w:rPr>
+        <w:t>:</w:t>
+      </w:r>
+      <w:r>
+        <w:t xml:space="preserve"> </w:t>
+      </w:r>
+      <w:r>
+        <w:t>The expected value under the uniform prior. We do not claim independent empirical support for this specific value.</w:t>
+      </w:r>
+    </w:p>
+    <w:p>
+      <w:pPr>
+        <w:pStyle w:val="Heading4"/>
+      </w:pPr>
+      <w:bookmarkStart w:id="50" w:name="d5-is-the-most-actionable-parameter"/>
+      <w:bookmarkEnd w:id="49"/>
+      <w:r>
+        <w:t>D5 Is the Most Actionable Parameter</w:t>
+      </w:r>
+    </w:p>
+    <w:p>
+      <w:pPr>
+        <w:pStyle w:val="Heading4"/>
+        <w:rPr>
+          <w:rFonts w:ascii="Times New Roman" w:hAnsi="Times New Roman" w:cs="Times New Roman"/>
+          <w:i w:val="0"/>
+          <w:iCs/>
+          <w:color w:val="auto"/>
+        </w:rPr>
+      </w:pPr>
+      <w:r>
+        <w:rPr>
+          <w:rFonts w:ascii="Times New Roman" w:hAnsi="Times New Roman" w:cs="Times New Roman"/>
+          <w:i w:val="0"/>
+          <w:iCs/>
+          <w:color w:val="auto"/>
+        </w:rPr>
+        <w:t>The weak grounding of D5 is not a liability for the policy argument — it is the policy argument. Precisely because D5 is the highest-uncertainty cascade parameter with the largest operational leverage, it is also the parameter where regulatory intervention has the greatest marginal effect:</w:t>
+      </w:r>
+    </w:p>
+    <w:p>
+      <w:pPr>
+        <w:pStyle w:val="Heading4"/>
         <w:numPr>
           <w:ilvl w:val="0"/>
-          <w:numId w:val="18"/>
+          <w:numId w:val="31"/>
         </w:numPr>
-      </w:pPr>
-      <w:r>
-        <w:rPr>
-          <w:b/>
-          <w:bCs/>
-        </w:rPr>
-        <w:lastRenderedPageBreak/>
-        <w:t>Ceiling (0.80):</w:t>
-      </w:r>
-      <w:r>
-        <w:t xml:space="preserve"> Reflects a scenario where operators invest deliberately in pre-staging as part of a spatial migration DR commitment — expanding multi-region deployment beyond the commercially optimal set to include grid-flexibility-motivated pre-positioning.</w:t>
+        <w:rPr>
+          <w:rFonts w:ascii="Times New Roman" w:hAnsi="Times New Roman" w:cs="Times New Roman"/>
+          <w:i w:val="0"/>
+          <w:color w:val="auto"/>
+        </w:rPr>
+      </w:pPr>
+      <w:r>
+        <w:rPr>
+          <w:rFonts w:ascii="Times New Roman" w:hAnsi="Times New Roman" w:cs="Times New Roman"/>
+          <w:i w:val="0"/>
+          <w:color w:val="auto"/>
+        </w:rPr>
+        <w:t>No hardware change is required. Pre-staging uses existing GPU memory and storage at destination facilities.</w:t>
       </w:r>
     </w:p>
     <w:p>
       <w:pPr>
         <w:pStyle w:val="Heading4"/>
-      </w:pPr>
-      <w:bookmarkStart w:id="49" w:name="d5-is-the-most-actionable-parameter"/>
-      <w:bookmarkEnd w:id="48"/>
-      <w:r>
-        <w:t>D5 Is the Most Actionable Parameter</w:t>
-      </w:r>
-    </w:p>
-    <w:p>
-      <w:pPr>
-        <w:pStyle w:val="FirstParagraph"/>
-      </w:pPr>
-      <w:r>
-        <w:t>D5 is the primary operational lever for increasing spatial migration commitment depth:</w:t>
-      </w:r>
-    </w:p>
-    <w:p>
-      <w:pPr>
-        <w:pStyle w:val="Compact"/>
         <w:numPr>
           <w:ilvl w:val="0"/>
-          <w:numId w:val="19"/>
+          <w:numId w:val="31"/>
         </w:numPr>
-      </w:pPr>
-      <w:r>
-        <w:rPr>
-          <w:b/>
-          <w:bCs/>
-        </w:rPr>
-        <w:t>No hardware change required:</w:t>
-      </w:r>
-      <w:r>
-        <w:t xml:space="preserve"> Pre-staging uses existing GPU memory and storage at destination facilities</w:t>
-      </w:r>
-    </w:p>
-    <w:p>
-      <w:pPr>
-        <w:pStyle w:val="Compact"/>
+        <w:rPr>
+          <w:rFonts w:ascii="Times New Roman" w:hAnsi="Times New Roman" w:cs="Times New Roman"/>
+          <w:i w:val="0"/>
+          <w:color w:val="auto"/>
+        </w:rPr>
+      </w:pPr>
+      <w:r>
+        <w:rPr>
+          <w:rFonts w:ascii="Times New Roman" w:hAnsi="Times New Roman" w:cs="Times New Roman"/>
+          <w:i w:val="0"/>
+          <w:color w:val="auto"/>
+        </w:rPr>
+        <w:t>No workload composition change is required. Unlike D4, which depends on the industry-wide mix of training versus inference load, D5 is a pure operational investment decision under operator control</w:t>
+      </w:r>
+    </w:p>
+    <w:p>
+      <w:pPr>
+        <w:pStyle w:val="Heading4"/>
         <w:numPr>
           <w:ilvl w:val="0"/>
-          <w:numId w:val="19"/>
+          <w:numId w:val="31"/>
         </w:numPr>
-      </w:pPr>
-      <w:r>
-        <w:rPr>
-          <w:b/>
-          <w:bCs/>
-        </w:rPr>
-        <w:t>No workload composition change:</w:t>
-      </w:r>
-      <w:r>
-        <w:t xml:space="preserve"> Unlike D4, which depends on the industry-wide inference trend, D5 is a pure operational investment decision</w:t>
-      </w:r>
-    </w:p>
-    <w:p>
-      <w:pPr>
-        <w:pStyle w:val="Compact"/>
-        <w:numPr>
-          <w:ilvl w:val="0"/>
-          <w:numId w:val="19"/>
-        </w:numPr>
-      </w:pPr>
-      <w:r>
-        <w:rPr>
-          <w:b/>
-          <w:bCs/>
-        </w:rPr>
-        <w:t>Incremental cost is low:</w:t>
-      </w:r>
-      <w:r>
-        <w:t xml:space="preserve"> The marginal cost is storage and periodic weight synchronization, amortized across the ~50–100 stress hours per year when migration would be triggered</w:t>
-      </w:r>
-    </w:p>
-    <w:p>
-      <w:pPr>
-        <w:pStyle w:val="FirstParagraph"/>
-      </w:pPr>
-      <w:r>
-        <w:t>The policy implication is direct: a regulatory framework that conditions interconnection acceleration on demonstrated pre-staging readiness would target the most actionable parameter in the cascade.</w:t>
-      </w:r>
-    </w:p>
-    <w:p>
+        <w:rPr>
+          <w:rFonts w:ascii="Times New Roman" w:hAnsi="Times New Roman" w:cs="Times New Roman"/>
+          <w:i w:val="0"/>
+          <w:color w:val="auto"/>
+        </w:rPr>
+      </w:pPr>
+      <w:r>
+        <w:rPr>
+          <w:rFonts w:ascii="Times New Roman" w:hAnsi="Times New Roman" w:cs="Times New Roman"/>
+          <w:i w:val="0"/>
+          <w:color w:val="auto"/>
+        </w:rPr>
+        <w:t>The incremental cost is low. The marginal cost is storage capacity and periodic weight synchronization, amortized across the approximately 50–100 stress hours per year when spatial migration would be triggered.</w:t>
+      </w:r>
+    </w:p>
+    <w:p/>
+    <w:p>
+      <w:r>
+        <w:t>The policy implication is direct: a regulatory framework that conditions interconnection acceleration on demonstrated pre-staging readiness would target the most actionable parameter in the cascade, and would convert the current empirical uncertainty about D5 into operator-level accountability.</w:t>
+      </w:r>
+    </w:p>
+    <w:p>
+      <w:r>
+        <w:t>The cascade's upstream filters (D1–D3) restrict the destination population to facilities with available inference-capable capacity; within that filtered set, the relevant base rate for pre-staging is likely higher than the all-serverless Azure figure, further supporting the 0.50 floor as conservative.</w:t>
+      </w:r>
       <w:r>
         <w:pict w14:anchorId="509F91AD">
           <v:rect id="_x0000_i1032" style="width:0;height:1.5pt" o:hralign="center" o:hrstd="t" o:hr="t"/>
@@ -5550,10 +5091,10 @@
       <w:pPr>
         <w:pStyle w:val="Heading2"/>
       </w:pPr>
-      <w:bookmarkStart w:id="50" w:name="execution-parameters"/>
-      <w:bookmarkEnd w:id="22"/>
+      <w:bookmarkStart w:id="51" w:name="execution-parameters"/>
+      <w:bookmarkEnd w:id="24"/>
       <w:bookmarkEnd w:id="45"/>
-      <w:bookmarkEnd w:id="49"/>
+      <w:bookmarkEnd w:id="50"/>
       <w:r>
         <w:t>4. Execution Parameters</w:t>
       </w:r>
@@ -5562,7 +5103,7 @@
       <w:pPr>
         <w:pStyle w:val="Heading3"/>
       </w:pPr>
-      <w:bookmarkStart w:id="51" w:name="e1-routing-completion"/>
+      <w:bookmarkStart w:id="52" w:name="e1-routing-completion"/>
       <w:r>
         <w:t>E1: Routing Completion</w:t>
       </w:r>
@@ -5726,8 +5267,9 @@
       <w:pPr>
         <w:pStyle w:val="Heading4"/>
       </w:pPr>
-      <w:bookmarkStart w:id="52" w:name="what-e1-measures"/>
-      <w:r>
+      <w:bookmarkStart w:id="53" w:name="what-e1-measures"/>
+      <w:r>
+        <w:lastRenderedPageBreak/>
         <w:t>What E1 Measures</w:t>
       </w:r>
     </w:p>
@@ -5750,8 +5292,8 @@
       <w:pPr>
         <w:pStyle w:val="Heading4"/>
       </w:pPr>
-      <w:bookmarkStart w:id="53" w:name="sub-failure-mode-analysis"/>
-      <w:bookmarkEnd w:id="52"/>
+      <w:bookmarkStart w:id="54" w:name="sub-failure-mode-analysis"/>
+      <w:bookmarkEnd w:id="53"/>
       <w:r>
         <w:t>Sub-Failure Mode Analysis</w:t>
       </w:r>
@@ -5842,24 +5384,19 @@
               <w:pStyle w:val="Compact"/>
             </w:pPr>
             <w:r>
-              <w:t xml:space="preserve">AWS Elastic Load Balancing </w:t>
-            </w:r>
-            <w:r>
-              <w:lastRenderedPageBreak/>
-              <w:t>(multi-AZ)</w:t>
-            </w:r>
-          </w:p>
-        </w:tc>
-        <w:tc>
-          <w:tcPr>
-            <w:tcW w:w="0" w:type="auto"/>
-          </w:tcPr>
-          <w:p>
-            <w:pPr>
-              <w:pStyle w:val="Compact"/>
-            </w:pPr>
-            <w:r>
-              <w:lastRenderedPageBreak/>
+              <w:t>AWS Elastic Load Balancing (multi-AZ)</w:t>
+            </w:r>
+          </w:p>
+        </w:tc>
+        <w:tc>
+          <w:tcPr>
+            <w:tcW w:w="0" w:type="auto"/>
+          </w:tcPr>
+          <w:p>
+            <w:pPr>
+              <w:pStyle w:val="Compact"/>
+            </w:pPr>
+            <w:r>
               <w:t>≥99.99% monthly</w:t>
             </w:r>
           </w:p>
@@ -6011,72 +5548,48 @@
           <w:b/>
           <w:bCs/>
         </w:rPr>
-        <w:t xml:space="preserve">F2: Scheduling/resource race </w:t>
-      </w:r>
-      <w:proofErr w:type="gramStart"/>
+        <w:t>F2: Scheduling/resource race condition.</w:t>
+      </w:r>
+      <w:r>
+        <w:t xml:space="preserve"> Addressed by design specification. The orchestration layer is the single authority for both DR dispatch and workload scheduling. No race condition window exists under this architecture. Structural assumption ≈ 1.0.</w:t>
+      </w:r>
+    </w:p>
+    <w:p>
+      <w:pPr>
+        <w:pStyle w:val="BodyText"/>
+      </w:pPr>
       <w:r>
         <w:rPr>
           <w:b/>
           <w:bCs/>
         </w:rPr>
-        <w:t>condition</w:t>
-      </w:r>
-      <w:proofErr w:type="gramEnd"/>
+        <w:t>F3: Timeout / SLO violation.</w:t>
+      </w:r>
+      <w:r>
+        <w:t xml:space="preserve"> For stateless inference, network-level timeout risk is negligible. Drain times are 4.5–12.1 seconds at P99; dispatch window is 10–30 minutes. The operation completes approximately 100× faster than the available window. Structural assumption ≈ 1.0.</w:t>
+      </w:r>
+    </w:p>
+    <w:p>
+      <w:pPr>
+        <w:pStyle w:val="BodyText"/>
+      </w:pPr>
       <w:r>
         <w:rPr>
           <w:b/>
           <w:bCs/>
         </w:rPr>
-        <w:t>.</w:t>
-      </w:r>
-      <w:r>
-        <w:t xml:space="preserve"> Addressed by design specification. The orchestration layer is the single authority for both DR dispatch and workload scheduling. No race condition window exists under this architecture. Structural assumption ≈ 1.0.</w:t>
-      </w:r>
-    </w:p>
-    <w:p>
-      <w:pPr>
-        <w:pStyle w:val="BodyText"/>
-      </w:pPr>
-      <w:r>
-        <w:rPr>
-          <w:b/>
-          <w:bCs/>
-        </w:rPr>
-        <w:t>F3: Timeout / SLO violation.</w:t>
-      </w:r>
-      <w:r>
-        <w:t xml:space="preserve"> For stateless inference, network-level timeout risk is negligible. Drain times are 4.5–12.1 seconds at P99; dispatch window is 10–30 minutes. The operation completes approximately 100× faster than the available window. Structural assumption ≈ 1.0.</w:t>
-      </w:r>
-    </w:p>
-    <w:p>
-      <w:pPr>
-        <w:pStyle w:val="BodyText"/>
-      </w:pPr>
-      <w:r>
-        <w:rPr>
-          <w:b/>
-          <w:bCs/>
-        </w:rPr>
         <w:t>F4: Checkpoint corruption / partial transfer.</w:t>
       </w:r>
       <w:r>
-        <w:t xml:space="preserve"> Does not apply to inference — no checkpoint exists. New requests are </w:t>
-      </w:r>
-      <w:proofErr w:type="gramStart"/>
-      <w:r>
-        <w:t>routed;</w:t>
-      </w:r>
-      <w:proofErr w:type="gramEnd"/>
-      <w:r>
-        <w:t xml:space="preserve"> in-flight requests complete normally. Structural assumption = 1.0.</w:t>
+        <w:t xml:space="preserve"> Does not apply to inference — no checkpoint exists. New requests are routed; in-flight requests complete normally. Structural assumption = 1.0.</w:t>
       </w:r>
     </w:p>
     <w:p>
       <w:pPr>
         <w:pStyle w:val="Heading4"/>
       </w:pPr>
-      <w:bookmarkStart w:id="54" w:name="e1-0.95"/>
-      <w:bookmarkEnd w:id="53"/>
+      <w:bookmarkStart w:id="55" w:name="e1-0.95"/>
+      <w:bookmarkEnd w:id="54"/>
       <w:r>
         <w:t>E1 = 0.95</w:t>
       </w:r>
@@ -6098,6 +5611,7 @@
         </w:numPr>
       </w:pPr>
       <w:r>
+        <w:lastRenderedPageBreak/>
         <w:t>SLAs cover the load balancer component specifically, not the full end-to-end routing path including DNS propagation, health check lag, and configuration errors</w:t>
       </w:r>
     </w:p>
@@ -6154,11 +5668,10 @@
       <w:pPr>
         <w:pStyle w:val="Heading3"/>
       </w:pPr>
-      <w:bookmarkStart w:id="55" w:name="e2-bandwidth-adequacy"/>
-      <w:bookmarkEnd w:id="51"/>
-      <w:bookmarkEnd w:id="54"/>
-      <w:r>
-        <w:lastRenderedPageBreak/>
+      <w:bookmarkStart w:id="56" w:name="e2-bandwidth-adequacy"/>
+      <w:bookmarkEnd w:id="52"/>
+      <w:bookmarkEnd w:id="55"/>
+      <w:r>
         <w:t>E2: Bandwidth Adequacy</w:t>
       </w:r>
     </w:p>
@@ -6321,7 +5834,7 @@
       <w:pPr>
         <w:pStyle w:val="Heading4"/>
       </w:pPr>
-      <w:bookmarkStart w:id="56" w:name="what-e2-measures"/>
+      <w:bookmarkStart w:id="57" w:name="what-e2-measures"/>
       <w:r>
         <w:t>What E2 Measures</w:t>
       </w:r>
@@ -6345,15 +5858,10 @@
       <w:pPr>
         <w:pStyle w:val="Heading4"/>
       </w:pPr>
-      <w:bookmarkStart w:id="57" w:name="the-bandwidth-math"/>
-      <w:bookmarkEnd w:id="56"/>
-      <w:proofErr w:type="gramStart"/>
-      <w:r>
-        <w:t>The Bandwidth</w:t>
-      </w:r>
-      <w:proofErr w:type="gramEnd"/>
-      <w:r>
-        <w:t xml:space="preserve"> Math</w:t>
+      <w:bookmarkStart w:id="58" w:name="the-bandwidth-math"/>
+      <w:bookmarkEnd w:id="57"/>
+      <w:r>
+        <w:t>The Bandwidth Math</w:t>
       </w:r>
     </w:p>
     <w:p>
@@ -6361,15 +5869,7 @@
         <w:pStyle w:val="FirstParagraph"/>
       </w:pPr>
       <w:r>
-        <w:t xml:space="preserve">For </w:t>
-      </w:r>
-      <w:proofErr w:type="gramStart"/>
-      <w:r>
-        <w:t>inference</w:t>
-      </w:r>
-      <w:proofErr w:type="gramEnd"/>
-      <w:r>
-        <w:t>, the data transferred per request is trivially small:</w:t>
+        <w:t>For inference, the data transferred per request is trivially small:</w:t>
       </w:r>
     </w:p>
     <w:p>
@@ -6448,13 +5948,8 @@
           <w:numId w:val="22"/>
         </w:numPr>
       </w:pPr>
-      <w:proofErr w:type="spellStart"/>
-      <w:r>
-        <w:t>Hyperscaler</w:t>
-      </w:r>
-      <w:proofErr w:type="spellEnd"/>
-      <w:r>
-        <w:t xml:space="preserve"> bandwidth purchases on Zayo’s network reached 42.4 Tb cumulatively from 2020–2024, a 133% increase over the period (Zayo Bandwidth Report 2025, via Data Center Knowledge, November 2025), reflecting the network-side buildout supporting interconnect between AI training clusters</w:t>
+      <w:r>
+        <w:t>Hyperscaler bandwidth purchases on Zayo’s network reached 42.4 Tb cumulatively from 2020–2024, a 133% increase over the period (Zayo Bandwidth Report 2025, via Data Center Knowledge, November 2025), reflecting the network-side buildout supporting interconnect between AI training clusters</w:t>
       </w:r>
     </w:p>
     <w:p>
@@ -6478,32 +5973,17 @@
         </w:numPr>
       </w:pPr>
       <w:r>
-        <w:t xml:space="preserve">Google’s B4 WAN (Jain et al., ACM SIGCOMM 2013) demonstrated a </w:t>
-      </w:r>
-      <w:proofErr w:type="gramStart"/>
-      <w:r>
-        <w:t>globally-deployed</w:t>
-      </w:r>
-      <w:proofErr w:type="gramEnd"/>
-      <w:r>
-        <w:t xml:space="preserve"> software-defined WAN operating at </w:t>
-      </w:r>
-      <w:proofErr w:type="gramStart"/>
-      <w:r>
-        <w:t>near</w:t>
-      </w:r>
-      <w:proofErr w:type="gramEnd"/>
-      <w:r>
-        <w:t>-100% utilization through centralized traffic engineering over a decade ago</w:t>
+        <w:t>Google’s B4 WAN (Jain et al., ACM SIGCOMM 2013) demonstrated a globally-deployed software-defined WAN operating at near-100% utilization through centralized traffic engineering over a decade ago</w:t>
       </w:r>
     </w:p>
     <w:p>
       <w:pPr>
         <w:pStyle w:val="Heading4"/>
       </w:pPr>
-      <w:bookmarkStart w:id="58" w:name="X983202301dc488169b50552b0f452bd102ce514"/>
-      <w:bookmarkEnd w:id="57"/>
-      <w:r>
+      <w:bookmarkStart w:id="59" w:name="X983202301dc488169b50552b0f452bd102ce514"/>
+      <w:bookmarkEnd w:id="58"/>
+      <w:r>
+        <w:lastRenderedPageBreak/>
         <w:t>Pre-Staged Weights Eliminate the Bottleneck</w:t>
       </w:r>
     </w:p>
@@ -6519,8 +5999,8 @@
       <w:pPr>
         <w:pStyle w:val="Heading4"/>
       </w:pPr>
-      <w:bookmarkStart w:id="59" w:name="e2-0.98"/>
-      <w:bookmarkEnd w:id="58"/>
+      <w:bookmarkStart w:id="60" w:name="e2-0.98"/>
+      <w:bookmarkEnd w:id="59"/>
       <w:r>
         <w:t>E2 = 0.98</w:t>
       </w:r>
@@ -6530,11 +6010,7 @@
         <w:pStyle w:val="FirstParagraph"/>
       </w:pPr>
       <w:r>
-        <w:t xml:space="preserve">The reduction from 1.0 accounts for: - Transient WAN congestion during extreme events (when multiple operators may simultaneously attempt migration) - Smaller facilities with less redundant WAN connectivity than hyperscale campuses - The possibility of correlated </w:t>
-      </w:r>
-      <w:r>
-        <w:lastRenderedPageBreak/>
-        <w:t>network stress during grid emergencies (ice storms that damage both power lines and fiber)</w:t>
+        <w:t>The reduction from 1.0 accounts for: - Transient WAN congestion during extreme events (when multiple operators may simultaneously attempt migration) - Smaller facilities with less redundant WAN connectivity than hyperscale campuses - The possibility of correlated network stress during grid emergencies (ice storms that damage both power lines and fiber)</w:t>
       </w:r>
     </w:p>
     <w:p>
@@ -6548,10 +6024,10 @@
       <w:pPr>
         <w:pStyle w:val="Heading2"/>
       </w:pPr>
-      <w:bookmarkStart w:id="60" w:name="cascade-product-and-commitment-depth"/>
-      <w:bookmarkEnd w:id="50"/>
-      <w:bookmarkEnd w:id="55"/>
-      <w:bookmarkEnd w:id="59"/>
+      <w:bookmarkStart w:id="61" w:name="cascade-product-and-commitment-depth"/>
+      <w:bookmarkEnd w:id="51"/>
+      <w:bookmarkEnd w:id="56"/>
+      <w:bookmarkEnd w:id="60"/>
       <w:r>
         <w:t>5. Cascade Product and Commitment Depth</w:t>
       </w:r>
@@ -6560,7 +6036,7 @@
       <w:pPr>
         <w:pStyle w:val="Heading3"/>
       </w:pPr>
-      <w:bookmarkStart w:id="61" w:name="full-parameter-table"/>
+      <w:bookmarkStart w:id="62" w:name="full-parameter-table"/>
       <w:r>
         <w:t>Full Parameter Table</w:t>
       </w:r>
@@ -7600,6 +7076,7 @@
               <w:pStyle w:val="Compact"/>
             </w:pPr>
             <w:r>
+              <w:lastRenderedPageBreak/>
               <w:t>E2</w:t>
             </w:r>
           </w:p>
@@ -7768,8 +7245,8 @@
       <w:pPr>
         <w:pStyle w:val="Heading3"/>
       </w:pPr>
-      <w:bookmarkStart w:id="62" w:name="commitment-depth"/>
-      <w:bookmarkEnd w:id="61"/>
+      <w:bookmarkStart w:id="63" w:name="commitment-depth"/>
+      <w:bookmarkEnd w:id="62"/>
       <w:r>
         <w:t>Commitment Depth</w:t>
       </w:r>
@@ -7963,7 +7440,6 @@
               <w:pStyle w:val="Compact"/>
             </w:pPr>
             <w:r>
-              <w:lastRenderedPageBreak/>
               <w:t>Optimistic</w:t>
             </w:r>
           </w:p>
@@ -8000,18 +7476,10 @@
       <w:pPr>
         <w:pStyle w:val="Heading3"/>
       </w:pPr>
-      <w:bookmarkStart w:id="63" w:name="relationship-to-conditional-monte-carlo"/>
-      <w:bookmarkEnd w:id="62"/>
-      <w:r>
-        <w:t xml:space="preserve">Relationship </w:t>
-      </w:r>
-      <w:proofErr w:type="gramStart"/>
-      <w:r>
-        <w:t>to</w:t>
-      </w:r>
-      <w:proofErr w:type="gramEnd"/>
-      <w:r>
-        <w:t xml:space="preserve"> Conditional Monte Carlo</w:t>
+      <w:bookmarkStart w:id="64" w:name="relationship-to-conditional-monte-carlo"/>
+      <w:bookmarkEnd w:id="63"/>
+      <w:r>
+        <w:t>Relationship to Conditional Monte Carlo</w:t>
       </w:r>
     </w:p>
     <w:p>
@@ -8260,15 +7728,7 @@
         <w:pStyle w:val="BodyText"/>
       </w:pPr>
       <w:r>
-        <w:t xml:space="preserve">At single-facility scale, the cascade is highly conservative because aggregate destination headroom substantially exceeds single-facility demand in </w:t>
-      </w:r>
-      <w:proofErr w:type="gramStart"/>
-      <w:r>
-        <w:t>the large majority of</w:t>
-      </w:r>
-      <w:proofErr w:type="gramEnd"/>
-      <w:r>
-        <w:t xml:space="preserve"> stress hours. At fleet scale, the estimates converge as destination contention absorbs the additional headroom. At the 5th percentile for a 10 GW fleet, commitment depth equals the DVFS floor (17.5%), meaning spatial migration contributes zero incremental flexibility in the worst tail outcomes.</w:t>
+        <w:t>At single-facility scale, the cascade is highly conservative because aggregate destination headroom substantially exceeds single-facility demand in the large majority of stress hours. At fleet scale, the estimates converge as destination contention absorbs the additional headroom. At the 5th percentile for a 10 GW fleet, commitment depth equals the DVFS floor (17.5%), meaning spatial migration contributes zero incremental flexibility in the worst tail outcomes.</w:t>
       </w:r>
     </w:p>
     <w:p>
@@ -8300,9 +7760,9 @@
       <w:pPr>
         <w:pStyle w:val="Heading2"/>
       </w:pPr>
-      <w:bookmarkStart w:id="64" w:name="variance-decomposition"/>
-      <w:bookmarkEnd w:id="60"/>
-      <w:bookmarkEnd w:id="63"/>
+      <w:bookmarkStart w:id="65" w:name="variance-decomposition"/>
+      <w:bookmarkEnd w:id="61"/>
+      <w:bookmarkEnd w:id="64"/>
       <w:r>
         <w:t>6. Variance Decomposition</w:t>
       </w:r>
@@ -8449,6 +7909,7 @@
               <w:pStyle w:val="Compact"/>
             </w:pPr>
             <w:r>
+              <w:lastRenderedPageBreak/>
               <w:t>D4 (inference share)</w:t>
             </w:r>
           </w:p>
@@ -8933,7 +8394,6 @@
         <w:pStyle w:val="BodyText"/>
       </w:pPr>
       <w:r>
-        <w:lastRenderedPageBreak/>
         <w:t>The Σ η² ≈ 1.0 confirms negligible parameter interactions, validating the multiplicative independence assumption.</w:t>
       </w:r>
     </w:p>
@@ -8941,7 +8401,7 @@
       <w:pPr>
         <w:pStyle w:val="Heading3"/>
       </w:pPr>
-      <w:bookmarkStart w:id="65" w:name="key-findings"/>
+      <w:bookmarkStart w:id="66" w:name="key-findings"/>
       <w:r>
         <w:t>Key Findings</w:t>
       </w:r>
@@ -9042,8 +8502,8 @@
       <w:pPr>
         <w:pStyle w:val="Heading3"/>
       </w:pPr>
-      <w:bookmarkStart w:id="66" w:name="X29c5d547a5ada85ac2865cc6059e409480a9578"/>
-      <w:bookmarkEnd w:id="65"/>
+      <w:bookmarkStart w:id="67" w:name="X29c5d547a5ada85ac2865cc6059e409480a9578"/>
+      <w:bookmarkEnd w:id="66"/>
       <w:r>
         <w:t>Policy Implication of the Variance Structure</w:t>
       </w:r>
@@ -9244,6 +8704,7 @@
               <w:pStyle w:val="Compact"/>
             </w:pPr>
             <w:r>
+              <w:lastRenderedPageBreak/>
               <w:t>D5</w:t>
             </w:r>
           </w:p>
@@ -9408,9 +8869,9 @@
       <w:pPr>
         <w:pStyle w:val="Heading2"/>
       </w:pPr>
-      <w:bookmarkStart w:id="67" w:name="duration-robustness"/>
-      <w:bookmarkEnd w:id="64"/>
-      <w:bookmarkEnd w:id="66"/>
+      <w:bookmarkStart w:id="68" w:name="duration-robustness"/>
+      <w:bookmarkEnd w:id="65"/>
+      <w:bookmarkEnd w:id="67"/>
       <w:r>
         <w:t>7. Duration Robustness</w:t>
       </w:r>
@@ -9438,7 +8899,6 @@
         <w:pStyle w:val="BodyText"/>
       </w:pPr>
       <w:r>
-        <w:lastRenderedPageBreak/>
         <w:t>This means the DVFS + Spatial portfolio faces no duration-based Non-Performance Charge exposure. A BTM battery portfolio fails during extended events — Winter Storm Elliott lasted 4+ days, with 17+ hours of continuous emergency dispatch. The spatial portfolio continues operating through hour 17 at the same effective depth, provided any destination remains unstressed. Per the Cross-BA analysis, at least one destination was available in 99.0% of observed stress hours.</w:t>
       </w:r>
     </w:p>
@@ -9461,8 +8921,8 @@
       <w:pPr>
         <w:pStyle w:val="Heading2"/>
       </w:pPr>
-      <w:bookmarkStart w:id="68" w:name="limitations"/>
-      <w:bookmarkEnd w:id="67"/>
+      <w:bookmarkStart w:id="69" w:name="limitations"/>
+      <w:bookmarkEnd w:id="68"/>
       <w:r>
         <w:t>8. Limitations</w:t>
       </w:r>
@@ -9482,15 +8942,7 @@
         <w:t>Scope limited to stateless inference.</w:t>
       </w:r>
       <w:r>
-        <w:t xml:space="preserve"> The cascade is rigorously </w:t>
-      </w:r>
-      <w:proofErr w:type="gramStart"/>
-      <w:r>
-        <w:t>bounded</w:t>
-      </w:r>
-      <w:proofErr w:type="gramEnd"/>
-      <w:r>
-        <w:t xml:space="preserve"> only for inference request routing. Training, fine-tuning, and stateful workloads are excluded from the spatial pathway and participate through DVFS only. This is an honest reflection of where empirical grounding exists, not an assertion that non-inference migration is impossible.</w:t>
+        <w:t xml:space="preserve"> The cascade is rigorously bounded only for inference request routing. Training, fine-tuning, and stateful workloads are excluded from the spatial pathway and participate through DVFS only. This is an honest reflection of where empirical grounding exists, not an assertion that non-inference migration is impossible.</w:t>
       </w:r>
     </w:p>
     <w:p>
@@ -9526,15 +8978,7 @@
         <w:t>D2 (utilization headroom) is a placeholder.</w:t>
       </w:r>
       <w:r>
-        <w:t xml:space="preserve"> No published study directly measures GPU-level utilization distributions at production inference facilities. The 50–80% utilization range is estimated from industry reports. Thermal constraints (“stranded power” from cooling </w:t>
-      </w:r>
-      <w:proofErr w:type="gramStart"/>
-      <w:r>
-        <w:t>bottlenecks</w:t>
-      </w:r>
-      <w:proofErr w:type="gramEnd"/>
-      <w:r>
-        <w:t>) and regional GPU quota limitations represent additional headroom constraints not captured in this estimate.</w:t>
+        <w:t xml:space="preserve"> No published study directly measures GPU-level utilization distributions at production inference facilities. The 50–80% utilization range is estimated from industry reports. Thermal constraints (“stranded power” from cooling bottlenecks) and regional GPU quota limitations represent additional headroom constraints not captured in this estimate.</w:t>
       </w:r>
     </w:p>
     <w:p>
@@ -9549,6 +8993,7 @@
           <w:b/>
           <w:bCs/>
         </w:rPr>
+        <w:lastRenderedPageBreak/>
         <w:t>D1 is based on historical pricing (2022–2025).</w:t>
       </w:r>
       <w:r>
@@ -9603,7 +9048,6 @@
           <w:b/>
           <w:bCs/>
         </w:rPr>
-        <w:lastRenderedPageBreak/>
         <w:t>Multiplicative independence.</w:t>
       </w:r>
       <w:r>
@@ -9621,8 +9065,8 @@
       <w:pPr>
         <w:pStyle w:val="Heading2"/>
       </w:pPr>
-      <w:bookmarkStart w:id="69" w:name="evolution-from-earlier-versions"/>
-      <w:bookmarkEnd w:id="68"/>
+      <w:bookmarkStart w:id="70" w:name="evolution-from-earlier-versions"/>
+      <w:bookmarkEnd w:id="69"/>
       <w:r>
         <w:t>9. Evolution from Earlier Versions</w:t>
       </w:r>
@@ -9997,6 +9441,7 @@
               <w:pStyle w:val="Compact"/>
             </w:pPr>
             <w:r>
+              <w:lastRenderedPageBreak/>
               <w:t>Commitment depth (central)</w:t>
             </w:r>
           </w:p>
@@ -10090,15 +9535,7 @@
         <w:t>1. Commitment depth formula correction.</w:t>
       </w:r>
       <w:r>
-        <w:t xml:space="preserve"> The old formula applied DVFS to the entire non-migrating facility load including cooling and infrastructure. The corrected formula (Colangelo et al.) applies DVFS only to the compute-amenable S1 </w:t>
-      </w:r>
-      <w:proofErr w:type="gramStart"/>
-      <w:r>
-        <w:t>envelope — physically</w:t>
-      </w:r>
-      <w:proofErr w:type="gramEnd"/>
-      <w:r>
-        <w:t xml:space="preserve"> correct since DVFS operates at the GPU level, not at the facility meter.</w:t>
+        <w:t xml:space="preserve"> The old formula applied DVFS to the entire non-migrating facility load including cooling and infrastructure. The corrected formula (Colangelo et al.) applies DVFS only to the compute-amenable S1 envelope — physically correct since DVFS operates at the GPU level, not at the facility meter.</w:t>
       </w:r>
     </w:p>
     <w:p>
@@ -10113,11 +9550,7 @@
         <w:t>2. Destination decomposition.</w:t>
       </w:r>
       <w:r>
-        <w:t xml:space="preserve"> The old D2 (0.85) conflated utilization headroom, inference compatibility, and pre-staging readiness into a single estimate. Decomposing into D2 × D4 × D5 = 0.33 × 0.50 × 0.65 = 0.107 reveals that destination absorption capacity is </w:t>
-      </w:r>
-      <w:r>
-        <w:lastRenderedPageBreak/>
-        <w:t>much lower than previously assumed, and that the uncertainty concentrates in three operationally distinct choices that different policy levers can target independently.</w:t>
+        <w:t xml:space="preserve"> The old D2 (0.85) conflated utilization headroom, inference compatibility, and pre-staging readiness into a single estimate. Decomposing into D2 × D4 × D5 = 0.33 × 0.50 × 0.65 = 0.107 reveals that destination absorption capacity is much lower than previously assumed, and that the uncertainty concentrates in three operationally distinct choices that different policy levers can target independently.</w:t>
       </w:r>
     </w:p>
     <w:p>
@@ -10131,8 +9564,8 @@
       <w:pPr>
         <w:pStyle w:val="Heading2"/>
       </w:pPr>
-      <w:bookmarkStart w:id="70" w:name="references"/>
-      <w:bookmarkEnd w:id="69"/>
+      <w:bookmarkStart w:id="71" w:name="references"/>
+      <w:bookmarkEnd w:id="70"/>
       <w:r>
         <w:t>References</w:t>
       </w:r>
@@ -10158,39 +9591,7 @@
         <w:pStyle w:val="BodyText"/>
       </w:pPr>
       <w:r>
-        <w:t xml:space="preserve">Colangelo, P., Coskun, A. K., </w:t>
-      </w:r>
-      <w:proofErr w:type="spellStart"/>
-      <w:r>
-        <w:t>Megrue</w:t>
-      </w:r>
-      <w:proofErr w:type="spellEnd"/>
-      <w:r>
-        <w:t xml:space="preserve">, J., Roberts, C., Sengupta, S., Sivaram, V., Tiao, E., </w:t>
-      </w:r>
-      <w:proofErr w:type="spellStart"/>
-      <w:r>
-        <w:t>Vijaykar</w:t>
-      </w:r>
-      <w:proofErr w:type="spellEnd"/>
-      <w:r>
-        <w:t xml:space="preserve">, A., Williams, C., Wilson, D. C., Records, B., MacFarland, Z., Dreiling, D., Morey, N., Ratnayake, A., &amp; </w:t>
-      </w:r>
-      <w:proofErr w:type="spellStart"/>
-      <w:r>
-        <w:t>Vairamohan</w:t>
-      </w:r>
-      <w:proofErr w:type="spellEnd"/>
-      <w:r>
-        <w:t xml:space="preserve">, B. AI data </w:t>
-      </w:r>
-      <w:proofErr w:type="spellStart"/>
-      <w:r>
-        <w:t>centres</w:t>
-      </w:r>
-      <w:proofErr w:type="spellEnd"/>
-      <w:r>
-        <w:t xml:space="preserve"> as grid-interactive assets. </w:t>
+        <w:t xml:space="preserve">Colangelo, P., Coskun, A. K., Megrue, J., Roberts, C., Sengupta, S., Sivaram, V., Tiao, E., Vijaykar, A., Williams, C., Wilson, D. C., Records, B., MacFarland, Z., Dreiling, D., Morey, N., Ratnayake, A., &amp; Vairamohan, B. AI data centres as grid-interactive assets. </w:t>
       </w:r>
       <w:r>
         <w:rPr>
@@ -10202,7 +9603,7 @@
       <w:r>
         <w:t xml:space="preserve"> 11, 254–261 (2026). </w:t>
       </w:r>
-      <w:hyperlink r:id="rId8" w:history="1">
+      <w:hyperlink r:id="rId12" w:history="1">
         <w:r>
           <w:rPr>
             <w:rStyle w:val="Hyperlink"/>
@@ -10264,15 +9665,8 @@
         <w:pStyle w:val="BodyText"/>
       </w:pPr>
       <w:r>
-        <w:t xml:space="preserve">Jain, S., et al. B4: Experience with a </w:t>
-      </w:r>
-      <w:proofErr w:type="gramStart"/>
-      <w:r>
-        <w:t>globally-deployed</w:t>
-      </w:r>
-      <w:proofErr w:type="gramEnd"/>
-      <w:r>
-        <w:t xml:space="preserve"> software defined WAN. ACM SIGCOMM (2013).</w:t>
+        <w:lastRenderedPageBreak/>
+        <w:t>Jain, S., et al. B4: Experience with a globally-deployed software defined WAN. ACM SIGCOMM (2013).</w:t>
       </w:r>
     </w:p>
     <w:p>
@@ -10289,14 +9683,6 @@
       </w:pPr>
       <w:r>
         <w:t>LBNL. 2024 United States Data Center Energy Usage Report. Lawrence Berkeley National Laboratory (2024).</w:t>
-      </w:r>
-    </w:p>
-    <w:p>
-      <w:pPr>
-        <w:pStyle w:val="BodyText"/>
-      </w:pPr>
-      <w:r>
-        <w:t>McKinsey &amp; Company. Data Center Demand Model (December 2025).</w:t>
       </w:r>
     </w:p>
     <w:p>
@@ -10335,7 +9721,6 @@
         <w:pStyle w:val="BodyText"/>
       </w:pPr>
       <w:r>
-        <w:lastRenderedPageBreak/>
         <w:t xml:space="preserve">Norris, T. H., Profeta, T., Patino-Echeverri, D., &amp; Cowie-Haskell, A. </w:t>
       </w:r>
       <w:r>
@@ -10410,23 +9795,7 @@
         <w:pStyle w:val="BodyText"/>
       </w:pPr>
       <w:r>
-        <w:t xml:space="preserve">Radovanović, A., </w:t>
-      </w:r>
-      <w:proofErr w:type="spellStart"/>
-      <w:r>
-        <w:t>Koningstein</w:t>
-      </w:r>
-      <w:proofErr w:type="spellEnd"/>
-      <w:r>
-        <w:t xml:space="preserve">, R., Schneider, I., Chen, B., Duarte, A., Roy, B., Xiao, D., </w:t>
-      </w:r>
-      <w:proofErr w:type="spellStart"/>
-      <w:r>
-        <w:t>Haridasan</w:t>
-      </w:r>
-      <w:proofErr w:type="spellEnd"/>
-      <w:r>
-        <w:t xml:space="preserve">, M., Hung, P., Care, N., Talukdar, S., Mullen, E., Smith, K., Cottman, M., &amp; Cirne, W. Carbon-aware computing for datacenters. </w:t>
+        <w:t xml:space="preserve">Radovanović, A., Koningstein, R., Schneider, I., Chen, B., Duarte, A., Roy, B., Xiao, D., Haridasan, M., Hung, P., Care, N., Talukdar, S., Mullen, E., Smith, K., Cottman, M., &amp; Cirne, W. Carbon-aware computing for datacenters. </w:t>
       </w:r>
       <w:r>
         <w:rPr>
@@ -10444,31 +9813,7 @@
         <w:pStyle w:val="BodyText"/>
       </w:pPr>
       <w:r>
-        <w:t xml:space="preserve">Jaiswal, S., Jain, K., </w:t>
-      </w:r>
-      <w:proofErr w:type="spellStart"/>
-      <w:r>
-        <w:t>Simmhan</w:t>
-      </w:r>
-      <w:proofErr w:type="spellEnd"/>
-      <w:r>
-        <w:t xml:space="preserve">, Y., </w:t>
-      </w:r>
-      <w:proofErr w:type="spellStart"/>
-      <w:r>
-        <w:t>Parayil</w:t>
-      </w:r>
-      <w:proofErr w:type="spellEnd"/>
-      <w:r>
-        <w:t>, A., Mallick, A., St. Amant, R., et al. </w:t>
-      </w:r>
-      <w:proofErr w:type="spellStart"/>
-      <w:r>
-        <w:t>SageServe</w:t>
-      </w:r>
-      <w:proofErr w:type="spellEnd"/>
-      <w:r>
-        <w:t>: Optimizing LLM Serving on Cloud Data Centers with Forecast Aware Auto-Scaling. arXiv:2502.14617 (2025).</w:t>
+        <w:t>Jaiswal, S., Jain, K., Simmhan, Y., Parayil, A., Mallick, A., St. Amant, R., et al. SageServe: Optimizing LLM Serving on Cloud Data Centers with Forecast Aware Auto-Scaling. arXiv:2502.14617 (2025).</w:t>
       </w:r>
     </w:p>
     <w:p>
@@ -10476,6 +9821,7 @@
         <w:pStyle w:val="BodyText"/>
       </w:pPr>
       <w:r>
+        <w:lastRenderedPageBreak/>
         <w:t>Red Hat. vLLM: A high-throughput and memory-efficient inference engine (October 2025).</w:t>
       </w:r>
     </w:p>
@@ -10516,23 +9862,7 @@
         <w:pStyle w:val="BodyText"/>
       </w:pPr>
       <w:r>
-        <w:t xml:space="preserve">Wang, Y., Chen, Y., Li, Z., Kang, X., Zhao, Y., Ma, Z., Bao, H., Mei, X., Liu, Y., Chen, Y., Zhang, Q., Guo, M., Jin, W., Guo, M., &amp; Cui, H. </w:t>
-      </w:r>
-      <w:proofErr w:type="spellStart"/>
-      <w:r>
-        <w:t>BurstGPT</w:t>
-      </w:r>
-      <w:proofErr w:type="spellEnd"/>
-      <w:r>
-        <w:t>: A Real-World Workload Dataset to Optimize LLM Serving Systems. arXiv:2401.17644v3 (2024). Dataset release: github.com/HPMLL/</w:t>
-      </w:r>
-      <w:proofErr w:type="spellStart"/>
-      <w:r>
-        <w:t>BurstGPT</w:t>
-      </w:r>
-      <w:proofErr w:type="spellEnd"/>
-      <w:r>
-        <w:t>.</w:t>
+        <w:t>Wang, Y., Chen, Y., Li, Z., Kang, X., Zhao, Y., Ma, Z., Bao, H., Mei, X., Liu, Y., Chen, Y., Zhang, Q., Guo, M., Jin, W., Guo, M., &amp; Cui, H. BurstGPT: A Real-World Workload Dataset to Optimize LLM Serving Systems. arXiv:2401.17644v3 (2024). Dataset release: github.com/HPMLL/BurstGPT.</w:t>
       </w:r>
     </w:p>
     <w:p>
@@ -10540,16 +9870,7 @@
         <w:pStyle w:val="BodyText"/>
       </w:pPr>
       <w:r>
-        <w:lastRenderedPageBreak/>
-        <w:t xml:space="preserve">Zhang, </w:t>
-      </w:r>
-      <w:proofErr w:type="spellStart"/>
-      <w:r>
-        <w:t>Chaojie</w:t>
-      </w:r>
-      <w:proofErr w:type="spellEnd"/>
-      <w:r>
-        <w:t>. Flexible Computing for Sustainable Cloud Data Centers. PhD Dissertation, Department of Computer Science, University of Chicago, 2022. Advisor: Andrew A. Chien. https://knowledge.uchicago.edu/record/5719.</w:t>
+        <w:t>Zhang, Chaojie. Flexible Computing for Sustainable Cloud Data Centers. PhD Dissertation, Department of Computer Science, University of Chicago, 2022. Advisor: Andrew A. Chien. https://knowledge.uchicago.edu/record/5719.</w:t>
       </w:r>
     </w:p>
     <w:p>
@@ -10560,7 +9881,7 @@
         <w:t>Zhang, W., et al. Flexibility from networks of data centers: A market clearing formulation with virtual links. Electric Power Systems Research 189, 106723 (2020).</w:t>
       </w:r>
       <w:bookmarkEnd w:id="0"/>
-      <w:bookmarkEnd w:id="70"/>
+      <w:bookmarkEnd w:id="71"/>
     </w:p>
     <w:sectPr>
       <w:pgSz w:w="12240" w:h="15840"/>
@@ -10571,6 +9892,116 @@
 </w:document>
 </file>
 
+<file path=word/comments.xml><?xml version="1.0" encoding="utf-8"?>
+<w:comments xmlns:wpc="http://schemas.microsoft.com/office/word/2010/wordprocessingCanvas" xmlns:cx="http://schemas.microsoft.com/office/drawing/2014/chartex" xmlns:cx1="http://schemas.microsoft.com/office/drawing/2015/9/8/chartex" xmlns:cx2="http://schemas.microsoft.com/office/drawing/2015/10/21/chartex" xmlns:cx3="http://schemas.microsoft.com/office/drawing/2016/5/9/chartex" xmlns:cx4="http://schemas.microsoft.com/office/drawing/2016/5/10/chartex" xmlns:cx5="http://schemas.microsoft.com/office/drawing/2016/5/11/chartex" xmlns:cx6="http://schemas.microsoft.com/office/drawing/2016/5/12/chartex" xmlns:cx7="http://schemas.microsoft.com/office/drawing/2016/5/13/chartex" xmlns:cx8="http://schemas.microsoft.com/office/drawing/2016/5/14/chartex" xmlns:mc="http://schemas.openxmlformats.org/markup-compatibility/2006" xmlns:aink="http://schemas.microsoft.com/office/drawing/2016/ink" xmlns:am3d="http://schemas.microsoft.com/office/drawing/2017/model3d" xmlns:o="urn:schemas-microsoft-com:office:office" xmlns:oel="http://schemas.microsoft.com/office/2019/extlst" xmlns:r="http://schemas.openxmlformats.org/officeDocument/2006/relationships" xmlns:m="http://schemas.openxmlformats.org/officeDocument/2006/math" xmlns:v="urn:schemas-microsoft-com:vml" xmlns:wp14="http://schemas.microsoft.com/office/word/2010/wordprocessingDrawing" xmlns:wp="http://schemas.openxmlformats.org/drawingml/2006/wordprocessingDrawing" xmlns:w10="urn:schemas-microsoft-com:office:word" xmlns:w="http://schemas.openxmlformats.org/wordprocessingml/2006/main" xmlns:w14="http://schemas.microsoft.com/office/word/2010/wordml" xmlns:w15="http://schemas.microsoft.com/office/word/2012/wordml" xmlns:w16cex="http://schemas.microsoft.com/office/word/2018/wordml/cex" xmlns:w16cid="http://schemas.microsoft.com/office/word/2016/wordml/cid" xmlns:w16="http://schemas.microsoft.com/office/word/2018/wordml" xmlns:w16du="http://schemas.microsoft.com/office/word/2023/wordml/word16du" xmlns:w16sdtdh="http://schemas.microsoft.com/office/word/2020/wordml/sdtdatahash" xmlns:w16sdtfl="http://schemas.microsoft.com/office/word/2024/wordml/sdtformatlock" xmlns:w16se="http://schemas.microsoft.com/office/word/2015/wordml/symex" xmlns:wpg="http://schemas.microsoft.com/office/word/2010/wordprocessingGroup" xmlns:wpi="http://schemas.microsoft.com/office/word/2010/wordprocessingInk" xmlns:wne="http://schemas.microsoft.com/office/word/2006/wordml" xmlns:wps="http://schemas.microsoft.com/office/word/2010/wordprocessingShape" mc:Ignorable="w14 w15 w16se w16cid w16 w16cex w16sdtdh w16sdtfl w16du wp14">
+  <w:comment w:id="11" w:author="Chris Dunlap" w:date="2026-04-20T15:56:00Z" w:initials="CD">
+    <w:p>
+      <w:pPr>
+        <w:pStyle w:val="CommentText"/>
+      </w:pPr>
+      <w:r>
+        <w:rPr>
+          <w:rStyle w:val="CommentReference"/>
+        </w:rPr>
+        <w:annotationRef/>
+      </w:r>
+      <w:r>
+        <w:t>Need to verify my coding procedure for this dataset was correct</w:t>
+      </w:r>
+    </w:p>
+  </w:comment>
+  <w:comment w:id="13" w:author="Chris Dunlap" w:date="2026-04-20T16:36:00Z" w:initials="CD">
+    <w:p>
+      <w:pPr>
+        <w:pStyle w:val="CommentText"/>
+      </w:pPr>
+      <w:r>
+        <w:rPr>
+          <w:rStyle w:val="CommentReference"/>
+        </w:rPr>
+        <w:annotationRef/>
+      </w:r>
+      <w:r>
+        <w:rPr>
+          <w:b/>
+          <w:bCs/>
+        </w:rPr>
+        <w:t>If you decide the central should actually be higher</w:t>
+      </w:r>
+      <w:r>
+        <w:t xml:space="preserve"> (say 0.85, which is closer to what the narrowed three categories would imply), the rewrite needs another pass — specifically, the floor justification gets weaker because "aggressive operator risk aversion" is harder to pin at 40% when you're simultaneously arguing the parameter should be high. </w:t>
+      </w:r>
+    </w:p>
+  </w:comment>
+  <w:comment w:id="41" w:author="Chris Dunlap" w:date="2026-04-20T23:13:00Z" w:initials="CD">
+    <w:p>
+      <w:pPr>
+        <w:pStyle w:val="CommentText"/>
+      </w:pPr>
+      <w:r>
+        <w:rPr>
+          <w:rStyle w:val="CommentReference"/>
+        </w:rPr>
+        <w:annotationRef/>
+      </w:r>
+      <w:r>
+        <w:t>Still need to run a QA</w:t>
+      </w:r>
+      <w:r>
+        <w:br/>
+      </w:r>
+      <w:r>
+        <w:br/>
+        <w:t>Potential procedural decision to make it equivalent to S1 considering I think it is just the other side of the equation</w:t>
+      </w:r>
+    </w:p>
+  </w:comment>
+  <w:comment w:id="46" w:author="Chris Dunlap" w:date="2026-04-20T23:20:00Z" w:initials="CD">
+    <w:p>
+      <w:pPr>
+        <w:pStyle w:val="CommentText"/>
+      </w:pPr>
+      <w:r>
+        <w:rPr>
+          <w:rStyle w:val="CommentReference"/>
+        </w:rPr>
+        <w:annotationRef/>
+      </w:r>
+      <w:r>
+        <w:t>Updated, but still need to run QA</w:t>
+      </w:r>
+    </w:p>
+  </w:comment>
+</w:comments>
+</file>
+
+<file path=word/commentsExtended.xml><?xml version="1.0" encoding="utf-8"?>
+<w15:commentsEx xmlns:wpc="http://schemas.microsoft.com/office/word/2010/wordprocessingCanvas" xmlns:cx="http://schemas.microsoft.com/office/drawing/2014/chartex" xmlns:cx1="http://schemas.microsoft.com/office/drawing/2015/9/8/chartex" xmlns:cx2="http://schemas.microsoft.com/office/drawing/2015/10/21/chartex" xmlns:cx3="http://schemas.microsoft.com/office/drawing/2016/5/9/chartex" xmlns:cx4="http://schemas.microsoft.com/office/drawing/2016/5/10/chartex" xmlns:cx5="http://schemas.microsoft.com/office/drawing/2016/5/11/chartex" xmlns:cx6="http://schemas.microsoft.com/office/drawing/2016/5/12/chartex" xmlns:cx7="http://schemas.microsoft.com/office/drawing/2016/5/13/chartex" xmlns:cx8="http://schemas.microsoft.com/office/drawing/2016/5/14/chartex" xmlns:mc="http://schemas.openxmlformats.org/markup-compatibility/2006" xmlns:aink="http://schemas.microsoft.com/office/drawing/2016/ink" xmlns:am3d="http://schemas.microsoft.com/office/drawing/2017/model3d" xmlns:o="urn:schemas-microsoft-com:office:office" xmlns:oel="http://schemas.microsoft.com/office/2019/extlst" xmlns:r="http://schemas.openxmlformats.org/officeDocument/2006/relationships" xmlns:m="http://schemas.openxmlformats.org/officeDocument/2006/math" xmlns:v="urn:schemas-microsoft-com:vml" xmlns:wp14="http://schemas.microsoft.com/office/word/2010/wordprocessingDrawing" xmlns:wp="http://schemas.openxmlformats.org/drawingml/2006/wordprocessingDrawing" xmlns:w10="urn:schemas-microsoft-com:office:word" xmlns:w="http://schemas.openxmlformats.org/wordprocessingml/2006/main" xmlns:w14="http://schemas.microsoft.com/office/word/2010/wordml" xmlns:w15="http://schemas.microsoft.com/office/word/2012/wordml" xmlns:w16cex="http://schemas.microsoft.com/office/word/2018/wordml/cex" xmlns:w16cid="http://schemas.microsoft.com/office/word/2016/wordml/cid" xmlns:w16="http://schemas.microsoft.com/office/word/2018/wordml" xmlns:w16du="http://schemas.microsoft.com/office/word/2023/wordml/word16du" xmlns:w16sdtdh="http://schemas.microsoft.com/office/word/2020/wordml/sdtdatahash" xmlns:w16sdtfl="http://schemas.microsoft.com/office/word/2024/wordml/sdtformatlock" xmlns:w16se="http://schemas.microsoft.com/office/word/2015/wordml/symex" xmlns:wpg="http://schemas.microsoft.com/office/word/2010/wordprocessingGroup" xmlns:wpi="http://schemas.microsoft.com/office/word/2010/wordprocessingInk" xmlns:wne="http://schemas.microsoft.com/office/word/2006/wordml" xmlns:wps="http://schemas.microsoft.com/office/word/2010/wordprocessingShape" mc:Ignorable="w14 w15 w16se w16cid w16 w16cex w16sdtdh w16sdtfl w16du wp14">
+  <w15:commentEx w15:paraId="08F62BCF" w15:done="0"/>
+  <w15:commentEx w15:paraId="3551ADE8" w15:done="0"/>
+  <w15:commentEx w15:paraId="571D783F" w15:done="0"/>
+  <w15:commentEx w15:paraId="59C506B7" w15:done="0"/>
+</w15:commentsEx>
+</file>
+
+<file path=word/commentsExtensible.xml><?xml version="1.0" encoding="utf-8"?>
+<w16cex:commentsExtensible xmlns:wpc="http://schemas.microsoft.com/office/word/2010/wordprocessingCanvas" xmlns:cx="http://schemas.microsoft.com/office/drawing/2014/chartex" xmlns:cx1="http://schemas.microsoft.com/office/drawing/2015/9/8/chartex" xmlns:cx2="http://schemas.microsoft.com/office/drawing/2015/10/21/chartex" xmlns:cx3="http://schemas.microsoft.com/office/drawing/2016/5/9/chartex" xmlns:cx4="http://schemas.microsoft.com/office/drawing/2016/5/10/chartex" xmlns:cx5="http://schemas.microsoft.com/office/drawing/2016/5/11/chartex" xmlns:cx6="http://schemas.microsoft.com/office/drawing/2016/5/12/chartex" xmlns:cx7="http://schemas.microsoft.com/office/drawing/2016/5/13/chartex" xmlns:cx8="http://schemas.microsoft.com/office/drawing/2016/5/14/chartex" xmlns:cr="http://schemas.microsoft.com/office/comments/2020/reactions" xmlns:mc="http://schemas.openxmlformats.org/markup-compatibility/2006" xmlns:aink="http://schemas.microsoft.com/office/drawing/2016/ink" xmlns:am3d="http://schemas.microsoft.com/office/drawing/2017/model3d" xmlns:o="urn:schemas-microsoft-com:office:office" xmlns:oel="http://schemas.microsoft.com/office/2019/extlst" xmlns:r="http://schemas.openxmlformats.org/officeDocument/2006/relationships" xmlns:m="http://schemas.openxmlformats.org/officeDocument/2006/math" xmlns:v="urn:schemas-microsoft-com:vml" xmlns:wp14="http://schemas.microsoft.com/office/word/2010/wordprocessingDrawing" xmlns:wp="http://schemas.openxmlformats.org/drawingml/2006/wordprocessingDrawing" xmlns:w10="urn:schemas-microsoft-com:office:word" xmlns:w="http://schemas.openxmlformats.org/wordprocessingml/2006/main" xmlns:w14="http://schemas.microsoft.com/office/word/2010/wordml" xmlns:w15="http://schemas.microsoft.com/office/word/2012/wordml" xmlns:w16cex="http://schemas.microsoft.com/office/word/2018/wordml/cex" xmlns:w16cid="http://schemas.microsoft.com/office/word/2016/wordml/cid" xmlns:w16="http://schemas.microsoft.com/office/word/2018/wordml" xmlns:w16du="http://schemas.microsoft.com/office/word/2023/wordml/word16du" xmlns:w16sdtdh="http://schemas.microsoft.com/office/word/2020/wordml/sdtdatahash" xmlns:w16sdtfl="http://schemas.microsoft.com/office/word/2024/wordml/sdtformatlock" xmlns:w16se="http://schemas.microsoft.com/office/word/2015/wordml/symex" xmlns:wpg="http://schemas.microsoft.com/office/word/2010/wordprocessingGroup" xmlns:wpi="http://schemas.microsoft.com/office/word/2010/wordprocessingInk" xmlns:wne="http://schemas.microsoft.com/office/word/2006/wordml" xmlns:wps="http://schemas.microsoft.com/office/word/2010/wordprocessingShape" mc:Ignorable="w14 w15 w16se w16cid w16 w16cex w16sdtdh w16sdtfl cr w16du wp14">
+  <w16cex:commentExtensible w16cex:durableId="308D605F" w16cex:dateUtc="2026-04-20T20:56:00Z"/>
+  <w16cex:commentExtensible w16cex:durableId="4094BC04" w16cex:dateUtc="2026-04-20T21:36:00Z"/>
+  <w16cex:commentExtensible w16cex:durableId="06ABB69B" w16cex:dateUtc="2026-04-21T04:13:00Z"/>
+  <w16cex:commentExtensible w16cex:durableId="5F5ADAA0" w16cex:dateUtc="2026-04-21T04:20:00Z"/>
+</w16cex:commentsExtensible>
+</file>
+
+<file path=word/commentsIds.xml><?xml version="1.0" encoding="utf-8"?>
+<w16cid:commentsIds xmlns:wpc="http://schemas.microsoft.com/office/word/2010/wordprocessingCanvas" xmlns:cx="http://schemas.microsoft.com/office/drawing/2014/chartex" xmlns:cx1="http://schemas.microsoft.com/office/drawing/2015/9/8/chartex" xmlns:cx2="http://schemas.microsoft.com/office/drawing/2015/10/21/chartex" xmlns:cx3="http://schemas.microsoft.com/office/drawing/2016/5/9/chartex" xmlns:cx4="http://schemas.microsoft.com/office/drawing/2016/5/10/chartex" xmlns:cx5="http://schemas.microsoft.com/office/drawing/2016/5/11/chartex" xmlns:cx6="http://schemas.microsoft.com/office/drawing/2016/5/12/chartex" xmlns:cx7="http://schemas.microsoft.com/office/drawing/2016/5/13/chartex" xmlns:cx8="http://schemas.microsoft.com/office/drawing/2016/5/14/chartex" xmlns:mc="http://schemas.openxmlformats.org/markup-compatibility/2006" xmlns:aink="http://schemas.microsoft.com/office/drawing/2016/ink" xmlns:am3d="http://schemas.microsoft.com/office/drawing/2017/model3d" xmlns:o="urn:schemas-microsoft-com:office:office" xmlns:oel="http://schemas.microsoft.com/office/2019/extlst" xmlns:r="http://schemas.openxmlformats.org/officeDocument/2006/relationships" xmlns:m="http://schemas.openxmlformats.org/officeDocument/2006/math" xmlns:v="urn:schemas-microsoft-com:vml" xmlns:wp14="http://schemas.microsoft.com/office/word/2010/wordprocessingDrawing" xmlns:wp="http://schemas.openxmlformats.org/drawingml/2006/wordprocessingDrawing" xmlns:w10="urn:schemas-microsoft-com:office:word" xmlns:w="http://schemas.openxmlformats.org/wordprocessingml/2006/main" xmlns:w14="http://schemas.microsoft.com/office/word/2010/wordml" xmlns:w15="http://schemas.microsoft.com/office/word/2012/wordml" xmlns:w16cex="http://schemas.microsoft.com/office/word/2018/wordml/cex" xmlns:w16cid="http://schemas.microsoft.com/office/word/2016/wordml/cid" xmlns:w16="http://schemas.microsoft.com/office/word/2018/wordml" xmlns:w16du="http://schemas.microsoft.com/office/word/2023/wordml/word16du" xmlns:w16sdtdh="http://schemas.microsoft.com/office/word/2020/wordml/sdtdatahash" xmlns:w16sdtfl="http://schemas.microsoft.com/office/word/2024/wordml/sdtformatlock" xmlns:w16se="http://schemas.microsoft.com/office/word/2015/wordml/symex" xmlns:wpg="http://schemas.microsoft.com/office/word/2010/wordprocessingGroup" xmlns:wpi="http://schemas.microsoft.com/office/word/2010/wordprocessingInk" xmlns:wne="http://schemas.microsoft.com/office/word/2006/wordml" xmlns:wps="http://schemas.microsoft.com/office/word/2010/wordprocessingShape" mc:Ignorable="w14 w15 w16se w16cid w16 w16cex w16sdtdh w16sdtfl w16du wp14">
+  <w16cid:commentId w16cid:paraId="08F62BCF" w16cid:durableId="308D605F"/>
+  <w16cid:commentId w16cid:paraId="3551ADE8" w16cid:durableId="4094BC04"/>
+  <w16cid:commentId w16cid:paraId="571D783F" w16cid:durableId="06ABB69B"/>
+  <w16cid:commentId w16cid:paraId="59C506B7" w16cid:durableId="5F5ADAA0"/>
+</w16cid:commentsIds>
+</file>
+
 <file path=word/endnotes.xml><?xml version="1.0" encoding="utf-8"?>
 <w:endnotes xmlns:wpc="http://schemas.microsoft.com/office/word/2010/wordprocessingCanvas" xmlns:cx="http://schemas.microsoft.com/office/drawing/2014/chartex" xmlns:cx1="http://schemas.microsoft.com/office/drawing/2015/9/8/chartex" xmlns:cx2="http://schemas.microsoft.com/office/drawing/2015/10/21/chartex" xmlns:cx3="http://schemas.microsoft.com/office/drawing/2016/5/9/chartex" xmlns:cx4="http://schemas.microsoft.com/office/drawing/2016/5/10/chartex" xmlns:cx5="http://schemas.microsoft.com/office/drawing/2016/5/11/chartex" xmlns:cx6="http://schemas.microsoft.com/office/drawing/2016/5/12/chartex" xmlns:cx7="http://schemas.microsoft.com/office/drawing/2016/5/13/chartex" xmlns:cx8="http://schemas.microsoft.com/office/drawing/2016/5/14/chartex" xmlns:mc="http://schemas.openxmlformats.org/markup-compatibility/2006" xmlns:aink="http://schemas.microsoft.com/office/drawing/2016/ink" xmlns:am3d="http://schemas.microsoft.com/office/drawing/2017/model3d" xmlns:o="urn:schemas-microsoft-com:office:office" xmlns:oel="http://schemas.microsoft.com/office/2019/extlst" xmlns:r="http://schemas.openxmlformats.org/officeDocument/2006/relationships" xmlns:m="http://schemas.openxmlformats.org/officeDocument/2006/math" xmlns:v="urn:schemas-microsoft-com:vml" xmlns:wp14="http://schemas.microsoft.com/office/word/2010/wordprocessingDrawing" xmlns:wp="http://schemas.openxmlformats.org/drawingml/2006/wordprocessingDrawing" xmlns:w10="urn:schemas-microsoft-com:office:word" xmlns:w="http://schemas.openxmlformats.org/wordprocessingml/2006/main" xmlns:w14="http://schemas.microsoft.com/office/word/2010/wordml" xmlns:w15="http://schemas.microsoft.com/office/word/2012/wordml" xmlns:w16cex="http://schemas.microsoft.com/office/word/2018/wordml/cex" xmlns:w16cid="http://schemas.microsoft.com/office/word/2016/wordml/cid" xmlns:w16="http://schemas.microsoft.com/office/word/2018/wordml" xmlns:w16du="http://schemas.microsoft.com/office/word/2023/wordml/word16du" xmlns:w16sdtdh="http://schemas.microsoft.com/office/word/2020/wordml/sdtdatahash" xmlns:w16sdtfl="http://schemas.microsoft.com/office/word/2024/wordml/sdtformatlock" xmlns:w16se="http://schemas.microsoft.com/office/word/2015/wordml/symex" xmlns:wpg="http://schemas.microsoft.com/office/word/2010/wordprocessingGroup" xmlns:wpi="http://schemas.microsoft.com/office/word/2010/wordprocessingInk" xmlns:wne="http://schemas.microsoft.com/office/word/2006/wordml" xmlns:wps="http://schemas.microsoft.com/office/word/2010/wordprocessingShape" mc:Ignorable="w14 w15 w16se w16cid w16 w16cex w16sdtdh w16sdtfl w16du wp14">
   <w:endnote w:type="separator" w:id="-1">
@@ -10615,8 +10046,47 @@
   <w:footnote w:id="1">
     <w:p>
       <w:pPr>
+        <w:pStyle w:val="BodyText"/>
+      </w:pPr>
+      <w:r>
+        <w:rPr>
+          <w:rStyle w:val="FootnoteReference"/>
+        </w:rPr>
+        <w:footnoteRef/>
+      </w:r>
+      <w:r>
+        <w:t xml:space="preserve"> Colangelo, P., Coskun, A. K., Megrue, J., Roberts, C., Sengupta, S., Sivaram, V., Tiao, E., Vijaykar, A., Williams, C., Wilson, D. C., Records, B., MacFarland, Z., Dreiling, D., Morey, N., Ratnayake, A., &amp; Vairamohan, B. AI data centres as grid-interactive assets. </w:t>
+      </w:r>
+      <w:r>
+        <w:rPr>
+          <w:i/>
+          <w:iCs/>
+        </w:rPr>
+        <w:t>Nature Energy</w:t>
+      </w:r>
+      <w:r>
+        <w:t xml:space="preserve"> 11, 254–261 (2026). </w:t>
+      </w:r>
+      <w:hyperlink r:id="rId1" w:history="1">
+        <w:r>
+          <w:rPr>
+            <w:rStyle w:val="Hyperlink"/>
+          </w:rPr>
+          <w:t>https://doi.org/10.1038/s41560-025-01927-1</w:t>
+        </w:r>
+      </w:hyperlink>
+    </w:p>
+    <w:p>
+      <w:pPr>
         <w:pStyle w:val="FootnoteText"/>
       </w:pPr>
+    </w:p>
+  </w:footnote>
+  <w:footnote w:id="2">
+    <w:p>
+      <w:pPr>
+        <w:pStyle w:val="BodyText"/>
+      </w:pPr>
       <w:r>
         <w:rPr>
           <w:rStyle w:val="FootnoteReference"/>
@@ -10624,7 +10094,78 @@
         <w:footnoteRef/>
       </w:r>
       <w:r>
+        <w:t xml:space="preserve"> </w:t>
+      </w:r>
+      <w:r>
+        <w:t xml:space="preserve">Arora, C., Sorel, M., Sachdeva, P., Bhan, A., He, J., Shaw, N., Garg, R., &amp; Ravishankar, S. (December 2025). </w:t>
+      </w:r>
+      <w:r>
+        <w:rPr>
+          <w:i/>
+          <w:iCs/>
+        </w:rPr>
+        <w:t>The next big shifts in AI workloads and hyperscaler strategies.</w:t>
+      </w:r>
+      <w:r>
+        <w:t xml:space="preserve"> McKinsey &amp; Company, Technology, Media &amp; Telecommunications Practice. URL: </w:t>
+      </w:r>
+      <w:hyperlink r:id="rId2" w:history="1">
+        <w:r>
+          <w:rPr>
+            <w:rStyle w:val="Hyperlink"/>
+          </w:rPr>
+          <w:t>https://www.mckinsey.com/industries/technology-media-and-telecommunications/our-insights/the-next-big-shifts-in-ai-workloads-and-hyperscaler-strategies</w:t>
+        </w:r>
+      </w:hyperlink>
+    </w:p>
+    <w:p>
+      <w:pPr>
+        <w:pStyle w:val="FootnoteText"/>
+      </w:pPr>
+    </w:p>
+  </w:footnote>
+  <w:footnote w:id="3">
+    <w:p>
+      <w:pPr>
+        <w:pStyle w:val="FootnoteText"/>
+      </w:pPr>
+      <w:r>
+        <w:rPr>
+          <w:rStyle w:val="FootnoteReference"/>
+        </w:rPr>
+        <w:footnoteRef/>
+      </w:r>
+      <w:r>
         <w:t xml:space="preserve"> Azure Public Dataset, DynamoLLM traces, https://github.com/Azure/AzurePublicDataset. The released window includes the seven-day span used in this analysis.</w:t>
+      </w:r>
+    </w:p>
+  </w:footnote>
+  <w:footnote w:id="4">
+    <w:p>
+      <w:pPr>
+        <w:pStyle w:val="FootnoteText"/>
+      </w:pPr>
+      <w:r>
+        <w:rPr>
+          <w:rStyle w:val="FootnoteReference"/>
+        </w:rPr>
+        <w:footnoteRef/>
+      </w:r>
+      <w:r>
+        <w:t xml:space="preserve"> </w:t>
+      </w:r>
+      <w:r>
+        <w:t xml:space="preserve">Uptime Institute, </w:t>
+      </w:r>
+      <w:r>
+        <w:rPr>
+          <w:i/>
+          <w:iCs/>
+        </w:rPr>
+        <w:t>Global Data Center Survey 2024</w:t>
+      </w:r>
+      <w:r>
+        <w:t>, July 2024, p. 8. The survey notes that sub-40% UPS utilization "can undermine energy performance of both power distribution and cooling equipment," framing the finding as an efficiency concern rather than a capacity-availability claim; we cite it here for the utilization distribution it reveals, not for the efficiency argument it is embedded in.</w:t>
       </w:r>
     </w:p>
   </w:footnote>
@@ -10871,6 +10412,1167 @@
       <w:pPr>
         <w:ind w:left="6480" w:hanging="480"/>
       </w:pPr>
+    </w:lvl>
+  </w:abstractNum>
+  <w:abstractNum w:abstractNumId="3" w15:restartNumberingAfterBreak="0">
+    <w:nsid w:val="02CD30C5"/>
+    <w:multiLevelType w:val="multilevel"/>
+    <w:tmpl w:val="79624BCA"/>
+    <w:lvl w:ilvl="0">
+      <w:start w:val="1"/>
+      <w:numFmt w:val="decimal"/>
+      <w:lvlText w:val="%1."/>
+      <w:lvlJc w:val="left"/>
+      <w:pPr>
+        <w:tabs>
+          <w:tab w:val="num" w:pos="720"/>
+        </w:tabs>
+        <w:ind w:left="720" w:hanging="360"/>
+      </w:pPr>
+    </w:lvl>
+    <w:lvl w:ilvl="1" w:tentative="1">
+      <w:start w:val="1"/>
+      <w:numFmt w:val="decimal"/>
+      <w:lvlText w:val="%2."/>
+      <w:lvlJc w:val="left"/>
+      <w:pPr>
+        <w:tabs>
+          <w:tab w:val="num" w:pos="1440"/>
+        </w:tabs>
+        <w:ind w:left="1440" w:hanging="360"/>
+      </w:pPr>
+    </w:lvl>
+    <w:lvl w:ilvl="2" w:tentative="1">
+      <w:start w:val="1"/>
+      <w:numFmt w:val="decimal"/>
+      <w:lvlText w:val="%3."/>
+      <w:lvlJc w:val="left"/>
+      <w:pPr>
+        <w:tabs>
+          <w:tab w:val="num" w:pos="2160"/>
+        </w:tabs>
+        <w:ind w:left="2160" w:hanging="360"/>
+      </w:pPr>
+    </w:lvl>
+    <w:lvl w:ilvl="3" w:tentative="1">
+      <w:start w:val="1"/>
+      <w:numFmt w:val="decimal"/>
+      <w:lvlText w:val="%4."/>
+      <w:lvlJc w:val="left"/>
+      <w:pPr>
+        <w:tabs>
+          <w:tab w:val="num" w:pos="2880"/>
+        </w:tabs>
+        <w:ind w:left="2880" w:hanging="360"/>
+      </w:pPr>
+    </w:lvl>
+    <w:lvl w:ilvl="4" w:tentative="1">
+      <w:start w:val="1"/>
+      <w:numFmt w:val="decimal"/>
+      <w:lvlText w:val="%5."/>
+      <w:lvlJc w:val="left"/>
+      <w:pPr>
+        <w:tabs>
+          <w:tab w:val="num" w:pos="3600"/>
+        </w:tabs>
+        <w:ind w:left="3600" w:hanging="360"/>
+      </w:pPr>
+    </w:lvl>
+    <w:lvl w:ilvl="5" w:tentative="1">
+      <w:start w:val="1"/>
+      <w:numFmt w:val="decimal"/>
+      <w:lvlText w:val="%6."/>
+      <w:lvlJc w:val="left"/>
+      <w:pPr>
+        <w:tabs>
+          <w:tab w:val="num" w:pos="4320"/>
+        </w:tabs>
+        <w:ind w:left="4320" w:hanging="360"/>
+      </w:pPr>
+    </w:lvl>
+    <w:lvl w:ilvl="6" w:tentative="1">
+      <w:start w:val="1"/>
+      <w:numFmt w:val="decimal"/>
+      <w:lvlText w:val="%7."/>
+      <w:lvlJc w:val="left"/>
+      <w:pPr>
+        <w:tabs>
+          <w:tab w:val="num" w:pos="5040"/>
+        </w:tabs>
+        <w:ind w:left="5040" w:hanging="360"/>
+      </w:pPr>
+    </w:lvl>
+    <w:lvl w:ilvl="7" w:tentative="1">
+      <w:start w:val="1"/>
+      <w:numFmt w:val="decimal"/>
+      <w:lvlText w:val="%8."/>
+      <w:lvlJc w:val="left"/>
+      <w:pPr>
+        <w:tabs>
+          <w:tab w:val="num" w:pos="5760"/>
+        </w:tabs>
+        <w:ind w:left="5760" w:hanging="360"/>
+      </w:pPr>
+    </w:lvl>
+    <w:lvl w:ilvl="8" w:tentative="1">
+      <w:start w:val="1"/>
+      <w:numFmt w:val="decimal"/>
+      <w:lvlText w:val="%9."/>
+      <w:lvlJc w:val="left"/>
+      <w:pPr>
+        <w:tabs>
+          <w:tab w:val="num" w:pos="6480"/>
+        </w:tabs>
+        <w:ind w:left="6480" w:hanging="360"/>
+      </w:pPr>
+    </w:lvl>
+  </w:abstractNum>
+  <w:abstractNum w:abstractNumId="4" w15:restartNumberingAfterBreak="0">
+    <w:nsid w:val="056C28ED"/>
+    <w:multiLevelType w:val="multilevel"/>
+    <w:tmpl w:val="9AB20BE4"/>
+    <w:lvl w:ilvl="0">
+      <w:start w:val="1"/>
+      <w:numFmt w:val="bullet"/>
+      <w:lvlText w:val=""/>
+      <w:lvlJc w:val="left"/>
+      <w:pPr>
+        <w:tabs>
+          <w:tab w:val="num" w:pos="720"/>
+        </w:tabs>
+        <w:ind w:left="720" w:hanging="360"/>
+      </w:pPr>
+      <w:rPr>
+        <w:rFonts w:ascii="Symbol" w:hAnsi="Symbol" w:hint="default"/>
+        <w:sz w:val="20"/>
+      </w:rPr>
+    </w:lvl>
+    <w:lvl w:ilvl="1" w:tentative="1">
+      <w:start w:val="1"/>
+      <w:numFmt w:val="bullet"/>
+      <w:lvlText w:val="o"/>
+      <w:lvlJc w:val="left"/>
+      <w:pPr>
+        <w:tabs>
+          <w:tab w:val="num" w:pos="1440"/>
+        </w:tabs>
+        <w:ind w:left="1440" w:hanging="360"/>
+      </w:pPr>
+      <w:rPr>
+        <w:rFonts w:ascii="Courier New" w:hAnsi="Courier New" w:hint="default"/>
+        <w:sz w:val="20"/>
+      </w:rPr>
+    </w:lvl>
+    <w:lvl w:ilvl="2" w:tentative="1">
+      <w:start w:val="1"/>
+      <w:numFmt w:val="bullet"/>
+      <w:lvlText w:val=""/>
+      <w:lvlJc w:val="left"/>
+      <w:pPr>
+        <w:tabs>
+          <w:tab w:val="num" w:pos="2160"/>
+        </w:tabs>
+        <w:ind w:left="2160" w:hanging="360"/>
+      </w:pPr>
+      <w:rPr>
+        <w:rFonts w:ascii="Wingdings" w:hAnsi="Wingdings" w:hint="default"/>
+        <w:sz w:val="20"/>
+      </w:rPr>
+    </w:lvl>
+    <w:lvl w:ilvl="3" w:tentative="1">
+      <w:start w:val="1"/>
+      <w:numFmt w:val="bullet"/>
+      <w:lvlText w:val=""/>
+      <w:lvlJc w:val="left"/>
+      <w:pPr>
+        <w:tabs>
+          <w:tab w:val="num" w:pos="2880"/>
+        </w:tabs>
+        <w:ind w:left="2880" w:hanging="360"/>
+      </w:pPr>
+      <w:rPr>
+        <w:rFonts w:ascii="Wingdings" w:hAnsi="Wingdings" w:hint="default"/>
+        <w:sz w:val="20"/>
+      </w:rPr>
+    </w:lvl>
+    <w:lvl w:ilvl="4" w:tentative="1">
+      <w:start w:val="1"/>
+      <w:numFmt w:val="bullet"/>
+      <w:lvlText w:val=""/>
+      <w:lvlJc w:val="left"/>
+      <w:pPr>
+        <w:tabs>
+          <w:tab w:val="num" w:pos="3600"/>
+        </w:tabs>
+        <w:ind w:left="3600" w:hanging="360"/>
+      </w:pPr>
+      <w:rPr>
+        <w:rFonts w:ascii="Wingdings" w:hAnsi="Wingdings" w:hint="default"/>
+        <w:sz w:val="20"/>
+      </w:rPr>
+    </w:lvl>
+    <w:lvl w:ilvl="5" w:tentative="1">
+      <w:start w:val="1"/>
+      <w:numFmt w:val="bullet"/>
+      <w:lvlText w:val=""/>
+      <w:lvlJc w:val="left"/>
+      <w:pPr>
+        <w:tabs>
+          <w:tab w:val="num" w:pos="4320"/>
+        </w:tabs>
+        <w:ind w:left="4320" w:hanging="360"/>
+      </w:pPr>
+      <w:rPr>
+        <w:rFonts w:ascii="Wingdings" w:hAnsi="Wingdings" w:hint="default"/>
+        <w:sz w:val="20"/>
+      </w:rPr>
+    </w:lvl>
+    <w:lvl w:ilvl="6" w:tentative="1">
+      <w:start w:val="1"/>
+      <w:numFmt w:val="bullet"/>
+      <w:lvlText w:val=""/>
+      <w:lvlJc w:val="left"/>
+      <w:pPr>
+        <w:tabs>
+          <w:tab w:val="num" w:pos="5040"/>
+        </w:tabs>
+        <w:ind w:left="5040" w:hanging="360"/>
+      </w:pPr>
+      <w:rPr>
+        <w:rFonts w:ascii="Wingdings" w:hAnsi="Wingdings" w:hint="default"/>
+        <w:sz w:val="20"/>
+      </w:rPr>
+    </w:lvl>
+    <w:lvl w:ilvl="7" w:tentative="1">
+      <w:start w:val="1"/>
+      <w:numFmt w:val="bullet"/>
+      <w:lvlText w:val=""/>
+      <w:lvlJc w:val="left"/>
+      <w:pPr>
+        <w:tabs>
+          <w:tab w:val="num" w:pos="5760"/>
+        </w:tabs>
+        <w:ind w:left="5760" w:hanging="360"/>
+      </w:pPr>
+      <w:rPr>
+        <w:rFonts w:ascii="Wingdings" w:hAnsi="Wingdings" w:hint="default"/>
+        <w:sz w:val="20"/>
+      </w:rPr>
+    </w:lvl>
+    <w:lvl w:ilvl="8" w:tentative="1">
+      <w:start w:val="1"/>
+      <w:numFmt w:val="bullet"/>
+      <w:lvlText w:val=""/>
+      <w:lvlJc w:val="left"/>
+      <w:pPr>
+        <w:tabs>
+          <w:tab w:val="num" w:pos="6480"/>
+        </w:tabs>
+        <w:ind w:left="6480" w:hanging="360"/>
+      </w:pPr>
+      <w:rPr>
+        <w:rFonts w:ascii="Wingdings" w:hAnsi="Wingdings" w:hint="default"/>
+        <w:sz w:val="20"/>
+      </w:rPr>
+    </w:lvl>
+  </w:abstractNum>
+  <w:abstractNum w:abstractNumId="5" w15:restartNumberingAfterBreak="0">
+    <w:nsid w:val="0E980650"/>
+    <w:multiLevelType w:val="hybridMultilevel"/>
+    <w:tmpl w:val="9BB88FB4"/>
+    <w:lvl w:ilvl="0" w:tplc="04090001">
+      <w:start w:val="1"/>
+      <w:numFmt w:val="bullet"/>
+      <w:lvlText w:val=""/>
+      <w:lvlJc w:val="left"/>
+      <w:pPr>
+        <w:ind w:left="720" w:hanging="360"/>
+      </w:pPr>
+      <w:rPr>
+        <w:rFonts w:ascii="Symbol" w:hAnsi="Symbol" w:hint="default"/>
+      </w:rPr>
+    </w:lvl>
+    <w:lvl w:ilvl="1" w:tplc="04090003" w:tentative="1">
+      <w:start w:val="1"/>
+      <w:numFmt w:val="bullet"/>
+      <w:lvlText w:val="o"/>
+      <w:lvlJc w:val="left"/>
+      <w:pPr>
+        <w:ind w:left="1440" w:hanging="360"/>
+      </w:pPr>
+      <w:rPr>
+        <w:rFonts w:ascii="Courier New" w:hAnsi="Courier New" w:cs="Courier New" w:hint="default"/>
+      </w:rPr>
+    </w:lvl>
+    <w:lvl w:ilvl="2" w:tplc="04090005" w:tentative="1">
+      <w:start w:val="1"/>
+      <w:numFmt w:val="bullet"/>
+      <w:lvlText w:val=""/>
+      <w:lvlJc w:val="left"/>
+      <w:pPr>
+        <w:ind w:left="2160" w:hanging="360"/>
+      </w:pPr>
+      <w:rPr>
+        <w:rFonts w:ascii="Wingdings" w:hAnsi="Wingdings" w:hint="default"/>
+      </w:rPr>
+    </w:lvl>
+    <w:lvl w:ilvl="3" w:tplc="04090001" w:tentative="1">
+      <w:start w:val="1"/>
+      <w:numFmt w:val="bullet"/>
+      <w:lvlText w:val=""/>
+      <w:lvlJc w:val="left"/>
+      <w:pPr>
+        <w:ind w:left="2880" w:hanging="360"/>
+      </w:pPr>
+      <w:rPr>
+        <w:rFonts w:ascii="Symbol" w:hAnsi="Symbol" w:hint="default"/>
+      </w:rPr>
+    </w:lvl>
+    <w:lvl w:ilvl="4" w:tplc="04090003" w:tentative="1">
+      <w:start w:val="1"/>
+      <w:numFmt w:val="bullet"/>
+      <w:lvlText w:val="o"/>
+      <w:lvlJc w:val="left"/>
+      <w:pPr>
+        <w:ind w:left="3600" w:hanging="360"/>
+      </w:pPr>
+      <w:rPr>
+        <w:rFonts w:ascii="Courier New" w:hAnsi="Courier New" w:cs="Courier New" w:hint="default"/>
+      </w:rPr>
+    </w:lvl>
+    <w:lvl w:ilvl="5" w:tplc="04090005" w:tentative="1">
+      <w:start w:val="1"/>
+      <w:numFmt w:val="bullet"/>
+      <w:lvlText w:val=""/>
+      <w:lvlJc w:val="left"/>
+      <w:pPr>
+        <w:ind w:left="4320" w:hanging="360"/>
+      </w:pPr>
+      <w:rPr>
+        <w:rFonts w:ascii="Wingdings" w:hAnsi="Wingdings" w:hint="default"/>
+      </w:rPr>
+    </w:lvl>
+    <w:lvl w:ilvl="6" w:tplc="04090001" w:tentative="1">
+      <w:start w:val="1"/>
+      <w:numFmt w:val="bullet"/>
+      <w:lvlText w:val=""/>
+      <w:lvlJc w:val="left"/>
+      <w:pPr>
+        <w:ind w:left="5040" w:hanging="360"/>
+      </w:pPr>
+      <w:rPr>
+        <w:rFonts w:ascii="Symbol" w:hAnsi="Symbol" w:hint="default"/>
+      </w:rPr>
+    </w:lvl>
+    <w:lvl w:ilvl="7" w:tplc="04090003" w:tentative="1">
+      <w:start w:val="1"/>
+      <w:numFmt w:val="bullet"/>
+      <w:lvlText w:val="o"/>
+      <w:lvlJc w:val="left"/>
+      <w:pPr>
+        <w:ind w:left="5760" w:hanging="360"/>
+      </w:pPr>
+      <w:rPr>
+        <w:rFonts w:ascii="Courier New" w:hAnsi="Courier New" w:cs="Courier New" w:hint="default"/>
+      </w:rPr>
+    </w:lvl>
+    <w:lvl w:ilvl="8" w:tplc="04090005" w:tentative="1">
+      <w:start w:val="1"/>
+      <w:numFmt w:val="bullet"/>
+      <w:lvlText w:val=""/>
+      <w:lvlJc w:val="left"/>
+      <w:pPr>
+        <w:ind w:left="6480" w:hanging="360"/>
+      </w:pPr>
+      <w:rPr>
+        <w:rFonts w:ascii="Wingdings" w:hAnsi="Wingdings" w:hint="default"/>
+      </w:rPr>
+    </w:lvl>
+  </w:abstractNum>
+  <w:abstractNum w:abstractNumId="6" w15:restartNumberingAfterBreak="0">
+    <w:nsid w:val="14ED7C3B"/>
+    <w:multiLevelType w:val="hybridMultilevel"/>
+    <w:tmpl w:val="7FA2FAAA"/>
+    <w:lvl w:ilvl="0" w:tplc="04090001">
+      <w:start w:val="1"/>
+      <w:numFmt w:val="bullet"/>
+      <w:lvlText w:val=""/>
+      <w:lvlJc w:val="left"/>
+      <w:pPr>
+        <w:ind w:left="720" w:hanging="360"/>
+      </w:pPr>
+      <w:rPr>
+        <w:rFonts w:ascii="Symbol" w:hAnsi="Symbol" w:hint="default"/>
+      </w:rPr>
+    </w:lvl>
+    <w:lvl w:ilvl="1" w:tplc="04090003" w:tentative="1">
+      <w:start w:val="1"/>
+      <w:numFmt w:val="bullet"/>
+      <w:lvlText w:val="o"/>
+      <w:lvlJc w:val="left"/>
+      <w:pPr>
+        <w:ind w:left="1440" w:hanging="360"/>
+      </w:pPr>
+      <w:rPr>
+        <w:rFonts w:ascii="Courier New" w:hAnsi="Courier New" w:cs="Courier New" w:hint="default"/>
+      </w:rPr>
+    </w:lvl>
+    <w:lvl w:ilvl="2" w:tplc="04090005" w:tentative="1">
+      <w:start w:val="1"/>
+      <w:numFmt w:val="bullet"/>
+      <w:lvlText w:val=""/>
+      <w:lvlJc w:val="left"/>
+      <w:pPr>
+        <w:ind w:left="2160" w:hanging="360"/>
+      </w:pPr>
+      <w:rPr>
+        <w:rFonts w:ascii="Wingdings" w:hAnsi="Wingdings" w:hint="default"/>
+      </w:rPr>
+    </w:lvl>
+    <w:lvl w:ilvl="3" w:tplc="04090001" w:tentative="1">
+      <w:start w:val="1"/>
+      <w:numFmt w:val="bullet"/>
+      <w:lvlText w:val=""/>
+      <w:lvlJc w:val="left"/>
+      <w:pPr>
+        <w:ind w:left="2880" w:hanging="360"/>
+      </w:pPr>
+      <w:rPr>
+        <w:rFonts w:ascii="Symbol" w:hAnsi="Symbol" w:hint="default"/>
+      </w:rPr>
+    </w:lvl>
+    <w:lvl w:ilvl="4" w:tplc="04090003" w:tentative="1">
+      <w:start w:val="1"/>
+      <w:numFmt w:val="bullet"/>
+      <w:lvlText w:val="o"/>
+      <w:lvlJc w:val="left"/>
+      <w:pPr>
+        <w:ind w:left="3600" w:hanging="360"/>
+      </w:pPr>
+      <w:rPr>
+        <w:rFonts w:ascii="Courier New" w:hAnsi="Courier New" w:cs="Courier New" w:hint="default"/>
+      </w:rPr>
+    </w:lvl>
+    <w:lvl w:ilvl="5" w:tplc="04090005" w:tentative="1">
+      <w:start w:val="1"/>
+      <w:numFmt w:val="bullet"/>
+      <w:lvlText w:val=""/>
+      <w:lvlJc w:val="left"/>
+      <w:pPr>
+        <w:ind w:left="4320" w:hanging="360"/>
+      </w:pPr>
+      <w:rPr>
+        <w:rFonts w:ascii="Wingdings" w:hAnsi="Wingdings" w:hint="default"/>
+      </w:rPr>
+    </w:lvl>
+    <w:lvl w:ilvl="6" w:tplc="04090001" w:tentative="1">
+      <w:start w:val="1"/>
+      <w:numFmt w:val="bullet"/>
+      <w:lvlText w:val=""/>
+      <w:lvlJc w:val="left"/>
+      <w:pPr>
+        <w:ind w:left="5040" w:hanging="360"/>
+      </w:pPr>
+      <w:rPr>
+        <w:rFonts w:ascii="Symbol" w:hAnsi="Symbol" w:hint="default"/>
+      </w:rPr>
+    </w:lvl>
+    <w:lvl w:ilvl="7" w:tplc="04090003" w:tentative="1">
+      <w:start w:val="1"/>
+      <w:numFmt w:val="bullet"/>
+      <w:lvlText w:val="o"/>
+      <w:lvlJc w:val="left"/>
+      <w:pPr>
+        <w:ind w:left="5760" w:hanging="360"/>
+      </w:pPr>
+      <w:rPr>
+        <w:rFonts w:ascii="Courier New" w:hAnsi="Courier New" w:cs="Courier New" w:hint="default"/>
+      </w:rPr>
+    </w:lvl>
+    <w:lvl w:ilvl="8" w:tplc="04090005" w:tentative="1">
+      <w:start w:val="1"/>
+      <w:numFmt w:val="bullet"/>
+      <w:lvlText w:val=""/>
+      <w:lvlJc w:val="left"/>
+      <w:pPr>
+        <w:ind w:left="6480" w:hanging="360"/>
+      </w:pPr>
+      <w:rPr>
+        <w:rFonts w:ascii="Wingdings" w:hAnsi="Wingdings" w:hint="default"/>
+      </w:rPr>
+    </w:lvl>
+  </w:abstractNum>
+  <w:abstractNum w:abstractNumId="7" w15:restartNumberingAfterBreak="0">
+    <w:nsid w:val="1CE95B06"/>
+    <w:multiLevelType w:val="multilevel"/>
+    <w:tmpl w:val="6D585D44"/>
+    <w:lvl w:ilvl="0">
+      <w:start w:val="1"/>
+      <w:numFmt w:val="bullet"/>
+      <w:lvlText w:val=""/>
+      <w:lvlJc w:val="left"/>
+      <w:pPr>
+        <w:tabs>
+          <w:tab w:val="num" w:pos="720"/>
+        </w:tabs>
+        <w:ind w:left="720" w:hanging="360"/>
+      </w:pPr>
+      <w:rPr>
+        <w:rFonts w:ascii="Symbol" w:hAnsi="Symbol" w:hint="default"/>
+        <w:sz w:val="20"/>
+      </w:rPr>
+    </w:lvl>
+    <w:lvl w:ilvl="1" w:tentative="1">
+      <w:start w:val="1"/>
+      <w:numFmt w:val="bullet"/>
+      <w:lvlText w:val="o"/>
+      <w:lvlJc w:val="left"/>
+      <w:pPr>
+        <w:tabs>
+          <w:tab w:val="num" w:pos="1440"/>
+        </w:tabs>
+        <w:ind w:left="1440" w:hanging="360"/>
+      </w:pPr>
+      <w:rPr>
+        <w:rFonts w:ascii="Courier New" w:hAnsi="Courier New" w:hint="default"/>
+        <w:sz w:val="20"/>
+      </w:rPr>
+    </w:lvl>
+    <w:lvl w:ilvl="2" w:tentative="1">
+      <w:start w:val="1"/>
+      <w:numFmt w:val="bullet"/>
+      <w:lvlText w:val=""/>
+      <w:lvlJc w:val="left"/>
+      <w:pPr>
+        <w:tabs>
+          <w:tab w:val="num" w:pos="2160"/>
+        </w:tabs>
+        <w:ind w:left="2160" w:hanging="360"/>
+      </w:pPr>
+      <w:rPr>
+        <w:rFonts w:ascii="Wingdings" w:hAnsi="Wingdings" w:hint="default"/>
+        <w:sz w:val="20"/>
+      </w:rPr>
+    </w:lvl>
+    <w:lvl w:ilvl="3" w:tentative="1">
+      <w:start w:val="1"/>
+      <w:numFmt w:val="bullet"/>
+      <w:lvlText w:val=""/>
+      <w:lvlJc w:val="left"/>
+      <w:pPr>
+        <w:tabs>
+          <w:tab w:val="num" w:pos="2880"/>
+        </w:tabs>
+        <w:ind w:left="2880" w:hanging="360"/>
+      </w:pPr>
+      <w:rPr>
+        <w:rFonts w:ascii="Wingdings" w:hAnsi="Wingdings" w:hint="default"/>
+        <w:sz w:val="20"/>
+      </w:rPr>
+    </w:lvl>
+    <w:lvl w:ilvl="4" w:tentative="1">
+      <w:start w:val="1"/>
+      <w:numFmt w:val="bullet"/>
+      <w:lvlText w:val=""/>
+      <w:lvlJc w:val="left"/>
+      <w:pPr>
+        <w:tabs>
+          <w:tab w:val="num" w:pos="3600"/>
+        </w:tabs>
+        <w:ind w:left="3600" w:hanging="360"/>
+      </w:pPr>
+      <w:rPr>
+        <w:rFonts w:ascii="Wingdings" w:hAnsi="Wingdings" w:hint="default"/>
+        <w:sz w:val="20"/>
+      </w:rPr>
+    </w:lvl>
+    <w:lvl w:ilvl="5" w:tentative="1">
+      <w:start w:val="1"/>
+      <w:numFmt w:val="bullet"/>
+      <w:lvlText w:val=""/>
+      <w:lvlJc w:val="left"/>
+      <w:pPr>
+        <w:tabs>
+          <w:tab w:val="num" w:pos="4320"/>
+        </w:tabs>
+        <w:ind w:left="4320" w:hanging="360"/>
+      </w:pPr>
+      <w:rPr>
+        <w:rFonts w:ascii="Wingdings" w:hAnsi="Wingdings" w:hint="default"/>
+        <w:sz w:val="20"/>
+      </w:rPr>
+    </w:lvl>
+    <w:lvl w:ilvl="6" w:tentative="1">
+      <w:start w:val="1"/>
+      <w:numFmt w:val="bullet"/>
+      <w:lvlText w:val=""/>
+      <w:lvlJc w:val="left"/>
+      <w:pPr>
+        <w:tabs>
+          <w:tab w:val="num" w:pos="5040"/>
+        </w:tabs>
+        <w:ind w:left="5040" w:hanging="360"/>
+      </w:pPr>
+      <w:rPr>
+        <w:rFonts w:ascii="Wingdings" w:hAnsi="Wingdings" w:hint="default"/>
+        <w:sz w:val="20"/>
+      </w:rPr>
+    </w:lvl>
+    <w:lvl w:ilvl="7" w:tentative="1">
+      <w:start w:val="1"/>
+      <w:numFmt w:val="bullet"/>
+      <w:lvlText w:val=""/>
+      <w:lvlJc w:val="left"/>
+      <w:pPr>
+        <w:tabs>
+          <w:tab w:val="num" w:pos="5760"/>
+        </w:tabs>
+        <w:ind w:left="5760" w:hanging="360"/>
+      </w:pPr>
+      <w:rPr>
+        <w:rFonts w:ascii="Wingdings" w:hAnsi="Wingdings" w:hint="default"/>
+        <w:sz w:val="20"/>
+      </w:rPr>
+    </w:lvl>
+    <w:lvl w:ilvl="8" w:tentative="1">
+      <w:start w:val="1"/>
+      <w:numFmt w:val="bullet"/>
+      <w:lvlText w:val=""/>
+      <w:lvlJc w:val="left"/>
+      <w:pPr>
+        <w:tabs>
+          <w:tab w:val="num" w:pos="6480"/>
+        </w:tabs>
+        <w:ind w:left="6480" w:hanging="360"/>
+      </w:pPr>
+      <w:rPr>
+        <w:rFonts w:ascii="Wingdings" w:hAnsi="Wingdings" w:hint="default"/>
+        <w:sz w:val="20"/>
+      </w:rPr>
+    </w:lvl>
+  </w:abstractNum>
+  <w:abstractNum w:abstractNumId="8" w15:restartNumberingAfterBreak="0">
+    <w:nsid w:val="398320C5"/>
+    <w:multiLevelType w:val="multilevel"/>
+    <w:tmpl w:val="BE52D114"/>
+    <w:lvl w:ilvl="0">
+      <w:start w:val="1"/>
+      <w:numFmt w:val="bullet"/>
+      <w:lvlText w:val=""/>
+      <w:lvlJc w:val="left"/>
+      <w:pPr>
+        <w:tabs>
+          <w:tab w:val="num" w:pos="720"/>
+        </w:tabs>
+        <w:ind w:left="720" w:hanging="360"/>
+      </w:pPr>
+      <w:rPr>
+        <w:rFonts w:ascii="Symbol" w:hAnsi="Symbol" w:hint="default"/>
+        <w:sz w:val="20"/>
+      </w:rPr>
+    </w:lvl>
+    <w:lvl w:ilvl="1" w:tentative="1">
+      <w:start w:val="1"/>
+      <w:numFmt w:val="bullet"/>
+      <w:lvlText w:val="o"/>
+      <w:lvlJc w:val="left"/>
+      <w:pPr>
+        <w:tabs>
+          <w:tab w:val="num" w:pos="1440"/>
+        </w:tabs>
+        <w:ind w:left="1440" w:hanging="360"/>
+      </w:pPr>
+      <w:rPr>
+        <w:rFonts w:ascii="Courier New" w:hAnsi="Courier New" w:hint="default"/>
+        <w:sz w:val="20"/>
+      </w:rPr>
+    </w:lvl>
+    <w:lvl w:ilvl="2" w:tentative="1">
+      <w:start w:val="1"/>
+      <w:numFmt w:val="bullet"/>
+      <w:lvlText w:val=""/>
+      <w:lvlJc w:val="left"/>
+      <w:pPr>
+        <w:tabs>
+          <w:tab w:val="num" w:pos="2160"/>
+        </w:tabs>
+        <w:ind w:left="2160" w:hanging="360"/>
+      </w:pPr>
+      <w:rPr>
+        <w:rFonts w:ascii="Wingdings" w:hAnsi="Wingdings" w:hint="default"/>
+        <w:sz w:val="20"/>
+      </w:rPr>
+    </w:lvl>
+    <w:lvl w:ilvl="3" w:tentative="1">
+      <w:start w:val="1"/>
+      <w:numFmt w:val="bullet"/>
+      <w:lvlText w:val=""/>
+      <w:lvlJc w:val="left"/>
+      <w:pPr>
+        <w:tabs>
+          <w:tab w:val="num" w:pos="2880"/>
+        </w:tabs>
+        <w:ind w:left="2880" w:hanging="360"/>
+      </w:pPr>
+      <w:rPr>
+        <w:rFonts w:ascii="Wingdings" w:hAnsi="Wingdings" w:hint="default"/>
+        <w:sz w:val="20"/>
+      </w:rPr>
+    </w:lvl>
+    <w:lvl w:ilvl="4" w:tentative="1">
+      <w:start w:val="1"/>
+      <w:numFmt w:val="bullet"/>
+      <w:lvlText w:val=""/>
+      <w:lvlJc w:val="left"/>
+      <w:pPr>
+        <w:tabs>
+          <w:tab w:val="num" w:pos="3600"/>
+        </w:tabs>
+        <w:ind w:left="3600" w:hanging="360"/>
+      </w:pPr>
+      <w:rPr>
+        <w:rFonts w:ascii="Wingdings" w:hAnsi="Wingdings" w:hint="default"/>
+        <w:sz w:val="20"/>
+      </w:rPr>
+    </w:lvl>
+    <w:lvl w:ilvl="5" w:tentative="1">
+      <w:start w:val="1"/>
+      <w:numFmt w:val="bullet"/>
+      <w:lvlText w:val=""/>
+      <w:lvlJc w:val="left"/>
+      <w:pPr>
+        <w:tabs>
+          <w:tab w:val="num" w:pos="4320"/>
+        </w:tabs>
+        <w:ind w:left="4320" w:hanging="360"/>
+      </w:pPr>
+      <w:rPr>
+        <w:rFonts w:ascii="Wingdings" w:hAnsi="Wingdings" w:hint="default"/>
+        <w:sz w:val="20"/>
+      </w:rPr>
+    </w:lvl>
+    <w:lvl w:ilvl="6" w:tentative="1">
+      <w:start w:val="1"/>
+      <w:numFmt w:val="bullet"/>
+      <w:lvlText w:val=""/>
+      <w:lvlJc w:val="left"/>
+      <w:pPr>
+        <w:tabs>
+          <w:tab w:val="num" w:pos="5040"/>
+        </w:tabs>
+        <w:ind w:left="5040" w:hanging="360"/>
+      </w:pPr>
+      <w:rPr>
+        <w:rFonts w:ascii="Wingdings" w:hAnsi="Wingdings" w:hint="default"/>
+        <w:sz w:val="20"/>
+      </w:rPr>
+    </w:lvl>
+    <w:lvl w:ilvl="7" w:tentative="1">
+      <w:start w:val="1"/>
+      <w:numFmt w:val="bullet"/>
+      <w:lvlText w:val=""/>
+      <w:lvlJc w:val="left"/>
+      <w:pPr>
+        <w:tabs>
+          <w:tab w:val="num" w:pos="5760"/>
+        </w:tabs>
+        <w:ind w:left="5760" w:hanging="360"/>
+      </w:pPr>
+      <w:rPr>
+        <w:rFonts w:ascii="Wingdings" w:hAnsi="Wingdings" w:hint="default"/>
+        <w:sz w:val="20"/>
+      </w:rPr>
+    </w:lvl>
+    <w:lvl w:ilvl="8" w:tentative="1">
+      <w:start w:val="1"/>
+      <w:numFmt w:val="bullet"/>
+      <w:lvlText w:val=""/>
+      <w:lvlJc w:val="left"/>
+      <w:pPr>
+        <w:tabs>
+          <w:tab w:val="num" w:pos="6480"/>
+        </w:tabs>
+        <w:ind w:left="6480" w:hanging="360"/>
+      </w:pPr>
+      <w:rPr>
+        <w:rFonts w:ascii="Wingdings" w:hAnsi="Wingdings" w:hint="default"/>
+        <w:sz w:val="20"/>
+      </w:rPr>
+    </w:lvl>
+  </w:abstractNum>
+  <w:abstractNum w:abstractNumId="9" w15:restartNumberingAfterBreak="0">
+    <w:nsid w:val="48424A47"/>
+    <w:multiLevelType w:val="multilevel"/>
+    <w:tmpl w:val="90EE9FAE"/>
+    <w:lvl w:ilvl="0">
+      <w:start w:val="1"/>
+      <w:numFmt w:val="bullet"/>
+      <w:lvlText w:val=""/>
+      <w:lvlJc w:val="left"/>
+      <w:pPr>
+        <w:tabs>
+          <w:tab w:val="num" w:pos="720"/>
+        </w:tabs>
+        <w:ind w:left="720" w:hanging="360"/>
+      </w:pPr>
+      <w:rPr>
+        <w:rFonts w:ascii="Symbol" w:hAnsi="Symbol" w:hint="default"/>
+        <w:sz w:val="20"/>
+      </w:rPr>
+    </w:lvl>
+    <w:lvl w:ilvl="1" w:tentative="1">
+      <w:start w:val="1"/>
+      <w:numFmt w:val="bullet"/>
+      <w:lvlText w:val="o"/>
+      <w:lvlJc w:val="left"/>
+      <w:pPr>
+        <w:tabs>
+          <w:tab w:val="num" w:pos="1440"/>
+        </w:tabs>
+        <w:ind w:left="1440" w:hanging="360"/>
+      </w:pPr>
+      <w:rPr>
+        <w:rFonts w:ascii="Courier New" w:hAnsi="Courier New" w:hint="default"/>
+        <w:sz w:val="20"/>
+      </w:rPr>
+    </w:lvl>
+    <w:lvl w:ilvl="2" w:tentative="1">
+      <w:start w:val="1"/>
+      <w:numFmt w:val="bullet"/>
+      <w:lvlText w:val=""/>
+      <w:lvlJc w:val="left"/>
+      <w:pPr>
+        <w:tabs>
+          <w:tab w:val="num" w:pos="2160"/>
+        </w:tabs>
+        <w:ind w:left="2160" w:hanging="360"/>
+      </w:pPr>
+      <w:rPr>
+        <w:rFonts w:ascii="Wingdings" w:hAnsi="Wingdings" w:hint="default"/>
+        <w:sz w:val="20"/>
+      </w:rPr>
+    </w:lvl>
+    <w:lvl w:ilvl="3" w:tentative="1">
+      <w:start w:val="1"/>
+      <w:numFmt w:val="bullet"/>
+      <w:lvlText w:val=""/>
+      <w:lvlJc w:val="left"/>
+      <w:pPr>
+        <w:tabs>
+          <w:tab w:val="num" w:pos="2880"/>
+        </w:tabs>
+        <w:ind w:left="2880" w:hanging="360"/>
+      </w:pPr>
+      <w:rPr>
+        <w:rFonts w:ascii="Wingdings" w:hAnsi="Wingdings" w:hint="default"/>
+        <w:sz w:val="20"/>
+      </w:rPr>
+    </w:lvl>
+    <w:lvl w:ilvl="4" w:tentative="1">
+      <w:start w:val="1"/>
+      <w:numFmt w:val="bullet"/>
+      <w:lvlText w:val=""/>
+      <w:lvlJc w:val="left"/>
+      <w:pPr>
+        <w:tabs>
+          <w:tab w:val="num" w:pos="3600"/>
+        </w:tabs>
+        <w:ind w:left="3600" w:hanging="360"/>
+      </w:pPr>
+      <w:rPr>
+        <w:rFonts w:ascii="Wingdings" w:hAnsi="Wingdings" w:hint="default"/>
+        <w:sz w:val="20"/>
+      </w:rPr>
+    </w:lvl>
+    <w:lvl w:ilvl="5" w:tentative="1">
+      <w:start w:val="1"/>
+      <w:numFmt w:val="bullet"/>
+      <w:lvlText w:val=""/>
+      <w:lvlJc w:val="left"/>
+      <w:pPr>
+        <w:tabs>
+          <w:tab w:val="num" w:pos="4320"/>
+        </w:tabs>
+        <w:ind w:left="4320" w:hanging="360"/>
+      </w:pPr>
+      <w:rPr>
+        <w:rFonts w:ascii="Wingdings" w:hAnsi="Wingdings" w:hint="default"/>
+        <w:sz w:val="20"/>
+      </w:rPr>
+    </w:lvl>
+    <w:lvl w:ilvl="6" w:tentative="1">
+      <w:start w:val="1"/>
+      <w:numFmt w:val="bullet"/>
+      <w:lvlText w:val=""/>
+      <w:lvlJc w:val="left"/>
+      <w:pPr>
+        <w:tabs>
+          <w:tab w:val="num" w:pos="5040"/>
+        </w:tabs>
+        <w:ind w:left="5040" w:hanging="360"/>
+      </w:pPr>
+      <w:rPr>
+        <w:rFonts w:ascii="Wingdings" w:hAnsi="Wingdings" w:hint="default"/>
+        <w:sz w:val="20"/>
+      </w:rPr>
+    </w:lvl>
+    <w:lvl w:ilvl="7" w:tentative="1">
+      <w:start w:val="1"/>
+      <w:numFmt w:val="bullet"/>
+      <w:lvlText w:val=""/>
+      <w:lvlJc w:val="left"/>
+      <w:pPr>
+        <w:tabs>
+          <w:tab w:val="num" w:pos="5760"/>
+        </w:tabs>
+        <w:ind w:left="5760" w:hanging="360"/>
+      </w:pPr>
+      <w:rPr>
+        <w:rFonts w:ascii="Wingdings" w:hAnsi="Wingdings" w:hint="default"/>
+        <w:sz w:val="20"/>
+      </w:rPr>
+    </w:lvl>
+    <w:lvl w:ilvl="8" w:tentative="1">
+      <w:start w:val="1"/>
+      <w:numFmt w:val="bullet"/>
+      <w:lvlText w:val=""/>
+      <w:lvlJc w:val="left"/>
+      <w:pPr>
+        <w:tabs>
+          <w:tab w:val="num" w:pos="6480"/>
+        </w:tabs>
+        <w:ind w:left="6480" w:hanging="360"/>
+      </w:pPr>
+      <w:rPr>
+        <w:rFonts w:ascii="Wingdings" w:hAnsi="Wingdings" w:hint="default"/>
+        <w:sz w:val="20"/>
+      </w:rPr>
+    </w:lvl>
+  </w:abstractNum>
+  <w:abstractNum w:abstractNumId="10" w15:restartNumberingAfterBreak="0">
+    <w:nsid w:val="57686F53"/>
+    <w:multiLevelType w:val="multilevel"/>
+    <w:tmpl w:val="3E8A8A38"/>
+    <w:lvl w:ilvl="0">
+      <w:start w:val="1"/>
+      <w:numFmt w:val="decimal"/>
+      <w:lvlText w:val="%1."/>
+      <w:lvlJc w:val="left"/>
+      <w:pPr>
+        <w:tabs>
+          <w:tab w:val="num" w:pos="720"/>
+        </w:tabs>
+        <w:ind w:left="720" w:hanging="360"/>
+      </w:pPr>
+    </w:lvl>
+    <w:lvl w:ilvl="1" w:tentative="1">
+      <w:start w:val="1"/>
+      <w:numFmt w:val="decimal"/>
+      <w:lvlText w:val="%2."/>
+      <w:lvlJc w:val="left"/>
+      <w:pPr>
+        <w:tabs>
+          <w:tab w:val="num" w:pos="1440"/>
+        </w:tabs>
+        <w:ind w:left="1440" w:hanging="360"/>
+      </w:pPr>
+    </w:lvl>
+    <w:lvl w:ilvl="2" w:tentative="1">
+      <w:start w:val="1"/>
+      <w:numFmt w:val="decimal"/>
+      <w:lvlText w:val="%3."/>
+      <w:lvlJc w:val="left"/>
+      <w:pPr>
+        <w:tabs>
+          <w:tab w:val="num" w:pos="2160"/>
+        </w:tabs>
+        <w:ind w:left="2160" w:hanging="360"/>
+      </w:pPr>
+    </w:lvl>
+    <w:lvl w:ilvl="3" w:tentative="1">
+      <w:start w:val="1"/>
+      <w:numFmt w:val="decimal"/>
+      <w:lvlText w:val="%4."/>
+      <w:lvlJc w:val="left"/>
+      <w:pPr>
+        <w:tabs>
+          <w:tab w:val="num" w:pos="2880"/>
+        </w:tabs>
+        <w:ind w:left="2880" w:hanging="360"/>
+      </w:pPr>
+    </w:lvl>
+    <w:lvl w:ilvl="4" w:tentative="1">
+      <w:start w:val="1"/>
+      <w:numFmt w:val="decimal"/>
+      <w:lvlText w:val="%5."/>
+      <w:lvlJc w:val="left"/>
+      <w:pPr>
+        <w:tabs>
+          <w:tab w:val="num" w:pos="3600"/>
+        </w:tabs>
+        <w:ind w:left="3600" w:hanging="360"/>
+      </w:pPr>
+    </w:lvl>
+    <w:lvl w:ilvl="5" w:tentative="1">
+      <w:start w:val="1"/>
+      <w:numFmt w:val="decimal"/>
+      <w:lvlText w:val="%6."/>
+      <w:lvlJc w:val="left"/>
+      <w:pPr>
+        <w:tabs>
+          <w:tab w:val="num" w:pos="4320"/>
+        </w:tabs>
+        <w:ind w:left="4320" w:hanging="360"/>
+      </w:pPr>
+    </w:lvl>
+    <w:lvl w:ilvl="6" w:tentative="1">
+      <w:start w:val="1"/>
+      <w:numFmt w:val="decimal"/>
+      <w:lvlText w:val="%7."/>
+      <w:lvlJc w:val="left"/>
+      <w:pPr>
+        <w:tabs>
+          <w:tab w:val="num" w:pos="5040"/>
+        </w:tabs>
+        <w:ind w:left="5040" w:hanging="360"/>
+      </w:pPr>
+    </w:lvl>
+    <w:lvl w:ilvl="7" w:tentative="1">
+      <w:start w:val="1"/>
+      <w:numFmt w:val="decimal"/>
+      <w:lvlText w:val="%8."/>
+      <w:lvlJc w:val="left"/>
+      <w:pPr>
+        <w:tabs>
+          <w:tab w:val="num" w:pos="5760"/>
+        </w:tabs>
+        <w:ind w:left="5760" w:hanging="360"/>
+      </w:pPr>
+    </w:lvl>
+    <w:lvl w:ilvl="8" w:tentative="1">
+      <w:start w:val="1"/>
+      <w:numFmt w:val="decimal"/>
+      <w:lvlText w:val="%9."/>
+      <w:lvlJc w:val="left"/>
+      <w:pPr>
+        <w:tabs>
+          <w:tab w:val="num" w:pos="6480"/>
+        </w:tabs>
+        <w:ind w:left="6480" w:hanging="360"/>
+      </w:pPr>
+    </w:lvl>
+  </w:abstractNum>
+  <w:abstractNum w:abstractNumId="11" w15:restartNumberingAfterBreak="0">
+    <w:nsid w:val="5D252C7E"/>
+    <w:multiLevelType w:val="hybridMultilevel"/>
+    <w:tmpl w:val="430A5A86"/>
+    <w:lvl w:ilvl="0" w:tplc="04090001">
+      <w:start w:val="1"/>
+      <w:numFmt w:val="bullet"/>
+      <w:lvlText w:val=""/>
+      <w:lvlJc w:val="left"/>
+      <w:pPr>
+        <w:ind w:left="720" w:hanging="360"/>
+      </w:pPr>
+      <w:rPr>
+        <w:rFonts w:ascii="Symbol" w:hAnsi="Symbol" w:hint="default"/>
+      </w:rPr>
+    </w:lvl>
+    <w:lvl w:ilvl="1" w:tplc="04090003" w:tentative="1">
+      <w:start w:val="1"/>
+      <w:numFmt w:val="bullet"/>
+      <w:lvlText w:val="o"/>
+      <w:lvlJc w:val="left"/>
+      <w:pPr>
+        <w:ind w:left="1440" w:hanging="360"/>
+      </w:pPr>
+      <w:rPr>
+        <w:rFonts w:ascii="Courier New" w:hAnsi="Courier New" w:cs="Courier New" w:hint="default"/>
+      </w:rPr>
+    </w:lvl>
+    <w:lvl w:ilvl="2" w:tplc="04090005" w:tentative="1">
+      <w:start w:val="1"/>
+      <w:numFmt w:val="bullet"/>
+      <w:lvlText w:val=""/>
+      <w:lvlJc w:val="left"/>
+      <w:pPr>
+        <w:ind w:left="2160" w:hanging="360"/>
+      </w:pPr>
+      <w:rPr>
+        <w:rFonts w:ascii="Wingdings" w:hAnsi="Wingdings" w:hint="default"/>
+      </w:rPr>
+    </w:lvl>
+    <w:lvl w:ilvl="3" w:tplc="04090001" w:tentative="1">
+      <w:start w:val="1"/>
+      <w:numFmt w:val="bullet"/>
+      <w:lvlText w:val=""/>
+      <w:lvlJc w:val="left"/>
+      <w:pPr>
+        <w:ind w:left="2880" w:hanging="360"/>
+      </w:pPr>
+      <w:rPr>
+        <w:rFonts w:ascii="Symbol" w:hAnsi="Symbol" w:hint="default"/>
+      </w:rPr>
+    </w:lvl>
+    <w:lvl w:ilvl="4" w:tplc="04090003" w:tentative="1">
+      <w:start w:val="1"/>
+      <w:numFmt w:val="bullet"/>
+      <w:lvlText w:val="o"/>
+      <w:lvlJc w:val="left"/>
+      <w:pPr>
+        <w:ind w:left="3600" w:hanging="360"/>
+      </w:pPr>
+      <w:rPr>
+        <w:rFonts w:ascii="Courier New" w:hAnsi="Courier New" w:cs="Courier New" w:hint="default"/>
+      </w:rPr>
+    </w:lvl>
+    <w:lvl w:ilvl="5" w:tplc="04090005" w:tentative="1">
+      <w:start w:val="1"/>
+      <w:numFmt w:val="bullet"/>
+      <w:lvlText w:val=""/>
+      <w:lvlJc w:val="left"/>
+      <w:pPr>
+        <w:ind w:left="4320" w:hanging="360"/>
+      </w:pPr>
+      <w:rPr>
+        <w:rFonts w:ascii="Wingdings" w:hAnsi="Wingdings" w:hint="default"/>
+      </w:rPr>
+    </w:lvl>
+    <w:lvl w:ilvl="6" w:tplc="04090001" w:tentative="1">
+      <w:start w:val="1"/>
+      <w:numFmt w:val="bullet"/>
+      <w:lvlText w:val=""/>
+      <w:lvlJc w:val="left"/>
+      <w:pPr>
+        <w:ind w:left="5040" w:hanging="360"/>
+      </w:pPr>
+      <w:rPr>
+        <w:rFonts w:ascii="Symbol" w:hAnsi="Symbol" w:hint="default"/>
+      </w:rPr>
+    </w:lvl>
+    <w:lvl w:ilvl="7" w:tplc="04090003" w:tentative="1">
+      <w:start w:val="1"/>
+      <w:numFmt w:val="bullet"/>
+      <w:lvlText w:val="o"/>
+      <w:lvlJc w:val="left"/>
+      <w:pPr>
+        <w:ind w:left="5760" w:hanging="360"/>
+      </w:pPr>
+      <w:rPr>
+        <w:rFonts w:ascii="Courier New" w:hAnsi="Courier New" w:cs="Courier New" w:hint="default"/>
+      </w:rPr>
+    </w:lvl>
+    <w:lvl w:ilvl="8" w:tplc="04090005" w:tentative="1">
+      <w:start w:val="1"/>
+      <w:numFmt w:val="bullet"/>
+      <w:lvlText w:val=""/>
+      <w:lvlJc w:val="left"/>
+      <w:pPr>
+        <w:ind w:left="6480" w:hanging="360"/>
+      </w:pPr>
+      <w:rPr>
+        <w:rFonts w:ascii="Wingdings" w:hAnsi="Wingdings" w:hint="default"/>
+      </w:rPr>
     </w:lvl>
   </w:abstractNum>
   <w:num w:numId="1" w16cid:durableId="1859998430">
@@ -11134,7 +11836,42 @@
       <w:startOverride w:val="1"/>
     </w:lvlOverride>
   </w:num>
+  <w:num w:numId="25" w16cid:durableId="2085831809">
+    <w:abstractNumId w:val="11"/>
+  </w:num>
+  <w:num w:numId="26" w16cid:durableId="1093552056">
+    <w:abstractNumId w:val="5"/>
+  </w:num>
+  <w:num w:numId="27" w16cid:durableId="2129734714">
+    <w:abstractNumId w:val="3"/>
+  </w:num>
+  <w:num w:numId="28" w16cid:durableId="231047149">
+    <w:abstractNumId w:val="10"/>
+  </w:num>
+  <w:num w:numId="29" w16cid:durableId="1119760488">
+    <w:abstractNumId w:val="4"/>
+  </w:num>
+  <w:num w:numId="30" w16cid:durableId="726030470">
+    <w:abstractNumId w:val="9"/>
+  </w:num>
+  <w:num w:numId="31" w16cid:durableId="1166091168">
+    <w:abstractNumId w:val="8"/>
+  </w:num>
+  <w:num w:numId="32" w16cid:durableId="706025850">
+    <w:abstractNumId w:val="7"/>
+  </w:num>
+  <w:num w:numId="33" w16cid:durableId="695274052">
+    <w:abstractNumId w:val="6"/>
+  </w:num>
 </w:numbering>
+</file>
+
+<file path=word/people.xml><?xml version="1.0" encoding="utf-8"?>
+<w15:people xmlns:wpc="http://schemas.microsoft.com/office/word/2010/wordprocessingCanvas" xmlns:cx="http://schemas.microsoft.com/office/drawing/2014/chartex" xmlns:cx1="http://schemas.microsoft.com/office/drawing/2015/9/8/chartex" xmlns:cx2="http://schemas.microsoft.com/office/drawing/2015/10/21/chartex" xmlns:cx3="http://schemas.microsoft.com/office/drawing/2016/5/9/chartex" xmlns:cx4="http://schemas.microsoft.com/office/drawing/2016/5/10/chartex" xmlns:cx5="http://schemas.microsoft.com/office/drawing/2016/5/11/chartex" xmlns:cx6="http://schemas.microsoft.com/office/drawing/2016/5/12/chartex" xmlns:cx7="http://schemas.microsoft.com/office/drawing/2016/5/13/chartex" xmlns:cx8="http://schemas.microsoft.com/office/drawing/2016/5/14/chartex" xmlns:mc="http://schemas.openxmlformats.org/markup-compatibility/2006" xmlns:aink="http://schemas.microsoft.com/office/drawing/2016/ink" xmlns:am3d="http://schemas.microsoft.com/office/drawing/2017/model3d" xmlns:o="urn:schemas-microsoft-com:office:office" xmlns:oel="http://schemas.microsoft.com/office/2019/extlst" xmlns:r="http://schemas.openxmlformats.org/officeDocument/2006/relationships" xmlns:m="http://schemas.openxmlformats.org/officeDocument/2006/math" xmlns:v="urn:schemas-microsoft-com:vml" xmlns:wp14="http://schemas.microsoft.com/office/word/2010/wordprocessingDrawing" xmlns:wp="http://schemas.openxmlformats.org/drawingml/2006/wordprocessingDrawing" xmlns:w10="urn:schemas-microsoft-com:office:word" xmlns:w="http://schemas.openxmlformats.org/wordprocessingml/2006/main" xmlns:w14="http://schemas.microsoft.com/office/word/2010/wordml" xmlns:w15="http://schemas.microsoft.com/office/word/2012/wordml" xmlns:w16cex="http://schemas.microsoft.com/office/word/2018/wordml/cex" xmlns:w16cid="http://schemas.microsoft.com/office/word/2016/wordml/cid" xmlns:w16="http://schemas.microsoft.com/office/word/2018/wordml" xmlns:w16du="http://schemas.microsoft.com/office/word/2023/wordml/word16du" xmlns:w16sdtdh="http://schemas.microsoft.com/office/word/2020/wordml/sdtdatahash" xmlns:w16sdtfl="http://schemas.microsoft.com/office/word/2024/wordml/sdtformatlock" xmlns:w16se="http://schemas.microsoft.com/office/word/2015/wordml/symex" xmlns:wpg="http://schemas.microsoft.com/office/word/2010/wordprocessingGroup" xmlns:wpi="http://schemas.microsoft.com/office/word/2010/wordprocessingInk" xmlns:wne="http://schemas.microsoft.com/office/word/2006/wordml" xmlns:wps="http://schemas.microsoft.com/office/word/2010/wordprocessingShape" mc:Ignorable="w14 w15 w16se w16cid w16 w16cex w16sdtdh w16sdtfl w16du wp14">
+  <w15:person w15:author="Chris Dunlap">
+    <w15:presenceInfo w15:providerId="Windows Live" w15:userId="0dc6f7b395844816"/>
+  </w15:person>
+</w15:people>
 </file>
 
 <file path=word/styles.xml><?xml version="1.0" encoding="utf-8"?>
@@ -11155,6 +11892,7 @@
     </w:pPrDefault>
   </w:docDefaults>
   <w:latentStyles w:defLockedState="0" w:defUIPriority="0" w:defSemiHidden="0" w:defUnhideWhenUsed="0" w:defQFormat="0" w:count="376">
+    <w:lsdException w:name="Emphasis" w:uiPriority="20" w:qFormat="1"/>
     <w:lsdException w:name="Normal Table" w:semiHidden="1" w:unhideWhenUsed="1"/>
     <w:lsdException w:name="Table Simple 1" w:semiHidden="1" w:unhideWhenUsed="1"/>
     <w:lsdException w:name="Table Simple 2" w:semiHidden="1" w:unhideWhenUsed="1"/>
@@ -12173,6 +12911,187 @@
       <w:shd w:val="clear" w:color="auto" w:fill="E1DFDD"/>
     </w:rPr>
   </w:style>
+  <w:style w:type="character" w:styleId="CommentReference">
+    <w:name w:val="annotation reference"/>
+    <w:basedOn w:val="DefaultParagraphFont"/>
+    <w:rsid w:val="00971A3D"/>
+    <w:rPr>
+      <w:sz w:val="16"/>
+      <w:szCs w:val="16"/>
+    </w:rPr>
+  </w:style>
+  <w:style w:type="paragraph" w:styleId="CommentText">
+    <w:name w:val="annotation text"/>
+    <w:basedOn w:val="Normal"/>
+    <w:link w:val="CommentTextChar"/>
+    <w:rsid w:val="00971A3D"/>
+    <w:rPr>
+      <w:sz w:val="20"/>
+      <w:szCs w:val="20"/>
+    </w:rPr>
+  </w:style>
+  <w:style w:type="character" w:customStyle="1" w:styleId="CommentTextChar">
+    <w:name w:val="Comment Text Char"/>
+    <w:basedOn w:val="DefaultParagraphFont"/>
+    <w:link w:val="CommentText"/>
+    <w:rsid w:val="00971A3D"/>
+    <w:rPr>
+      <w:sz w:val="20"/>
+      <w:szCs w:val="20"/>
+    </w:rPr>
+  </w:style>
+  <w:style w:type="paragraph" w:styleId="CommentSubject">
+    <w:name w:val="annotation subject"/>
+    <w:basedOn w:val="CommentText"/>
+    <w:next w:val="CommentText"/>
+    <w:link w:val="CommentSubjectChar"/>
+    <w:rsid w:val="00971A3D"/>
+    <w:rPr>
+      <w:b/>
+      <w:bCs/>
+    </w:rPr>
+  </w:style>
+  <w:style w:type="character" w:customStyle="1" w:styleId="CommentSubjectChar">
+    <w:name w:val="Comment Subject Char"/>
+    <w:basedOn w:val="CommentTextChar"/>
+    <w:link w:val="CommentSubject"/>
+    <w:rsid w:val="00971A3D"/>
+    <w:rPr>
+      <w:b/>
+      <w:bCs/>
+      <w:sz w:val="20"/>
+      <w:szCs w:val="20"/>
+    </w:rPr>
+  </w:style>
+  <w:style w:type="character" w:styleId="Emphasis">
+    <w:name w:val="Emphasis"/>
+    <w:basedOn w:val="DefaultParagraphFont"/>
+    <w:uiPriority w:val="20"/>
+    <w:qFormat/>
+    <w:rsid w:val="00F44C3A"/>
+    <w:rPr>
+      <w:i/>
+      <w:iCs/>
+    </w:rPr>
+  </w:style>
+  <w:style w:type="table" w:styleId="GridTable1Light">
+    <w:name w:val="Grid Table 1 Light"/>
+    <w:basedOn w:val="TableNormal"/>
+    <w:rsid w:val="00F44C3A"/>
+    <w:pPr>
+      <w:spacing w:after="0"/>
+    </w:pPr>
+    <w:tblPr>
+      <w:tblStyleRowBandSize w:val="1"/>
+      <w:tblStyleColBandSize w:val="1"/>
+      <w:tblBorders>
+        <w:top w:val="single" w:sz="4" w:space="0" w:color="999999" w:themeColor="text1" w:themeTint="66"/>
+        <w:left w:val="single" w:sz="4" w:space="0" w:color="999999" w:themeColor="text1" w:themeTint="66"/>
+        <w:bottom w:val="single" w:sz="4" w:space="0" w:color="999999" w:themeColor="text1" w:themeTint="66"/>
+        <w:right w:val="single" w:sz="4" w:space="0" w:color="999999" w:themeColor="text1" w:themeTint="66"/>
+        <w:insideH w:val="single" w:sz="4" w:space="0" w:color="999999" w:themeColor="text1" w:themeTint="66"/>
+        <w:insideV w:val="single" w:sz="4" w:space="0" w:color="999999" w:themeColor="text1" w:themeTint="66"/>
+      </w:tblBorders>
+    </w:tblPr>
+    <w:tblStylePr w:type="firstRow">
+      <w:rPr>
+        <w:b/>
+        <w:bCs/>
+      </w:rPr>
+      <w:tblPr/>
+      <w:tcPr>
+        <w:tcBorders>
+          <w:bottom w:val="single" w:sz="12" w:space="0" w:color="666666" w:themeColor="text1" w:themeTint="99"/>
+        </w:tcBorders>
+      </w:tcPr>
+    </w:tblStylePr>
+    <w:tblStylePr w:type="lastRow">
+      <w:rPr>
+        <w:b/>
+        <w:bCs/>
+      </w:rPr>
+      <w:tblPr/>
+      <w:tcPr>
+        <w:tcBorders>
+          <w:top w:val="double" w:sz="2" w:space="0" w:color="666666" w:themeColor="text1" w:themeTint="99"/>
+        </w:tcBorders>
+      </w:tcPr>
+    </w:tblStylePr>
+    <w:tblStylePr w:type="firstCol">
+      <w:rPr>
+        <w:b/>
+        <w:bCs/>
+      </w:rPr>
+    </w:tblStylePr>
+    <w:tblStylePr w:type="lastCol">
+      <w:rPr>
+        <w:b/>
+        <w:bCs/>
+      </w:rPr>
+    </w:tblStylePr>
+  </w:style>
+  <w:style w:type="table" w:styleId="PlainTable1">
+    <w:name w:val="Plain Table 1"/>
+    <w:basedOn w:val="TableNormal"/>
+    <w:rsid w:val="00FE4F93"/>
+    <w:pPr>
+      <w:spacing w:after="0"/>
+    </w:pPr>
+    <w:tblPr>
+      <w:tblStyleRowBandSize w:val="1"/>
+      <w:tblStyleColBandSize w:val="1"/>
+      <w:tblBorders>
+        <w:top w:val="single" w:sz="4" w:space="0" w:color="BFBFBF" w:themeColor="background1" w:themeShade="BF"/>
+        <w:left w:val="single" w:sz="4" w:space="0" w:color="BFBFBF" w:themeColor="background1" w:themeShade="BF"/>
+        <w:bottom w:val="single" w:sz="4" w:space="0" w:color="BFBFBF" w:themeColor="background1" w:themeShade="BF"/>
+        <w:right w:val="single" w:sz="4" w:space="0" w:color="BFBFBF" w:themeColor="background1" w:themeShade="BF"/>
+        <w:insideH w:val="single" w:sz="4" w:space="0" w:color="BFBFBF" w:themeColor="background1" w:themeShade="BF"/>
+        <w:insideV w:val="single" w:sz="4" w:space="0" w:color="BFBFBF" w:themeColor="background1" w:themeShade="BF"/>
+      </w:tblBorders>
+    </w:tblPr>
+    <w:tblStylePr w:type="firstRow">
+      <w:rPr>
+        <w:b/>
+        <w:bCs/>
+      </w:rPr>
+    </w:tblStylePr>
+    <w:tblStylePr w:type="lastRow">
+      <w:rPr>
+        <w:b/>
+        <w:bCs/>
+      </w:rPr>
+      <w:tblPr/>
+      <w:tcPr>
+        <w:tcBorders>
+          <w:top w:val="double" w:sz="4" w:space="0" w:color="BFBFBF" w:themeColor="background1" w:themeShade="BF"/>
+        </w:tcBorders>
+      </w:tcPr>
+    </w:tblStylePr>
+    <w:tblStylePr w:type="firstCol">
+      <w:rPr>
+        <w:b/>
+        <w:bCs/>
+      </w:rPr>
+    </w:tblStylePr>
+    <w:tblStylePr w:type="lastCol">
+      <w:rPr>
+        <w:b/>
+        <w:bCs/>
+      </w:rPr>
+    </w:tblStylePr>
+    <w:tblStylePr w:type="band1Vert">
+      <w:tblPr/>
+      <w:tcPr>
+        <w:shd w:val="clear" w:color="auto" w:fill="F2F2F2" w:themeFill="background1" w:themeFillShade="F2"/>
+      </w:tcPr>
+    </w:tblStylePr>
+    <w:tblStylePr w:type="band1Horz">
+      <w:tblPr/>
+      <w:tcPr>
+        <w:shd w:val="clear" w:color="auto" w:fill="F2F2F2" w:themeFill="background1" w:themeFillShade="F2"/>
+      </w:tcPr>
+    </w:tblStylePr>
+  </w:style>
 </w:styles>
 </file>
 
